--- a/templates/plananual/DPCC 1° A 5°/DPCC 1° - PROGRAMACIÓN CURRICULAR ANUAL .docx
+++ b/templates/plananual/DPCC 1° A 5°/DPCC 1° - PROGRAMACIÓN CURRICULAR ANUAL .docx
@@ -9982,7 +9982,7 @@
     <w:tbl>
       <w:tblPr>
         <w:tblStyle w:val="Tablaconcuadrcula"/>
-        <w:tblW w:w="14850" w:type="dxa"/>
+        <w:tblW w:w="14851" w:type="dxa"/>
         <w:jc w:val="center"/>
         <w:tblBorders>
           <w:top w:val="double" w:sz="4" w:space="0" w:color="47D459" w:themeColor="accent3" w:themeTint="99"/>
@@ -9996,7 +9996,7 @@
         <w:tblLook w:val="04A0" w:firstRow="1" w:lastRow="0" w:firstColumn="1" w:lastColumn="0" w:noHBand="0" w:noVBand="1"/>
       </w:tblPr>
       <w:tblGrid>
-        <w:gridCol w:w="874"/>
+        <w:gridCol w:w="875"/>
         <w:gridCol w:w="1095"/>
         <w:gridCol w:w="1726"/>
         <w:gridCol w:w="6169"/>
@@ -10012,32 +10012,27 @@
         <w:tc>
           <w:tcPr>
             <w:tcW w:w="875" w:type="dxa"/>
-            <w:tcBorders>
-              <w:top w:val="double" w:sz="4" w:space="0" w:color="47D459" w:themeColor="accent3" w:themeTint="99"/>
-              <w:left w:val="double" w:sz="4" w:space="0" w:color="47D459" w:themeColor="accent3" w:themeTint="99"/>
-              <w:bottom w:val="double" w:sz="4" w:space="0" w:color="47D459" w:themeColor="accent3" w:themeTint="99"/>
-              <w:right w:val="double" w:sz="4" w:space="0" w:color="47D459" w:themeColor="accent3" w:themeTint="99"/>
-            </w:tcBorders>
             <w:shd w:val="clear" w:color="auto" w:fill="C1F0C7" w:themeFill="accent3" w:themeFillTint="33"/>
             <w:vAlign w:val="center"/>
-            <w:hideMark/>
-          </w:tcPr>
-          <w:p>
-            <w:pPr>
-              <w:spacing w:after="160" w:line="276" w:lineRule="auto"/>
-              <w:ind w:right="-455"/>
-              <w:rPr>
-                <w:rFonts w:ascii="Arial Nova Cond Light" w:hAnsi="Arial Nova Cond Light" w:cs="Times New Roman"/>
-                <w:b/>
-                <w:bCs/>
-                <w:color w:val="000000" w:themeColor="text1"/>
-                <w:sz w:val="20"/>
-                <w:szCs w:val="20"/>
-              </w:rPr>
-            </w:pPr>
-            <w:r>
-              <w:rPr>
-                <w:rFonts w:ascii="Arial Nova Cond Light" w:hAnsi="Arial Nova Cond Light" w:cs="Times New Roman"/>
+          </w:tcPr>
+          <w:p>
+            <w:pPr>
+              <w:pStyle w:val="Prrafodelista"/>
+              <w:ind w:left="0"/>
+              <w:jc w:val="center"/>
+              <w:rPr>
+                <w:rFonts w:ascii="Arial Nova Cond" w:hAnsi="Arial Nova Cond" w:cs="Times New Roman"/>
+                <w:b/>
+                <w:bCs/>
+                <w:color w:val="000000" w:themeColor="text1"/>
+                <w:sz w:val="20"/>
+                <w:szCs w:val="20"/>
+              </w:rPr>
+            </w:pPr>
+            <w:bookmarkStart w:id="1" w:name="_Hlk227075175"/>
+            <w:r>
+              <w:rPr>
+                <w:rFonts w:ascii="Arial Nova Cond" w:hAnsi="Arial Nova Cond" w:cs="Times New Roman"/>
                 <w:b/>
                 <w:bCs/>
                 <w:color w:val="000000" w:themeColor="text1"/>
@@ -10051,32 +10046,26 @@
         <w:tc>
           <w:tcPr>
             <w:tcW w:w="1095" w:type="dxa"/>
-            <w:tcBorders>
-              <w:top w:val="double" w:sz="4" w:space="0" w:color="47D459" w:themeColor="accent3" w:themeTint="99"/>
-              <w:left w:val="double" w:sz="4" w:space="0" w:color="47D459" w:themeColor="accent3" w:themeTint="99"/>
-              <w:bottom w:val="double" w:sz="4" w:space="0" w:color="47D459" w:themeColor="accent3" w:themeTint="99"/>
-              <w:right w:val="double" w:sz="4" w:space="0" w:color="47D459" w:themeColor="accent3" w:themeTint="99"/>
-            </w:tcBorders>
             <w:shd w:val="clear" w:color="auto" w:fill="C1F0C7" w:themeFill="accent3" w:themeFillTint="33"/>
             <w:vAlign w:val="center"/>
-            <w:hideMark/>
-          </w:tcPr>
-          <w:p>
-            <w:pPr>
-              <w:spacing w:after="160" w:line="276" w:lineRule="auto"/>
-              <w:ind w:right="-455"/>
-              <w:rPr>
-                <w:rFonts w:ascii="Arial Nova Cond Light" w:hAnsi="Arial Nova Cond Light" w:cs="Times New Roman"/>
-                <w:b/>
-                <w:bCs/>
-                <w:color w:val="000000" w:themeColor="text1"/>
-                <w:sz w:val="20"/>
-                <w:szCs w:val="20"/>
-              </w:rPr>
-            </w:pPr>
-            <w:r>
-              <w:rPr>
-                <w:rFonts w:ascii="Arial Nova Cond Light" w:hAnsi="Arial Nova Cond Light" w:cs="Times New Roman"/>
+          </w:tcPr>
+          <w:p>
+            <w:pPr>
+              <w:pStyle w:val="Prrafodelista"/>
+              <w:ind w:left="0"/>
+              <w:jc w:val="center"/>
+              <w:rPr>
+                <w:rFonts w:ascii="Arial Nova Cond" w:hAnsi="Arial Nova Cond" w:cs="Times New Roman"/>
+                <w:b/>
+                <w:bCs/>
+                <w:color w:val="000000" w:themeColor="text1"/>
+                <w:sz w:val="20"/>
+                <w:szCs w:val="20"/>
+              </w:rPr>
+            </w:pPr>
+            <w:r>
+              <w:rPr>
+                <w:rFonts w:ascii="Arial Nova Cond" w:hAnsi="Arial Nova Cond" w:cs="Times New Roman"/>
                 <w:b/>
                 <w:bCs/>
                 <w:color w:val="000000" w:themeColor="text1"/>
@@ -10090,32 +10079,26 @@
         <w:tc>
           <w:tcPr>
             <w:tcW w:w="1726" w:type="dxa"/>
-            <w:tcBorders>
-              <w:top w:val="double" w:sz="4" w:space="0" w:color="47D459" w:themeColor="accent3" w:themeTint="99"/>
-              <w:left w:val="double" w:sz="4" w:space="0" w:color="47D459" w:themeColor="accent3" w:themeTint="99"/>
-              <w:bottom w:val="double" w:sz="4" w:space="0" w:color="47D459" w:themeColor="accent3" w:themeTint="99"/>
-              <w:right w:val="double" w:sz="4" w:space="0" w:color="47D459" w:themeColor="accent3" w:themeTint="99"/>
-            </w:tcBorders>
             <w:shd w:val="clear" w:color="auto" w:fill="C1F0C7" w:themeFill="accent3" w:themeFillTint="33"/>
             <w:vAlign w:val="center"/>
-            <w:hideMark/>
-          </w:tcPr>
-          <w:p>
-            <w:pPr>
-              <w:spacing w:after="160" w:line="276" w:lineRule="auto"/>
-              <w:ind w:right="-455"/>
-              <w:rPr>
-                <w:rFonts w:ascii="Arial Nova Cond Light" w:hAnsi="Arial Nova Cond Light" w:cs="Times New Roman"/>
-                <w:b/>
-                <w:bCs/>
-                <w:color w:val="000000" w:themeColor="text1"/>
-                <w:sz w:val="20"/>
-                <w:szCs w:val="20"/>
-              </w:rPr>
-            </w:pPr>
-            <w:r>
-              <w:rPr>
-                <w:rFonts w:ascii="Arial Nova Cond Light" w:hAnsi="Arial Nova Cond Light" w:cs="Times New Roman"/>
+          </w:tcPr>
+          <w:p>
+            <w:pPr>
+              <w:pStyle w:val="Prrafodelista"/>
+              <w:ind w:left="0"/>
+              <w:jc w:val="center"/>
+              <w:rPr>
+                <w:rFonts w:ascii="Arial Nova Cond" w:hAnsi="Arial Nova Cond" w:cs="Times New Roman"/>
+                <w:b/>
+                <w:bCs/>
+                <w:color w:val="000000" w:themeColor="text1"/>
+                <w:sz w:val="20"/>
+                <w:szCs w:val="20"/>
+              </w:rPr>
+            </w:pPr>
+            <w:r>
+              <w:rPr>
+                <w:rFonts w:ascii="Arial Nova Cond" w:hAnsi="Arial Nova Cond" w:cs="Times New Roman"/>
                 <w:b/>
                 <w:bCs/>
                 <w:color w:val="000000" w:themeColor="text1"/>
@@ -10129,110 +10112,147 @@
         <w:tc>
           <w:tcPr>
             <w:tcW w:w="6169" w:type="dxa"/>
-            <w:tcBorders>
-              <w:top w:val="double" w:sz="4" w:space="0" w:color="47D459" w:themeColor="accent3" w:themeTint="99"/>
-              <w:left w:val="double" w:sz="4" w:space="0" w:color="47D459" w:themeColor="accent3" w:themeTint="99"/>
-              <w:bottom w:val="double" w:sz="4" w:space="0" w:color="47D459" w:themeColor="accent3" w:themeTint="99"/>
-              <w:right w:val="double" w:sz="4" w:space="0" w:color="47D459" w:themeColor="accent3" w:themeTint="99"/>
-            </w:tcBorders>
             <w:shd w:val="clear" w:color="auto" w:fill="C1F0C7" w:themeFill="accent3" w:themeFillTint="33"/>
             <w:vAlign w:val="center"/>
-            <w:hideMark/>
-          </w:tcPr>
-          <w:p>
-            <w:pPr>
-              <w:spacing w:after="160" w:line="276" w:lineRule="auto"/>
-              <w:ind w:right="-455"/>
-              <w:rPr>
-                <w:rFonts w:ascii="Arial Nova Cond Light" w:hAnsi="Arial Nova Cond Light" w:cs="Times New Roman"/>
-                <w:b/>
-                <w:bCs/>
-                <w:color w:val="000000" w:themeColor="text1"/>
-                <w:sz w:val="20"/>
-                <w:szCs w:val="20"/>
-              </w:rPr>
-            </w:pPr>
-            <w:r>
-              <w:rPr>
-                <w:rFonts w:ascii="Arial Nova Cond Light" w:hAnsi="Arial Nova Cond Light" w:cs="Times New Roman"/>
-                <w:b/>
-                <w:bCs/>
-                <w:color w:val="000000" w:themeColor="text1"/>
-                <w:sz w:val="20"/>
-                <w:szCs w:val="20"/>
-              </w:rPr>
-              <w:t>SITUACIÓN SIGNIFICATIVA</w:t>
+          </w:tcPr>
+          <w:p>
+            <w:pPr>
+              <w:pStyle w:val="Prrafodelista"/>
+              <w:ind w:left="0"/>
+              <w:jc w:val="center"/>
+              <w:rPr>
+                <w:rFonts w:ascii="Arial Nova Cond" w:hAnsi="Arial Nova Cond" w:cs="Times New Roman"/>
+                <w:b/>
+                <w:bCs/>
+                <w:color w:val="000000" w:themeColor="text1"/>
+                <w:sz w:val="20"/>
+                <w:szCs w:val="20"/>
+              </w:rPr>
+            </w:pPr>
+            <w:r>
+              <w:rPr>
+                <w:rFonts w:ascii="Arial Nova Cond" w:hAnsi="Arial Nova Cond" w:cs="Times New Roman"/>
+                <w:b/>
+                <w:bCs/>
+                <w:color w:val="000000" w:themeColor="text1"/>
+                <w:sz w:val="20"/>
+                <w:szCs w:val="20"/>
+              </w:rPr>
+              <w:t>SITUACIÓN SIGNIF</w:t>
+            </w:r>
+            <w:r>
+              <w:rPr>
+                <w:rFonts w:ascii="Arial Nova Cond" w:hAnsi="Arial Nova Cond" w:cs="Times New Roman"/>
+                <w:b/>
+                <w:bCs/>
+                <w:color w:val="000000" w:themeColor="text1"/>
+                <w:sz w:val="20"/>
+                <w:szCs w:val="20"/>
+              </w:rPr>
+              <w:t>I</w:t>
+            </w:r>
+            <w:r>
+              <w:rPr>
+                <w:rFonts w:ascii="Arial Nova Cond" w:hAnsi="Arial Nova Cond" w:cs="Times New Roman"/>
+                <w:b/>
+                <w:bCs/>
+                <w:color w:val="000000" w:themeColor="text1"/>
+                <w:sz w:val="20"/>
+                <w:szCs w:val="20"/>
+              </w:rPr>
+              <w:t>CATIVA</w:t>
             </w:r>
           </w:p>
         </w:tc>
         <w:tc>
           <w:tcPr>
             <w:tcW w:w="2015" w:type="dxa"/>
-            <w:tcBorders>
-              <w:top w:val="double" w:sz="4" w:space="0" w:color="47D459" w:themeColor="accent3" w:themeTint="99"/>
-              <w:left w:val="double" w:sz="4" w:space="0" w:color="47D459" w:themeColor="accent3" w:themeTint="99"/>
-              <w:bottom w:val="double" w:sz="4" w:space="0" w:color="47D459" w:themeColor="accent3" w:themeTint="99"/>
-              <w:right w:val="double" w:sz="4" w:space="0" w:color="47D459" w:themeColor="accent3" w:themeTint="99"/>
-            </w:tcBorders>
             <w:shd w:val="clear" w:color="auto" w:fill="C1F0C7" w:themeFill="accent3" w:themeFillTint="33"/>
             <w:vAlign w:val="center"/>
-            <w:hideMark/>
-          </w:tcPr>
-          <w:p>
-            <w:pPr>
-              <w:spacing w:after="160" w:line="276" w:lineRule="auto"/>
-              <w:ind w:right="-455"/>
-              <w:rPr>
-                <w:rFonts w:ascii="Arial Nova Cond Light" w:hAnsi="Arial Nova Cond Light" w:cs="Times New Roman"/>
-                <w:b/>
-                <w:bCs/>
-                <w:color w:val="000000" w:themeColor="text1"/>
-                <w:sz w:val="20"/>
-                <w:szCs w:val="20"/>
-              </w:rPr>
-            </w:pPr>
-            <w:r>
-              <w:rPr>
-                <w:rFonts w:ascii="Arial Nova Cond Light" w:hAnsi="Arial Nova Cond Light" w:cs="Times New Roman"/>
-                <w:b/>
-                <w:bCs/>
-                <w:color w:val="000000" w:themeColor="text1"/>
-                <w:sz w:val="20"/>
-                <w:szCs w:val="20"/>
-              </w:rPr>
-              <w:t>TÍTULO DE LA UNIDAD DIDÁCTICA.</w:t>
+          </w:tcPr>
+          <w:p>
+            <w:pPr>
+              <w:pStyle w:val="Prrafodelista"/>
+              <w:ind w:left="0"/>
+              <w:jc w:val="center"/>
+              <w:rPr>
+                <w:rFonts w:ascii="Arial Nova Cond" w:hAnsi="Arial Nova Cond" w:cs="Times New Roman"/>
+                <w:b/>
+                <w:bCs/>
+                <w:color w:val="000000" w:themeColor="text1"/>
+                <w:sz w:val="20"/>
+                <w:szCs w:val="20"/>
+              </w:rPr>
+            </w:pPr>
+            <w:r>
+              <w:rPr>
+                <w:rFonts w:ascii="Arial Nova Cond" w:hAnsi="Arial Nova Cond" w:cs="Times New Roman"/>
+                <w:b/>
+                <w:bCs/>
+                <w:color w:val="000000" w:themeColor="text1"/>
+                <w:sz w:val="20"/>
+                <w:szCs w:val="20"/>
+              </w:rPr>
+              <w:t>TÍTULO DE LA UNIDAD DID</w:t>
+            </w:r>
+            <w:r>
+              <w:rPr>
+                <w:rFonts w:ascii="Arial Nova Cond" w:hAnsi="Arial Nova Cond" w:cs="Times New Roman"/>
+                <w:b/>
+                <w:bCs/>
+                <w:color w:val="000000" w:themeColor="text1"/>
+                <w:sz w:val="20"/>
+                <w:szCs w:val="20"/>
+              </w:rPr>
+              <w:t>Á</w:t>
+            </w:r>
+            <w:r>
+              <w:rPr>
+                <w:rFonts w:ascii="Arial Nova Cond" w:hAnsi="Arial Nova Cond" w:cs="Times New Roman"/>
+                <w:b/>
+                <w:bCs/>
+                <w:color w:val="000000" w:themeColor="text1"/>
+                <w:sz w:val="20"/>
+                <w:szCs w:val="20"/>
+              </w:rPr>
+              <w:t>CTICA</w:t>
+            </w:r>
+            <w:r>
+              <w:rPr>
+                <w:rFonts w:ascii="Arial Nova Cond" w:hAnsi="Arial Nova Cond" w:cs="Times New Roman"/>
+                <w:b/>
+                <w:bCs/>
+                <w:color w:val="000000" w:themeColor="text1"/>
+                <w:sz w:val="20"/>
+                <w:szCs w:val="20"/>
+              </w:rPr>
+              <w:t>.</w:t>
             </w:r>
           </w:p>
         </w:tc>
         <w:tc>
           <w:tcPr>
             <w:tcW w:w="1634" w:type="dxa"/>
-            <w:tcBorders>
-              <w:top w:val="double" w:sz="4" w:space="0" w:color="47D459" w:themeColor="accent3" w:themeTint="99"/>
-              <w:left w:val="double" w:sz="4" w:space="0" w:color="47D459" w:themeColor="accent3" w:themeTint="99"/>
-              <w:bottom w:val="double" w:sz="4" w:space="0" w:color="47D459" w:themeColor="accent3" w:themeTint="99"/>
-              <w:right w:val="double" w:sz="4" w:space="0" w:color="47D459" w:themeColor="accent3" w:themeTint="99"/>
-            </w:tcBorders>
             <w:shd w:val="clear" w:color="auto" w:fill="C1F0C7" w:themeFill="accent3" w:themeFillTint="33"/>
             <w:vAlign w:val="center"/>
-            <w:hideMark/>
-          </w:tcPr>
-          <w:p>
-            <w:pPr>
-              <w:spacing w:after="160" w:line="276" w:lineRule="auto"/>
-              <w:ind w:right="-455"/>
-              <w:rPr>
-                <w:rFonts w:ascii="Arial Nova Cond Light" w:hAnsi="Arial Nova Cond Light" w:cs="Times New Roman"/>
-                <w:b/>
-                <w:bCs/>
-                <w:color w:val="000000" w:themeColor="text1"/>
-                <w:sz w:val="20"/>
-                <w:szCs w:val="20"/>
-              </w:rPr>
-            </w:pPr>
-            <w:r>
-              <w:rPr>
-                <w:rFonts w:ascii="Arial Nova Cond Light" w:hAnsi="Arial Nova Cond Light" w:cs="Times New Roman"/>
+          </w:tcPr>
+          <w:p>
+            <w:pPr>
+              <w:pStyle w:val="Prrafodelista"/>
+              <w:ind w:left="0"/>
+              <w:jc w:val="center"/>
+              <w:rPr>
+                <w:rFonts w:ascii="Arial Nova Cond" w:hAnsi="Arial Nova Cond" w:cs="Times New Roman"/>
+                <w:b/>
+                <w:bCs/>
+                <w:color w:val="000000" w:themeColor="text1"/>
+                <w:sz w:val="20"/>
+                <w:szCs w:val="20"/>
+              </w:rPr>
+            </w:pPr>
+            <w:r>
+              <w:rPr>
+                <w:rFonts w:ascii="Arial Nova Cond" w:hAnsi="Arial Nova Cond" w:cs="Times New Roman"/>
                 <w:b/>
                 <w:bCs/>
                 <w:color w:val="000000" w:themeColor="text1"/>
@@ -10246,32 +10266,26 @@
         <w:tc>
           <w:tcPr>
             <w:tcW w:w="1337" w:type="dxa"/>
-            <w:tcBorders>
-              <w:top w:val="double" w:sz="4" w:space="0" w:color="47D459" w:themeColor="accent3" w:themeTint="99"/>
-              <w:left w:val="double" w:sz="4" w:space="0" w:color="47D459" w:themeColor="accent3" w:themeTint="99"/>
-              <w:bottom w:val="double" w:sz="4" w:space="0" w:color="47D459" w:themeColor="accent3" w:themeTint="99"/>
-              <w:right w:val="double" w:sz="4" w:space="0" w:color="47D459" w:themeColor="accent3" w:themeTint="99"/>
-            </w:tcBorders>
             <w:shd w:val="clear" w:color="auto" w:fill="C1F0C7" w:themeFill="accent3" w:themeFillTint="33"/>
             <w:vAlign w:val="center"/>
-            <w:hideMark/>
-          </w:tcPr>
-          <w:p>
-            <w:pPr>
-              <w:spacing w:after="160" w:line="276" w:lineRule="auto"/>
-              <w:ind w:right="-455"/>
-              <w:rPr>
-                <w:rFonts w:ascii="Arial Nova Cond Light" w:hAnsi="Arial Nova Cond Light" w:cs="Times New Roman"/>
-                <w:b/>
-                <w:bCs/>
-                <w:color w:val="000000" w:themeColor="text1"/>
-                <w:sz w:val="20"/>
-                <w:szCs w:val="20"/>
-              </w:rPr>
-            </w:pPr>
-            <w:r>
-              <w:rPr>
-                <w:rFonts w:ascii="Arial Nova Cond Light" w:hAnsi="Arial Nova Cond Light" w:cs="Times New Roman"/>
+          </w:tcPr>
+          <w:p>
+            <w:pPr>
+              <w:pStyle w:val="Prrafodelista"/>
+              <w:ind w:left="0"/>
+              <w:jc w:val="center"/>
+              <w:rPr>
+                <w:rFonts w:ascii="Arial Nova Cond" w:hAnsi="Arial Nova Cond" w:cs="Times New Roman"/>
+                <w:b/>
+                <w:bCs/>
+                <w:color w:val="000000" w:themeColor="text1"/>
+                <w:sz w:val="20"/>
+                <w:szCs w:val="20"/>
+              </w:rPr>
+            </w:pPr>
+            <w:r>
+              <w:rPr>
+                <w:rFonts w:ascii="Arial Nova Cond" w:hAnsi="Arial Nova Cond" w:cs="Times New Roman"/>
                 <w:b/>
                 <w:bCs/>
                 <w:color w:val="000000" w:themeColor="text1"/>
@@ -10292,24 +10306,23 @@
           <w:tcPr>
             <w:tcW w:w="875" w:type="dxa"/>
             <w:vMerge w:val="restart"/>
-            <w:tcBorders>
-              <w:top w:val="double" w:sz="4" w:space="0" w:color="47D459" w:themeColor="accent3" w:themeTint="99"/>
-              <w:left w:val="double" w:sz="4" w:space="0" w:color="47D459" w:themeColor="accent3" w:themeTint="99"/>
-              <w:bottom w:val="double" w:sz="4" w:space="0" w:color="47D459" w:themeColor="accent3" w:themeTint="99"/>
-              <w:right w:val="double" w:sz="4" w:space="0" w:color="47D459" w:themeColor="accent3" w:themeTint="99"/>
-            </w:tcBorders>
-            <w:vAlign w:val="center"/>
-            <w:hideMark/>
-          </w:tcPr>
-          <w:p>
-            <w:pPr>
-              <w:spacing w:after="160" w:line="276" w:lineRule="auto"/>
-              <w:ind w:right="-455"/>
-              <w:rPr>
-                <w:rFonts w:ascii="Arial Nova Cond Light" w:hAnsi="Arial Nova Cond Light" w:cs="Times New Roman"/>
-                <w:b/>
-                <w:bCs/>
-                <w:color w:val="000000" w:themeColor="text1"/>
+            <w:vAlign w:val="center"/>
+          </w:tcPr>
+          <w:p>
+            <w:pPr>
+              <w:pStyle w:val="Prrafodelista"/>
+              <w:tabs>
+                <w:tab w:val="left" w:pos="0"/>
+                <w:tab w:val="left" w:pos="142"/>
+                <w:tab w:val="left" w:pos="284"/>
+              </w:tabs>
+              <w:spacing w:line="276" w:lineRule="auto"/>
+              <w:ind w:left="0"/>
+              <w:jc w:val="center"/>
+              <w:rPr>
+                <w:rFonts w:ascii="Arial Nova Cond" w:eastAsia="Calibri" w:hAnsi="Arial Nova Cond" w:cs="Times New Roman"/>
+                <w:b/>
+                <w:bCs/>
                 <w:sz w:val="20"/>
                 <w:szCs w:val="20"/>
                 <w:lang w:val="es-ES_tradnl"/>
@@ -10317,10 +10330,9 @@
             </w:pPr>
             <w:r>
               <w:rPr>
-                <w:rFonts w:ascii="Arial Nova Cond Light" w:hAnsi="Arial Nova Cond Light" w:cs="Times New Roman"/>
-                <w:b/>
-                <w:bCs/>
-                <w:color w:val="000000" w:themeColor="text1"/>
+                <w:rFonts w:ascii="Arial Nova Cond" w:eastAsia="Calibri" w:hAnsi="Arial Nova Cond" w:cs="Times New Roman"/>
+                <w:b/>
+                <w:bCs/>
                 <w:sz w:val="20"/>
                 <w:szCs w:val="20"/>
                 <w:lang w:val="es-ES_tradnl"/>
@@ -10332,24 +10344,23 @@
         <w:tc>
           <w:tcPr>
             <w:tcW w:w="1095" w:type="dxa"/>
-            <w:tcBorders>
-              <w:top w:val="double" w:sz="4" w:space="0" w:color="47D459" w:themeColor="accent3" w:themeTint="99"/>
-              <w:left w:val="double" w:sz="4" w:space="0" w:color="47D459" w:themeColor="accent3" w:themeTint="99"/>
-              <w:bottom w:val="double" w:sz="4" w:space="0" w:color="47D459" w:themeColor="accent3" w:themeTint="99"/>
-              <w:right w:val="double" w:sz="4" w:space="0" w:color="47D459" w:themeColor="accent3" w:themeTint="99"/>
-            </w:tcBorders>
-            <w:vAlign w:val="center"/>
-            <w:hideMark/>
-          </w:tcPr>
-          <w:p>
-            <w:pPr>
-              <w:spacing w:after="160" w:line="276" w:lineRule="auto"/>
-              <w:ind w:right="-455"/>
-              <w:rPr>
-                <w:rFonts w:ascii="Arial Nova Cond Light" w:hAnsi="Arial Nova Cond Light" w:cs="Times New Roman"/>
-                <w:b/>
-                <w:bCs/>
-                <w:color w:val="000000" w:themeColor="text1"/>
+            <w:vAlign w:val="center"/>
+          </w:tcPr>
+          <w:p>
+            <w:pPr>
+              <w:pStyle w:val="Prrafodelista"/>
+              <w:tabs>
+                <w:tab w:val="left" w:pos="0"/>
+                <w:tab w:val="left" w:pos="142"/>
+                <w:tab w:val="left" w:pos="284"/>
+              </w:tabs>
+              <w:spacing w:line="276" w:lineRule="auto"/>
+              <w:ind w:left="0"/>
+              <w:jc w:val="center"/>
+              <w:rPr>
+                <w:rFonts w:ascii="Arial Nova Cond" w:eastAsia="Calibri" w:hAnsi="Arial Nova Cond" w:cs="Times New Roman"/>
+                <w:b/>
+                <w:bCs/>
                 <w:sz w:val="20"/>
                 <w:szCs w:val="20"/>
                 <w:lang w:val="es-ES_tradnl"/>
@@ -10357,10 +10368,9 @@
             </w:pPr>
             <w:r>
               <w:rPr>
-                <w:rFonts w:ascii="Arial Nova Cond Light" w:hAnsi="Arial Nova Cond Light" w:cs="Times New Roman"/>
-                <w:b/>
-                <w:bCs/>
-                <w:color w:val="000000" w:themeColor="text1"/>
+                <w:rFonts w:ascii="Arial Nova Cond" w:eastAsia="Calibri" w:hAnsi="Arial Nova Cond" w:cs="Times New Roman"/>
+                <w:b/>
+                <w:bCs/>
                 <w:sz w:val="20"/>
                 <w:szCs w:val="20"/>
                 <w:lang w:val="es-ES_tradnl"/>
@@ -10372,24 +10382,21 @@
         <w:tc>
           <w:tcPr>
             <w:tcW w:w="1726" w:type="dxa"/>
-            <w:tcBorders>
-              <w:top w:val="double" w:sz="4" w:space="0" w:color="47D459" w:themeColor="accent3" w:themeTint="99"/>
-              <w:left w:val="double" w:sz="4" w:space="0" w:color="47D459" w:themeColor="accent3" w:themeTint="99"/>
-              <w:bottom w:val="double" w:sz="4" w:space="0" w:color="47D459" w:themeColor="accent3" w:themeTint="99"/>
-              <w:right w:val="double" w:sz="4" w:space="0" w:color="47D459" w:themeColor="accent3" w:themeTint="99"/>
-            </w:tcBorders>
-            <w:vAlign w:val="center"/>
-            <w:hideMark/>
-          </w:tcPr>
-          <w:p>
-            <w:pPr>
-              <w:spacing w:after="160" w:line="276" w:lineRule="auto"/>
-              <w:ind w:right="-455"/>
-              <w:rPr>
-                <w:rFonts w:ascii="Arial Nova Cond Light" w:hAnsi="Arial Nova Cond Light" w:cs="Times New Roman"/>
-                <w:b/>
-                <w:bCs/>
-                <w:color w:val="000000" w:themeColor="text1"/>
+            <w:vAlign w:val="center"/>
+          </w:tcPr>
+          <w:p>
+            <w:pPr>
+              <w:pStyle w:val="Prrafodelista"/>
+              <w:tabs>
+                <w:tab w:val="left" w:pos="0"/>
+                <w:tab w:val="left" w:pos="142"/>
+                <w:tab w:val="left" w:pos="284"/>
+              </w:tabs>
+              <w:spacing w:line="276" w:lineRule="auto"/>
+              <w:ind w:left="0"/>
+              <w:jc w:val="both"/>
+              <w:rPr>
+                <w:rFonts w:ascii="Arial Nova Cond" w:eastAsia="Calibri" w:hAnsi="Arial Nova Cond" w:cs="Times New Roman"/>
                 <w:sz w:val="20"/>
                 <w:szCs w:val="20"/>
                 <w:lang w:val="es-ES_tradnl"/>
@@ -10397,10 +10404,7 @@
             </w:pPr>
             <w:r>
               <w:rPr>
-                <w:rFonts w:ascii="Arial Nova Cond Light" w:hAnsi="Arial Nova Cond Light" w:cs="Times New Roman"/>
-                <w:b/>
-                <w:bCs/>
-                <w:color w:val="000000" w:themeColor="text1"/>
+                <w:rFonts w:ascii="Arial Nova Cond" w:eastAsia="Calibri" w:hAnsi="Arial Nova Cond" w:cs="Times New Roman"/>
                 <w:sz w:val="20"/>
                 <w:szCs w:val="20"/>
                 <w:lang w:val="es-ES_tradnl"/>
@@ -10412,24 +10416,21 @@
         <w:tc>
           <w:tcPr>
             <w:tcW w:w="6169" w:type="dxa"/>
-            <w:tcBorders>
-              <w:top w:val="double" w:sz="4" w:space="0" w:color="47D459" w:themeColor="accent3" w:themeTint="99"/>
-              <w:left w:val="double" w:sz="4" w:space="0" w:color="47D459" w:themeColor="accent3" w:themeTint="99"/>
-              <w:bottom w:val="double" w:sz="4" w:space="0" w:color="47D459" w:themeColor="accent3" w:themeTint="99"/>
-              <w:right w:val="double" w:sz="4" w:space="0" w:color="47D459" w:themeColor="accent3" w:themeTint="99"/>
-            </w:tcBorders>
-            <w:vAlign w:val="center"/>
-            <w:hideMark/>
-          </w:tcPr>
-          <w:p>
-            <w:pPr>
-              <w:spacing w:after="160" w:line="276" w:lineRule="auto"/>
-              <w:ind w:right="-455"/>
-              <w:rPr>
-                <w:rFonts w:ascii="Arial Nova Cond Light" w:hAnsi="Arial Nova Cond Light" w:cs="Times New Roman"/>
-                <w:b/>
-                <w:bCs/>
-                <w:color w:val="000000" w:themeColor="text1"/>
+            <w:vAlign w:val="center"/>
+          </w:tcPr>
+          <w:p>
+            <w:pPr>
+              <w:pStyle w:val="Prrafodelista"/>
+              <w:tabs>
+                <w:tab w:val="left" w:pos="0"/>
+                <w:tab w:val="left" w:pos="142"/>
+                <w:tab w:val="left" w:pos="284"/>
+              </w:tabs>
+              <w:spacing w:line="276" w:lineRule="auto"/>
+              <w:ind w:left="0"/>
+              <w:jc w:val="both"/>
+              <w:rPr>
+                <w:rFonts w:ascii="Arial Nova Cond" w:eastAsia="Calibri" w:hAnsi="Arial Nova Cond" w:cs="Times New Roman"/>
                 <w:sz w:val="20"/>
                 <w:szCs w:val="20"/>
                 <w:lang w:val="es-ES_tradnl"/>
@@ -10437,10 +10438,7 @@
             </w:pPr>
             <w:r>
               <w:rPr>
-                <w:rFonts w:ascii="Arial Nova Cond Light" w:hAnsi="Arial Nova Cond Light" w:cs="Times New Roman"/>
-                <w:b/>
-                <w:bCs/>
-                <w:color w:val="000000" w:themeColor="text1"/>
+                <w:rFonts w:ascii="Arial Nova Cond" w:eastAsia="Calibri" w:hAnsi="Arial Nova Cond" w:cs="Times New Roman"/>
                 <w:sz w:val="20"/>
                 <w:szCs w:val="20"/>
                 <w:lang w:val="es-ES_tradnl"/>
@@ -10452,34 +10450,27 @@
         <w:tc>
           <w:tcPr>
             <w:tcW w:w="2015" w:type="dxa"/>
-            <w:tcBorders>
-              <w:top w:val="double" w:sz="4" w:space="0" w:color="47D459" w:themeColor="accent3" w:themeTint="99"/>
-              <w:left w:val="double" w:sz="4" w:space="0" w:color="47D459" w:themeColor="accent3" w:themeTint="99"/>
-              <w:bottom w:val="double" w:sz="4" w:space="0" w:color="47D459" w:themeColor="accent3" w:themeTint="99"/>
-              <w:right w:val="double" w:sz="4" w:space="0" w:color="47D459" w:themeColor="accent3" w:themeTint="99"/>
-            </w:tcBorders>
-            <w:vAlign w:val="center"/>
-            <w:hideMark/>
-          </w:tcPr>
-          <w:p>
-            <w:pPr>
-              <w:spacing w:after="160" w:line="276" w:lineRule="auto"/>
-              <w:ind w:right="-455"/>
-              <w:rPr>
-                <w:rFonts w:ascii="Arial Nova Cond Light" w:hAnsi="Arial Nova Cond Light" w:cs="Times New Roman"/>
-                <w:b/>
-                <w:bCs/>
-                <w:color w:val="000000" w:themeColor="text1"/>
-                <w:sz w:val="20"/>
-                <w:szCs w:val="20"/>
-              </w:rPr>
-            </w:pPr>
-            <w:r>
-              <w:rPr>
-                <w:rFonts w:ascii="Arial Nova Cond Light" w:hAnsi="Arial Nova Cond Light" w:cs="Times New Roman"/>
-                <w:b/>
-                <w:bCs/>
-                <w:color w:val="000000" w:themeColor="text1"/>
+            <w:vAlign w:val="center"/>
+          </w:tcPr>
+          <w:p>
+            <w:pPr>
+              <w:autoSpaceDE w:val="0"/>
+              <w:autoSpaceDN w:val="0"/>
+              <w:adjustRightInd w:val="0"/>
+              <w:jc w:val="center"/>
+              <w:rPr>
+                <w:rFonts w:ascii="Arial Nova Cond" w:hAnsi="Arial Nova Cond" w:cs="Arial"/>
+                <w:color w:val="000000"/>
+                <w:kern w:val="0"/>
+                <w:sz w:val="20"/>
+                <w:szCs w:val="20"/>
+              </w:rPr>
+            </w:pPr>
+            <w:r>
+              <w:rPr>
+                <w:rFonts w:ascii="Arial Nova Cond" w:hAnsi="Arial Nova Cond" w:cs="Arial"/>
+                <w:color w:val="000000"/>
+                <w:kern w:val="0"/>
                 <w:sz w:val="20"/>
                 <w:szCs w:val="20"/>
               </w:rPr>
@@ -10490,34 +10481,27 @@
         <w:tc>
           <w:tcPr>
             <w:tcW w:w="1634" w:type="dxa"/>
-            <w:tcBorders>
-              <w:top w:val="double" w:sz="4" w:space="0" w:color="47D459" w:themeColor="accent3" w:themeTint="99"/>
-              <w:left w:val="double" w:sz="4" w:space="0" w:color="47D459" w:themeColor="accent3" w:themeTint="99"/>
-              <w:bottom w:val="double" w:sz="4" w:space="0" w:color="47D459" w:themeColor="accent3" w:themeTint="99"/>
-              <w:right w:val="double" w:sz="4" w:space="0" w:color="47D459" w:themeColor="accent3" w:themeTint="99"/>
-            </w:tcBorders>
-            <w:vAlign w:val="center"/>
-            <w:hideMark/>
-          </w:tcPr>
-          <w:p>
-            <w:pPr>
-              <w:spacing w:after="160" w:line="276" w:lineRule="auto"/>
-              <w:ind w:right="-455"/>
-              <w:rPr>
-                <w:rFonts w:ascii="Arial Nova Cond Light" w:hAnsi="Arial Nova Cond Light" w:cs="Times New Roman"/>
-                <w:b/>
-                <w:bCs/>
-                <w:color w:val="000000" w:themeColor="text1"/>
-                <w:sz w:val="20"/>
-                <w:szCs w:val="20"/>
-              </w:rPr>
-            </w:pPr>
-            <w:r>
-              <w:rPr>
-                <w:rFonts w:ascii="Arial Nova Cond Light" w:hAnsi="Arial Nova Cond Light" w:cs="Times New Roman"/>
-                <w:b/>
-                <w:bCs/>
-                <w:color w:val="000000" w:themeColor="text1"/>
+            <w:vAlign w:val="center"/>
+          </w:tcPr>
+          <w:p>
+            <w:pPr>
+              <w:autoSpaceDE w:val="0"/>
+              <w:autoSpaceDN w:val="0"/>
+              <w:adjustRightInd w:val="0"/>
+              <w:jc w:val="both"/>
+              <w:rPr>
+                <w:rFonts w:ascii="Arial Nova Cond" w:hAnsi="Arial Nova Cond" w:cs="Arial"/>
+                <w:color w:val="000000"/>
+                <w:kern w:val="0"/>
+                <w:sz w:val="20"/>
+                <w:szCs w:val="20"/>
+              </w:rPr>
+            </w:pPr>
+            <w:r>
+              <w:rPr>
+                <w:rFonts w:ascii="Arial Nova Cond" w:hAnsi="Arial Nova Cond" w:cs="Arial"/>
+                <w:color w:val="000000"/>
+                <w:kern w:val="0"/>
                 <w:sz w:val="20"/>
                 <w:szCs w:val="20"/>
               </w:rPr>
@@ -10528,34 +10512,27 @@
         <w:tc>
           <w:tcPr>
             <w:tcW w:w="1337" w:type="dxa"/>
-            <w:tcBorders>
-              <w:top w:val="double" w:sz="4" w:space="0" w:color="47D459" w:themeColor="accent3" w:themeTint="99"/>
-              <w:left w:val="double" w:sz="4" w:space="0" w:color="47D459" w:themeColor="accent3" w:themeTint="99"/>
-              <w:bottom w:val="double" w:sz="4" w:space="0" w:color="47D459" w:themeColor="accent3" w:themeTint="99"/>
-              <w:right w:val="double" w:sz="4" w:space="0" w:color="47D459" w:themeColor="accent3" w:themeTint="99"/>
-            </w:tcBorders>
-            <w:vAlign w:val="center"/>
-            <w:hideMark/>
-          </w:tcPr>
-          <w:p>
-            <w:pPr>
-              <w:spacing w:after="160" w:line="276" w:lineRule="auto"/>
-              <w:ind w:right="-455"/>
-              <w:rPr>
-                <w:rFonts w:ascii="Arial Nova Cond Light" w:hAnsi="Arial Nova Cond Light" w:cs="Times New Roman"/>
-                <w:b/>
-                <w:bCs/>
-                <w:color w:val="000000" w:themeColor="text1"/>
-                <w:sz w:val="20"/>
-                <w:szCs w:val="20"/>
-              </w:rPr>
-            </w:pPr>
-            <w:r>
-              <w:rPr>
-                <w:rFonts w:ascii="Arial Nova Cond Light" w:hAnsi="Arial Nova Cond Light" w:cs="Times New Roman"/>
-                <w:b/>
-                <w:bCs/>
-                <w:color w:val="000000" w:themeColor="text1"/>
+            <w:vAlign w:val="center"/>
+          </w:tcPr>
+          <w:p>
+            <w:pPr>
+              <w:autoSpaceDE w:val="0"/>
+              <w:autoSpaceDN w:val="0"/>
+              <w:adjustRightInd w:val="0"/>
+              <w:jc w:val="center"/>
+              <w:rPr>
+                <w:rFonts w:ascii="Arial Nova Cond" w:hAnsi="Arial Nova Cond" w:cs="Arial"/>
+                <w:color w:val="000000"/>
+                <w:kern w:val="0"/>
+                <w:sz w:val="20"/>
+                <w:szCs w:val="20"/>
+              </w:rPr>
+            </w:pPr>
+            <w:r>
+              <w:rPr>
+                <w:rFonts w:ascii="Arial Nova Cond" w:hAnsi="Arial Nova Cond" w:cs="Arial"/>
+                <w:color w:val="000000"/>
+                <w:kern w:val="0"/>
                 <w:sz w:val="20"/>
                 <w:szCs w:val="20"/>
               </w:rPr>
@@ -10573,24 +10550,23 @@
           <w:tcPr>
             <w:tcW w:w="875" w:type="dxa"/>
             <w:vMerge/>
-            <w:tcBorders>
-              <w:top w:val="double" w:sz="4" w:space="0" w:color="47D459" w:themeColor="accent3" w:themeTint="99"/>
-              <w:left w:val="double" w:sz="4" w:space="0" w:color="47D459" w:themeColor="accent3" w:themeTint="99"/>
-              <w:bottom w:val="double" w:sz="4" w:space="0" w:color="47D459" w:themeColor="accent3" w:themeTint="99"/>
-              <w:right w:val="double" w:sz="4" w:space="0" w:color="47D459" w:themeColor="accent3" w:themeTint="99"/>
-            </w:tcBorders>
-            <w:vAlign w:val="center"/>
-            <w:hideMark/>
-          </w:tcPr>
-          <w:p>
-            <w:pPr>
-              <w:spacing w:after="160" w:line="276" w:lineRule="auto"/>
-              <w:ind w:right="-455"/>
-              <w:rPr>
-                <w:rFonts w:ascii="Arial Nova Cond Light" w:hAnsi="Arial Nova Cond Light" w:cs="Times New Roman"/>
-                <w:b/>
-                <w:bCs/>
-                <w:color w:val="000000" w:themeColor="text1"/>
+            <w:vAlign w:val="center"/>
+          </w:tcPr>
+          <w:p>
+            <w:pPr>
+              <w:pStyle w:val="Prrafodelista"/>
+              <w:tabs>
+                <w:tab w:val="left" w:pos="0"/>
+                <w:tab w:val="left" w:pos="142"/>
+                <w:tab w:val="left" w:pos="284"/>
+              </w:tabs>
+              <w:spacing w:line="276" w:lineRule="auto"/>
+              <w:ind w:left="0"/>
+              <w:jc w:val="center"/>
+              <w:rPr>
+                <w:rFonts w:ascii="Arial Nova Cond" w:eastAsia="Calibri" w:hAnsi="Arial Nova Cond" w:cs="Times New Roman"/>
+                <w:b/>
+                <w:bCs/>
                 <w:sz w:val="20"/>
                 <w:szCs w:val="20"/>
                 <w:lang w:val="es-ES_tradnl"/>
@@ -10601,24 +10577,23 @@
         <w:tc>
           <w:tcPr>
             <w:tcW w:w="1095" w:type="dxa"/>
-            <w:tcBorders>
-              <w:top w:val="double" w:sz="4" w:space="0" w:color="47D459" w:themeColor="accent3" w:themeTint="99"/>
-              <w:left w:val="double" w:sz="4" w:space="0" w:color="47D459" w:themeColor="accent3" w:themeTint="99"/>
-              <w:bottom w:val="double" w:sz="4" w:space="0" w:color="47D459" w:themeColor="accent3" w:themeTint="99"/>
-              <w:right w:val="double" w:sz="4" w:space="0" w:color="47D459" w:themeColor="accent3" w:themeTint="99"/>
-            </w:tcBorders>
-            <w:vAlign w:val="center"/>
-            <w:hideMark/>
-          </w:tcPr>
-          <w:p>
-            <w:pPr>
-              <w:spacing w:after="160" w:line="276" w:lineRule="auto"/>
-              <w:ind w:right="-455"/>
-              <w:rPr>
-                <w:rFonts w:ascii="Arial Nova Cond Light" w:hAnsi="Arial Nova Cond Light" w:cs="Times New Roman"/>
-                <w:b/>
-                <w:bCs/>
-                <w:color w:val="000000" w:themeColor="text1"/>
+            <w:vAlign w:val="center"/>
+          </w:tcPr>
+          <w:p>
+            <w:pPr>
+              <w:pStyle w:val="Prrafodelista"/>
+              <w:tabs>
+                <w:tab w:val="left" w:pos="0"/>
+                <w:tab w:val="left" w:pos="142"/>
+                <w:tab w:val="left" w:pos="284"/>
+              </w:tabs>
+              <w:spacing w:line="276" w:lineRule="auto"/>
+              <w:ind w:left="0"/>
+              <w:jc w:val="center"/>
+              <w:rPr>
+                <w:rFonts w:ascii="Arial Nova Cond" w:eastAsia="Calibri" w:hAnsi="Arial Nova Cond" w:cs="Times New Roman"/>
+                <w:b/>
+                <w:bCs/>
                 <w:sz w:val="20"/>
                 <w:szCs w:val="20"/>
                 <w:lang w:val="es-ES_tradnl"/>
@@ -10626,10 +10601,9 @@
             </w:pPr>
             <w:r>
               <w:rPr>
-                <w:rFonts w:ascii="Arial Nova Cond Light" w:hAnsi="Arial Nova Cond Light" w:cs="Times New Roman"/>
-                <w:b/>
-                <w:bCs/>
-                <w:color w:val="000000" w:themeColor="text1"/>
+                <w:rFonts w:ascii="Arial Nova Cond" w:eastAsia="Calibri" w:hAnsi="Arial Nova Cond" w:cs="Times New Roman"/>
+                <w:b/>
+                <w:bCs/>
                 <w:sz w:val="20"/>
                 <w:szCs w:val="20"/>
                 <w:lang w:val="es-ES_tradnl"/>
@@ -10641,34 +10615,21 @@
         <w:tc>
           <w:tcPr>
             <w:tcW w:w="1726" w:type="dxa"/>
-            <w:tcBorders>
-              <w:top w:val="double" w:sz="4" w:space="0" w:color="47D459" w:themeColor="accent3" w:themeTint="99"/>
-              <w:left w:val="double" w:sz="4" w:space="0" w:color="47D459" w:themeColor="accent3" w:themeTint="99"/>
-              <w:bottom w:val="double" w:sz="4" w:space="0" w:color="47D459" w:themeColor="accent3" w:themeTint="99"/>
-              <w:right w:val="double" w:sz="4" w:space="0" w:color="47D459" w:themeColor="accent3" w:themeTint="99"/>
-            </w:tcBorders>
-            <w:vAlign w:val="center"/>
-            <w:hideMark/>
-          </w:tcPr>
-          <w:p>
-            <w:pPr>
-              <w:spacing w:after="160" w:line="276" w:lineRule="auto"/>
-              <w:ind w:right="-455"/>
-              <w:rPr>
-                <w:rFonts w:ascii="Arial Nova Cond Light" w:hAnsi="Arial Nova Cond Light" w:cs="Times New Roman"/>
-                <w:b/>
-                <w:bCs/>
-                <w:color w:val="000000" w:themeColor="text1"/>
-                <w:sz w:val="20"/>
-                <w:szCs w:val="20"/>
-              </w:rPr>
-            </w:pPr>
-            <w:r>
-              <w:rPr>
-                <w:rFonts w:ascii="Arial Nova Cond Light" w:hAnsi="Arial Nova Cond Light" w:cs="Times New Roman"/>
-                <w:b/>
-                <w:bCs/>
-                <w:color w:val="000000" w:themeColor="text1"/>
+            <w:vAlign w:val="center"/>
+          </w:tcPr>
+          <w:p>
+            <w:pPr>
+              <w:pStyle w:val="NormalWeb"/>
+              <w:jc w:val="both"/>
+              <w:rPr>
+                <w:rFonts w:ascii="Arial Nova Cond" w:hAnsi="Arial Nova Cond"/>
+                <w:sz w:val="20"/>
+                <w:szCs w:val="20"/>
+              </w:rPr>
+            </w:pPr>
+            <w:r>
+              <w:rPr>
+                <w:rFonts w:ascii="Arial Nova Cond" w:eastAsia="Calibri" w:hAnsi="Arial Nova Cond"/>
                 <w:sz w:val="20"/>
                 <w:szCs w:val="20"/>
                 <w:lang w:val="es-ES_tradnl"/>
@@ -10680,24 +10641,21 @@
         <w:tc>
           <w:tcPr>
             <w:tcW w:w="6169" w:type="dxa"/>
-            <w:tcBorders>
-              <w:top w:val="double" w:sz="4" w:space="0" w:color="47D459" w:themeColor="accent3" w:themeTint="99"/>
-              <w:left w:val="double" w:sz="4" w:space="0" w:color="47D459" w:themeColor="accent3" w:themeTint="99"/>
-              <w:bottom w:val="double" w:sz="4" w:space="0" w:color="47D459" w:themeColor="accent3" w:themeTint="99"/>
-              <w:right w:val="double" w:sz="4" w:space="0" w:color="47D459" w:themeColor="accent3" w:themeTint="99"/>
-            </w:tcBorders>
-            <w:vAlign w:val="center"/>
-            <w:hideMark/>
-          </w:tcPr>
-          <w:p>
-            <w:pPr>
-              <w:spacing w:after="160" w:line="276" w:lineRule="auto"/>
-              <w:ind w:right="-455"/>
-              <w:rPr>
-                <w:rFonts w:ascii="Arial Nova Cond Light" w:hAnsi="Arial Nova Cond Light" w:cs="Times New Roman"/>
-                <w:b/>
-                <w:bCs/>
-                <w:color w:val="000000" w:themeColor="text1"/>
+            <w:vAlign w:val="center"/>
+          </w:tcPr>
+          <w:p>
+            <w:pPr>
+              <w:pStyle w:val="Prrafodelista"/>
+              <w:tabs>
+                <w:tab w:val="left" w:pos="0"/>
+                <w:tab w:val="left" w:pos="142"/>
+                <w:tab w:val="left" w:pos="284"/>
+              </w:tabs>
+              <w:spacing w:line="276" w:lineRule="auto"/>
+              <w:ind w:left="0"/>
+              <w:jc w:val="both"/>
+              <w:rPr>
+                <w:rFonts w:ascii="Arial Nova Cond" w:eastAsia="Calibri" w:hAnsi="Arial Nova Cond" w:cs="Times New Roman"/>
                 <w:sz w:val="20"/>
                 <w:szCs w:val="20"/>
                 <w:lang w:val="es-ES_tradnl"/>
@@ -10705,10 +10663,7 @@
             </w:pPr>
             <w:r>
               <w:rPr>
-                <w:rFonts w:ascii="Arial Nova Cond Light" w:hAnsi="Arial Nova Cond Light" w:cs="Times New Roman"/>
-                <w:b/>
-                <w:bCs/>
-                <w:color w:val="000000" w:themeColor="text1"/>
+                <w:rFonts w:ascii="Arial Nova Cond" w:eastAsia="Calibri" w:hAnsi="Arial Nova Cond" w:cs="Times New Roman"/>
                 <w:sz w:val="20"/>
                 <w:szCs w:val="20"/>
                 <w:lang w:val="es-ES_tradnl"/>
@@ -10720,34 +10675,27 @@
         <w:tc>
           <w:tcPr>
             <w:tcW w:w="2015" w:type="dxa"/>
-            <w:tcBorders>
-              <w:top w:val="double" w:sz="4" w:space="0" w:color="47D459" w:themeColor="accent3" w:themeTint="99"/>
-              <w:left w:val="double" w:sz="4" w:space="0" w:color="47D459" w:themeColor="accent3" w:themeTint="99"/>
-              <w:bottom w:val="double" w:sz="4" w:space="0" w:color="47D459" w:themeColor="accent3" w:themeTint="99"/>
-              <w:right w:val="double" w:sz="4" w:space="0" w:color="47D459" w:themeColor="accent3" w:themeTint="99"/>
-            </w:tcBorders>
-            <w:vAlign w:val="center"/>
-            <w:hideMark/>
-          </w:tcPr>
-          <w:p>
-            <w:pPr>
-              <w:spacing w:after="160" w:line="276" w:lineRule="auto"/>
-              <w:ind w:right="-455"/>
-              <w:rPr>
-                <w:rFonts w:ascii="Arial Nova Cond Light" w:hAnsi="Arial Nova Cond Light" w:cs="Times New Roman"/>
-                <w:b/>
-                <w:bCs/>
-                <w:color w:val="000000" w:themeColor="text1"/>
-                <w:sz w:val="20"/>
-                <w:szCs w:val="20"/>
-              </w:rPr>
-            </w:pPr>
-            <w:r>
-              <w:rPr>
-                <w:rFonts w:ascii="Arial Nova Cond Light" w:hAnsi="Arial Nova Cond Light" w:cs="Times New Roman"/>
-                <w:b/>
-                <w:bCs/>
-                <w:color w:val="000000" w:themeColor="text1"/>
+            <w:vAlign w:val="center"/>
+          </w:tcPr>
+          <w:p>
+            <w:pPr>
+              <w:autoSpaceDE w:val="0"/>
+              <w:autoSpaceDN w:val="0"/>
+              <w:adjustRightInd w:val="0"/>
+              <w:jc w:val="center"/>
+              <w:rPr>
+                <w:rFonts w:ascii="Arial Nova Cond" w:hAnsi="Arial Nova Cond" w:cs="Arial"/>
+                <w:color w:val="000000" w:themeColor="text1"/>
+                <w:kern w:val="0"/>
+                <w:sz w:val="20"/>
+                <w:szCs w:val="20"/>
+              </w:rPr>
+            </w:pPr>
+            <w:r>
+              <w:rPr>
+                <w:rFonts w:ascii="Arial Nova Cond" w:hAnsi="Arial Nova Cond" w:cs="Arial"/>
+                <w:color w:val="000000"/>
+                <w:kern w:val="0"/>
                 <w:sz w:val="20"/>
                 <w:szCs w:val="20"/>
               </w:rPr>
@@ -10758,34 +10706,27 @@
         <w:tc>
           <w:tcPr>
             <w:tcW w:w="1634" w:type="dxa"/>
-            <w:tcBorders>
-              <w:top w:val="double" w:sz="4" w:space="0" w:color="47D459" w:themeColor="accent3" w:themeTint="99"/>
-              <w:left w:val="double" w:sz="4" w:space="0" w:color="47D459" w:themeColor="accent3" w:themeTint="99"/>
-              <w:bottom w:val="double" w:sz="4" w:space="0" w:color="47D459" w:themeColor="accent3" w:themeTint="99"/>
-              <w:right w:val="double" w:sz="4" w:space="0" w:color="47D459" w:themeColor="accent3" w:themeTint="99"/>
-            </w:tcBorders>
-            <w:vAlign w:val="center"/>
-            <w:hideMark/>
-          </w:tcPr>
-          <w:p>
-            <w:pPr>
-              <w:spacing w:after="160" w:line="276" w:lineRule="auto"/>
-              <w:ind w:right="-455"/>
-              <w:rPr>
-                <w:rFonts w:ascii="Arial Nova Cond Light" w:hAnsi="Arial Nova Cond Light" w:cs="Times New Roman"/>
-                <w:b/>
-                <w:bCs/>
-                <w:color w:val="000000" w:themeColor="text1"/>
-                <w:sz w:val="20"/>
-                <w:szCs w:val="20"/>
-              </w:rPr>
-            </w:pPr>
-            <w:r>
-              <w:rPr>
-                <w:rFonts w:ascii="Arial Nova Cond Light" w:hAnsi="Arial Nova Cond Light" w:cs="Times New Roman"/>
-                <w:b/>
-                <w:bCs/>
-                <w:color w:val="000000" w:themeColor="text1"/>
+            <w:vAlign w:val="center"/>
+          </w:tcPr>
+          <w:p>
+            <w:pPr>
+              <w:autoSpaceDE w:val="0"/>
+              <w:autoSpaceDN w:val="0"/>
+              <w:adjustRightInd w:val="0"/>
+              <w:jc w:val="both"/>
+              <w:rPr>
+                <w:rFonts w:ascii="Arial Nova Cond" w:hAnsi="Arial Nova Cond" w:cs="Arial"/>
+                <w:color w:val="000000"/>
+                <w:kern w:val="0"/>
+                <w:sz w:val="20"/>
+                <w:szCs w:val="20"/>
+              </w:rPr>
+            </w:pPr>
+            <w:r>
+              <w:rPr>
+                <w:rFonts w:ascii="Arial Nova Cond" w:hAnsi="Arial Nova Cond" w:cs="Arial"/>
+                <w:color w:val="000000"/>
+                <w:kern w:val="0"/>
                 <w:sz w:val="20"/>
                 <w:szCs w:val="20"/>
               </w:rPr>
@@ -10796,34 +10737,27 @@
         <w:tc>
           <w:tcPr>
             <w:tcW w:w="1337" w:type="dxa"/>
-            <w:tcBorders>
-              <w:top w:val="double" w:sz="4" w:space="0" w:color="47D459" w:themeColor="accent3" w:themeTint="99"/>
-              <w:left w:val="double" w:sz="4" w:space="0" w:color="47D459" w:themeColor="accent3" w:themeTint="99"/>
-              <w:bottom w:val="double" w:sz="4" w:space="0" w:color="47D459" w:themeColor="accent3" w:themeTint="99"/>
-              <w:right w:val="double" w:sz="4" w:space="0" w:color="47D459" w:themeColor="accent3" w:themeTint="99"/>
-            </w:tcBorders>
-            <w:vAlign w:val="center"/>
-            <w:hideMark/>
-          </w:tcPr>
-          <w:p>
-            <w:pPr>
-              <w:spacing w:after="160" w:line="276" w:lineRule="auto"/>
-              <w:ind w:right="-455"/>
-              <w:rPr>
-                <w:rFonts w:ascii="Arial Nova Cond Light" w:hAnsi="Arial Nova Cond Light" w:cs="Times New Roman"/>
-                <w:b/>
-                <w:bCs/>
-                <w:color w:val="000000" w:themeColor="text1"/>
-                <w:sz w:val="20"/>
-                <w:szCs w:val="20"/>
-              </w:rPr>
-            </w:pPr>
-            <w:r>
-              <w:rPr>
-                <w:rFonts w:ascii="Arial Nova Cond Light" w:hAnsi="Arial Nova Cond Light" w:cs="Times New Roman"/>
-                <w:b/>
-                <w:bCs/>
-                <w:color w:val="000000" w:themeColor="text1"/>
+            <w:vAlign w:val="center"/>
+          </w:tcPr>
+          <w:p>
+            <w:pPr>
+              <w:autoSpaceDE w:val="0"/>
+              <w:autoSpaceDN w:val="0"/>
+              <w:adjustRightInd w:val="0"/>
+              <w:jc w:val="center"/>
+              <w:rPr>
+                <w:rFonts w:ascii="Arial Nova Cond" w:hAnsi="Arial Nova Cond" w:cs="Arial"/>
+                <w:color w:val="000000"/>
+                <w:kern w:val="0"/>
+                <w:sz w:val="20"/>
+                <w:szCs w:val="20"/>
+              </w:rPr>
+            </w:pPr>
+            <w:r>
+              <w:rPr>
+                <w:rFonts w:ascii="Arial Nova Cond" w:hAnsi="Arial Nova Cond" w:cs="Arial"/>
+                <w:color w:val="000000"/>
+                <w:kern w:val="0"/>
                 <w:sz w:val="20"/>
                 <w:szCs w:val="20"/>
               </w:rPr>
@@ -10841,24 +10775,23 @@
           <w:tcPr>
             <w:tcW w:w="875" w:type="dxa"/>
             <w:vMerge/>
-            <w:tcBorders>
-              <w:top w:val="double" w:sz="4" w:space="0" w:color="47D459" w:themeColor="accent3" w:themeTint="99"/>
-              <w:left w:val="double" w:sz="4" w:space="0" w:color="47D459" w:themeColor="accent3" w:themeTint="99"/>
-              <w:bottom w:val="double" w:sz="4" w:space="0" w:color="47D459" w:themeColor="accent3" w:themeTint="99"/>
-              <w:right w:val="double" w:sz="4" w:space="0" w:color="47D459" w:themeColor="accent3" w:themeTint="99"/>
-            </w:tcBorders>
-            <w:vAlign w:val="center"/>
-            <w:hideMark/>
-          </w:tcPr>
-          <w:p>
-            <w:pPr>
-              <w:spacing w:after="160" w:line="276" w:lineRule="auto"/>
-              <w:ind w:right="-455"/>
-              <w:rPr>
-                <w:rFonts w:ascii="Arial Nova Cond Light" w:hAnsi="Arial Nova Cond Light" w:cs="Times New Roman"/>
-                <w:b/>
-                <w:bCs/>
-                <w:color w:val="000000" w:themeColor="text1"/>
+            <w:vAlign w:val="center"/>
+          </w:tcPr>
+          <w:p>
+            <w:pPr>
+              <w:pStyle w:val="Prrafodelista"/>
+              <w:tabs>
+                <w:tab w:val="left" w:pos="0"/>
+                <w:tab w:val="left" w:pos="142"/>
+                <w:tab w:val="left" w:pos="284"/>
+              </w:tabs>
+              <w:spacing w:line="276" w:lineRule="auto"/>
+              <w:ind w:left="0"/>
+              <w:jc w:val="center"/>
+              <w:rPr>
+                <w:rFonts w:ascii="Arial Nova Cond" w:eastAsia="Calibri" w:hAnsi="Arial Nova Cond" w:cs="Times New Roman"/>
+                <w:b/>
+                <w:bCs/>
                 <w:sz w:val="20"/>
                 <w:szCs w:val="20"/>
                 <w:lang w:val="es-ES_tradnl"/>
@@ -10869,24 +10802,23 @@
         <w:tc>
           <w:tcPr>
             <w:tcW w:w="1095" w:type="dxa"/>
-            <w:tcBorders>
-              <w:top w:val="double" w:sz="4" w:space="0" w:color="47D459" w:themeColor="accent3" w:themeTint="99"/>
-              <w:left w:val="double" w:sz="4" w:space="0" w:color="47D459" w:themeColor="accent3" w:themeTint="99"/>
-              <w:bottom w:val="double" w:sz="4" w:space="0" w:color="47D459" w:themeColor="accent3" w:themeTint="99"/>
-              <w:right w:val="double" w:sz="4" w:space="0" w:color="47D459" w:themeColor="accent3" w:themeTint="99"/>
-            </w:tcBorders>
-            <w:vAlign w:val="center"/>
-            <w:hideMark/>
-          </w:tcPr>
-          <w:p>
-            <w:pPr>
-              <w:spacing w:after="160" w:line="276" w:lineRule="auto"/>
-              <w:ind w:right="-455"/>
-              <w:rPr>
-                <w:rFonts w:ascii="Arial Nova Cond Light" w:hAnsi="Arial Nova Cond Light" w:cs="Times New Roman"/>
-                <w:b/>
-                <w:bCs/>
-                <w:color w:val="000000" w:themeColor="text1"/>
+            <w:vAlign w:val="center"/>
+          </w:tcPr>
+          <w:p>
+            <w:pPr>
+              <w:pStyle w:val="Prrafodelista"/>
+              <w:tabs>
+                <w:tab w:val="left" w:pos="0"/>
+                <w:tab w:val="left" w:pos="142"/>
+                <w:tab w:val="left" w:pos="284"/>
+              </w:tabs>
+              <w:spacing w:line="276" w:lineRule="auto"/>
+              <w:ind w:left="0"/>
+              <w:jc w:val="center"/>
+              <w:rPr>
+                <w:rFonts w:ascii="Arial Nova Cond" w:eastAsia="Calibri" w:hAnsi="Arial Nova Cond" w:cs="Times New Roman"/>
+                <w:b/>
+                <w:bCs/>
                 <w:sz w:val="20"/>
                 <w:szCs w:val="20"/>
                 <w:lang w:val="es-ES_tradnl"/>
@@ -10894,10 +10826,9 @@
             </w:pPr>
             <w:r>
               <w:rPr>
-                <w:rFonts w:ascii="Arial Nova Cond Light" w:hAnsi="Arial Nova Cond Light" w:cs="Times New Roman"/>
-                <w:b/>
-                <w:bCs/>
-                <w:color w:val="000000" w:themeColor="text1"/>
+                <w:rFonts w:ascii="Arial Nova Cond" w:eastAsia="Calibri" w:hAnsi="Arial Nova Cond" w:cs="Times New Roman"/>
+                <w:b/>
+                <w:bCs/>
                 <w:sz w:val="20"/>
                 <w:szCs w:val="20"/>
                 <w:lang w:val="es-ES_tradnl"/>
@@ -10909,34 +10840,21 @@
         <w:tc>
           <w:tcPr>
             <w:tcW w:w="1726" w:type="dxa"/>
-            <w:tcBorders>
-              <w:top w:val="double" w:sz="4" w:space="0" w:color="47D459" w:themeColor="accent3" w:themeTint="99"/>
-              <w:left w:val="double" w:sz="4" w:space="0" w:color="47D459" w:themeColor="accent3" w:themeTint="99"/>
-              <w:bottom w:val="double" w:sz="4" w:space="0" w:color="47D459" w:themeColor="accent3" w:themeTint="99"/>
-              <w:right w:val="double" w:sz="4" w:space="0" w:color="47D459" w:themeColor="accent3" w:themeTint="99"/>
-            </w:tcBorders>
-            <w:vAlign w:val="center"/>
-            <w:hideMark/>
-          </w:tcPr>
-          <w:p>
-            <w:pPr>
-              <w:spacing w:after="160" w:line="276" w:lineRule="auto"/>
-              <w:ind w:right="-455"/>
-              <w:rPr>
-                <w:rFonts w:ascii="Arial Nova Cond Light" w:hAnsi="Arial Nova Cond Light" w:cs="Times New Roman"/>
-                <w:b/>
-                <w:bCs/>
-                <w:color w:val="000000" w:themeColor="text1"/>
-                <w:sz w:val="20"/>
-                <w:szCs w:val="20"/>
-              </w:rPr>
-            </w:pPr>
-            <w:r>
-              <w:rPr>
-                <w:rFonts w:ascii="Arial Nova Cond Light" w:hAnsi="Arial Nova Cond Light" w:cs="Times New Roman"/>
-                <w:b/>
-                <w:bCs/>
-                <w:color w:val="000000" w:themeColor="text1"/>
+            <w:vAlign w:val="center"/>
+          </w:tcPr>
+          <w:p>
+            <w:pPr>
+              <w:pStyle w:val="NormalWeb"/>
+              <w:jc w:val="both"/>
+              <w:rPr>
+                <w:rFonts w:ascii="Arial Nova Cond" w:eastAsia="Calibri" w:hAnsi="Arial Nova Cond"/>
+                <w:sz w:val="20"/>
+                <w:szCs w:val="20"/>
+              </w:rPr>
+            </w:pPr>
+            <w:r>
+              <w:rPr>
+                <w:rFonts w:ascii="Arial Nova Cond" w:eastAsia="Calibri" w:hAnsi="Arial Nova Cond"/>
                 <w:sz w:val="20"/>
                 <w:szCs w:val="20"/>
                 <w:lang w:val="es-ES_tradnl"/>
@@ -10948,24 +10866,21 @@
         <w:tc>
           <w:tcPr>
             <w:tcW w:w="6169" w:type="dxa"/>
-            <w:tcBorders>
-              <w:top w:val="double" w:sz="4" w:space="0" w:color="47D459" w:themeColor="accent3" w:themeTint="99"/>
-              <w:left w:val="double" w:sz="4" w:space="0" w:color="47D459" w:themeColor="accent3" w:themeTint="99"/>
-              <w:bottom w:val="double" w:sz="4" w:space="0" w:color="47D459" w:themeColor="accent3" w:themeTint="99"/>
-              <w:right w:val="double" w:sz="4" w:space="0" w:color="47D459" w:themeColor="accent3" w:themeTint="99"/>
-            </w:tcBorders>
-            <w:vAlign w:val="center"/>
-            <w:hideMark/>
-          </w:tcPr>
-          <w:p>
-            <w:pPr>
-              <w:spacing w:after="160" w:line="276" w:lineRule="auto"/>
-              <w:ind w:right="-455"/>
-              <w:rPr>
-                <w:rFonts w:ascii="Arial Nova Cond Light" w:hAnsi="Arial Nova Cond Light" w:cs="Times New Roman"/>
-                <w:b/>
-                <w:bCs/>
-                <w:color w:val="000000" w:themeColor="text1"/>
+            <w:vAlign w:val="center"/>
+          </w:tcPr>
+          <w:p>
+            <w:pPr>
+              <w:pStyle w:val="Prrafodelista"/>
+              <w:tabs>
+                <w:tab w:val="left" w:pos="0"/>
+                <w:tab w:val="left" w:pos="142"/>
+                <w:tab w:val="left" w:pos="284"/>
+              </w:tabs>
+              <w:spacing w:line="276" w:lineRule="auto"/>
+              <w:ind w:left="0"/>
+              <w:jc w:val="both"/>
+              <w:rPr>
+                <w:rFonts w:ascii="Arial Nova Cond" w:eastAsia="Calibri" w:hAnsi="Arial Nova Cond" w:cs="Times New Roman"/>
                 <w:sz w:val="20"/>
                 <w:szCs w:val="20"/>
                 <w:lang w:val="es-ES_tradnl"/>
@@ -10973,10 +10888,7 @@
             </w:pPr>
             <w:r>
               <w:rPr>
-                <w:rFonts w:ascii="Arial Nova Cond Light" w:hAnsi="Arial Nova Cond Light" w:cs="Times New Roman"/>
-                <w:b/>
-                <w:bCs/>
-                <w:color w:val="000000" w:themeColor="text1"/>
+                <w:rFonts w:ascii="Arial Nova Cond" w:eastAsia="Calibri" w:hAnsi="Arial Nova Cond" w:cs="Times New Roman"/>
                 <w:sz w:val="20"/>
                 <w:szCs w:val="20"/>
                 <w:lang w:val="es-ES_tradnl"/>
@@ -10988,34 +10900,27 @@
         <w:tc>
           <w:tcPr>
             <w:tcW w:w="2015" w:type="dxa"/>
-            <w:tcBorders>
-              <w:top w:val="double" w:sz="4" w:space="0" w:color="47D459" w:themeColor="accent3" w:themeTint="99"/>
-              <w:left w:val="double" w:sz="4" w:space="0" w:color="47D459" w:themeColor="accent3" w:themeTint="99"/>
-              <w:bottom w:val="double" w:sz="4" w:space="0" w:color="47D459" w:themeColor="accent3" w:themeTint="99"/>
-              <w:right w:val="double" w:sz="4" w:space="0" w:color="47D459" w:themeColor="accent3" w:themeTint="99"/>
-            </w:tcBorders>
-            <w:vAlign w:val="center"/>
-            <w:hideMark/>
-          </w:tcPr>
-          <w:p>
-            <w:pPr>
-              <w:spacing w:after="160" w:line="276" w:lineRule="auto"/>
-              <w:ind w:right="-455"/>
-              <w:rPr>
-                <w:rFonts w:ascii="Arial Nova Cond Light" w:hAnsi="Arial Nova Cond Light" w:cs="Times New Roman"/>
-                <w:b/>
-                <w:bCs/>
-                <w:color w:val="000000" w:themeColor="text1"/>
-                <w:sz w:val="20"/>
-                <w:szCs w:val="20"/>
-              </w:rPr>
-            </w:pPr>
-            <w:r>
-              <w:rPr>
-                <w:rFonts w:ascii="Arial Nova Cond Light" w:hAnsi="Arial Nova Cond Light" w:cs="Times New Roman"/>
-                <w:b/>
-                <w:bCs/>
-                <w:color w:val="000000" w:themeColor="text1"/>
+            <w:vAlign w:val="center"/>
+          </w:tcPr>
+          <w:p>
+            <w:pPr>
+              <w:autoSpaceDE w:val="0"/>
+              <w:autoSpaceDN w:val="0"/>
+              <w:adjustRightInd w:val="0"/>
+              <w:jc w:val="center"/>
+              <w:rPr>
+                <w:rFonts w:ascii="Arial Nova Cond" w:hAnsi="Arial Nova Cond" w:cs="Arial"/>
+                <w:color w:val="000000"/>
+                <w:kern w:val="0"/>
+                <w:sz w:val="20"/>
+                <w:szCs w:val="20"/>
+              </w:rPr>
+            </w:pPr>
+            <w:r>
+              <w:rPr>
+                <w:rFonts w:ascii="Arial Nova Cond" w:hAnsi="Arial Nova Cond" w:cs="Arial"/>
+                <w:color w:val="000000"/>
+                <w:kern w:val="0"/>
                 <w:sz w:val="20"/>
                 <w:szCs w:val="20"/>
               </w:rPr>
@@ -11026,34 +10931,27 @@
         <w:tc>
           <w:tcPr>
             <w:tcW w:w="1634" w:type="dxa"/>
-            <w:tcBorders>
-              <w:top w:val="double" w:sz="4" w:space="0" w:color="47D459" w:themeColor="accent3" w:themeTint="99"/>
-              <w:left w:val="double" w:sz="4" w:space="0" w:color="47D459" w:themeColor="accent3" w:themeTint="99"/>
-              <w:bottom w:val="double" w:sz="4" w:space="0" w:color="47D459" w:themeColor="accent3" w:themeTint="99"/>
-              <w:right w:val="double" w:sz="4" w:space="0" w:color="47D459" w:themeColor="accent3" w:themeTint="99"/>
-            </w:tcBorders>
-            <w:vAlign w:val="center"/>
-            <w:hideMark/>
-          </w:tcPr>
-          <w:p>
-            <w:pPr>
-              <w:spacing w:after="160" w:line="276" w:lineRule="auto"/>
-              <w:ind w:right="-455"/>
-              <w:rPr>
-                <w:rFonts w:ascii="Arial Nova Cond Light" w:hAnsi="Arial Nova Cond Light" w:cs="Times New Roman"/>
-                <w:b/>
-                <w:bCs/>
-                <w:color w:val="000000" w:themeColor="text1"/>
-                <w:sz w:val="20"/>
-                <w:szCs w:val="20"/>
-              </w:rPr>
-            </w:pPr>
-            <w:r>
-              <w:rPr>
-                <w:rFonts w:ascii="Arial Nova Cond Light" w:hAnsi="Arial Nova Cond Light" w:cs="Times New Roman"/>
-                <w:b/>
-                <w:bCs/>
-                <w:color w:val="000000" w:themeColor="text1"/>
+            <w:vAlign w:val="center"/>
+          </w:tcPr>
+          <w:p>
+            <w:pPr>
+              <w:autoSpaceDE w:val="0"/>
+              <w:autoSpaceDN w:val="0"/>
+              <w:adjustRightInd w:val="0"/>
+              <w:jc w:val="both"/>
+              <w:rPr>
+                <w:rFonts w:ascii="Arial Nova Cond" w:hAnsi="Arial Nova Cond" w:cs="Arial"/>
+                <w:color w:val="000000"/>
+                <w:kern w:val="0"/>
+                <w:sz w:val="20"/>
+                <w:szCs w:val="20"/>
+              </w:rPr>
+            </w:pPr>
+            <w:r>
+              <w:rPr>
+                <w:rFonts w:ascii="Arial Nova Cond" w:hAnsi="Arial Nova Cond" w:cs="Arial"/>
+                <w:color w:val="000000"/>
+                <w:kern w:val="0"/>
                 <w:sz w:val="20"/>
                 <w:szCs w:val="20"/>
               </w:rPr>
@@ -11064,34 +10962,27 @@
         <w:tc>
           <w:tcPr>
             <w:tcW w:w="1337" w:type="dxa"/>
-            <w:tcBorders>
-              <w:top w:val="double" w:sz="4" w:space="0" w:color="47D459" w:themeColor="accent3" w:themeTint="99"/>
-              <w:left w:val="double" w:sz="4" w:space="0" w:color="47D459" w:themeColor="accent3" w:themeTint="99"/>
-              <w:bottom w:val="double" w:sz="4" w:space="0" w:color="47D459" w:themeColor="accent3" w:themeTint="99"/>
-              <w:right w:val="double" w:sz="4" w:space="0" w:color="47D459" w:themeColor="accent3" w:themeTint="99"/>
-            </w:tcBorders>
-            <w:vAlign w:val="center"/>
-            <w:hideMark/>
-          </w:tcPr>
-          <w:p>
-            <w:pPr>
-              <w:spacing w:after="160" w:line="276" w:lineRule="auto"/>
-              <w:ind w:right="-455"/>
-              <w:rPr>
-                <w:rFonts w:ascii="Arial Nova Cond Light" w:hAnsi="Arial Nova Cond Light" w:cs="Times New Roman"/>
-                <w:b/>
-                <w:bCs/>
-                <w:color w:val="000000" w:themeColor="text1"/>
-                <w:sz w:val="20"/>
-                <w:szCs w:val="20"/>
-              </w:rPr>
-            </w:pPr>
-            <w:r>
-              <w:rPr>
-                <w:rFonts w:ascii="Arial Nova Cond Light" w:hAnsi="Arial Nova Cond Light" w:cs="Times New Roman"/>
-                <w:b/>
-                <w:bCs/>
-                <w:color w:val="000000" w:themeColor="text1"/>
+            <w:vAlign w:val="center"/>
+          </w:tcPr>
+          <w:p>
+            <w:pPr>
+              <w:autoSpaceDE w:val="0"/>
+              <w:autoSpaceDN w:val="0"/>
+              <w:adjustRightInd w:val="0"/>
+              <w:jc w:val="center"/>
+              <w:rPr>
+                <w:rFonts w:ascii="Arial Nova Cond" w:hAnsi="Arial Nova Cond" w:cs="Arial"/>
+                <w:color w:val="000000"/>
+                <w:kern w:val="0"/>
+                <w:sz w:val="20"/>
+                <w:szCs w:val="20"/>
+              </w:rPr>
+            </w:pPr>
+            <w:r>
+              <w:rPr>
+                <w:rFonts w:ascii="Arial Nova Cond" w:hAnsi="Arial Nova Cond" w:cs="Arial"/>
+                <w:color w:val="000000"/>
+                <w:kern w:val="0"/>
                 <w:sz w:val="20"/>
                 <w:szCs w:val="20"/>
               </w:rPr>
@@ -11109,24 +11000,23 @@
           <w:tcPr>
             <w:tcW w:w="875" w:type="dxa"/>
             <w:vMerge w:val="restart"/>
-            <w:tcBorders>
-              <w:top w:val="double" w:sz="4" w:space="0" w:color="47D459" w:themeColor="accent3" w:themeTint="99"/>
-              <w:left w:val="double" w:sz="4" w:space="0" w:color="47D459" w:themeColor="accent3" w:themeTint="99"/>
-              <w:bottom w:val="double" w:sz="4" w:space="0" w:color="47D459" w:themeColor="accent3" w:themeTint="99"/>
-              <w:right w:val="double" w:sz="4" w:space="0" w:color="47D459" w:themeColor="accent3" w:themeTint="99"/>
-            </w:tcBorders>
-            <w:vAlign w:val="center"/>
-            <w:hideMark/>
-          </w:tcPr>
-          <w:p>
-            <w:pPr>
-              <w:spacing w:after="160" w:line="276" w:lineRule="auto"/>
-              <w:ind w:right="-455"/>
-              <w:rPr>
-                <w:rFonts w:ascii="Arial Nova Cond Light" w:hAnsi="Arial Nova Cond Light" w:cs="Times New Roman"/>
-                <w:b/>
-                <w:bCs/>
-                <w:color w:val="000000" w:themeColor="text1"/>
+            <w:vAlign w:val="center"/>
+          </w:tcPr>
+          <w:p>
+            <w:pPr>
+              <w:pStyle w:val="Prrafodelista"/>
+              <w:tabs>
+                <w:tab w:val="left" w:pos="0"/>
+                <w:tab w:val="left" w:pos="142"/>
+                <w:tab w:val="left" w:pos="284"/>
+              </w:tabs>
+              <w:spacing w:line="276" w:lineRule="auto"/>
+              <w:ind w:left="0"/>
+              <w:jc w:val="center"/>
+              <w:rPr>
+                <w:rFonts w:ascii="Arial Nova Cond" w:eastAsia="Calibri" w:hAnsi="Arial Nova Cond" w:cs="Times New Roman"/>
+                <w:b/>
+                <w:bCs/>
                 <w:sz w:val="20"/>
                 <w:szCs w:val="20"/>
                 <w:lang w:val="es-ES_tradnl"/>
@@ -11134,10 +11024,9 @@
             </w:pPr>
             <w:r>
               <w:rPr>
-                <w:rFonts w:ascii="Arial Nova Cond Light" w:hAnsi="Arial Nova Cond Light" w:cs="Times New Roman"/>
-                <w:b/>
-                <w:bCs/>
-                <w:color w:val="000000" w:themeColor="text1"/>
+                <w:rFonts w:ascii="Arial Nova Cond" w:eastAsia="Calibri" w:hAnsi="Arial Nova Cond" w:cs="Times New Roman"/>
+                <w:b/>
+                <w:bCs/>
                 <w:sz w:val="20"/>
                 <w:szCs w:val="20"/>
                 <w:lang w:val="es-ES_tradnl"/>
@@ -11149,24 +11038,23 @@
         <w:tc>
           <w:tcPr>
             <w:tcW w:w="1095" w:type="dxa"/>
-            <w:tcBorders>
-              <w:top w:val="double" w:sz="4" w:space="0" w:color="47D459" w:themeColor="accent3" w:themeTint="99"/>
-              <w:left w:val="double" w:sz="4" w:space="0" w:color="47D459" w:themeColor="accent3" w:themeTint="99"/>
-              <w:bottom w:val="double" w:sz="4" w:space="0" w:color="47D459" w:themeColor="accent3" w:themeTint="99"/>
-              <w:right w:val="double" w:sz="4" w:space="0" w:color="47D459" w:themeColor="accent3" w:themeTint="99"/>
-            </w:tcBorders>
-            <w:vAlign w:val="center"/>
-            <w:hideMark/>
-          </w:tcPr>
-          <w:p>
-            <w:pPr>
-              <w:spacing w:after="160" w:line="276" w:lineRule="auto"/>
-              <w:ind w:right="-455"/>
-              <w:rPr>
-                <w:rFonts w:ascii="Arial Nova Cond Light" w:hAnsi="Arial Nova Cond Light" w:cs="Times New Roman"/>
-                <w:b/>
-                <w:bCs/>
-                <w:color w:val="000000" w:themeColor="text1"/>
+            <w:vAlign w:val="center"/>
+          </w:tcPr>
+          <w:p>
+            <w:pPr>
+              <w:pStyle w:val="Prrafodelista"/>
+              <w:tabs>
+                <w:tab w:val="left" w:pos="0"/>
+                <w:tab w:val="left" w:pos="142"/>
+                <w:tab w:val="left" w:pos="284"/>
+              </w:tabs>
+              <w:spacing w:line="276" w:lineRule="auto"/>
+              <w:ind w:left="0"/>
+              <w:jc w:val="center"/>
+              <w:rPr>
+                <w:rFonts w:ascii="Arial Nova Cond" w:eastAsia="Calibri" w:hAnsi="Arial Nova Cond" w:cs="Times New Roman"/>
+                <w:b/>
+                <w:bCs/>
                 <w:sz w:val="20"/>
                 <w:szCs w:val="20"/>
                 <w:lang w:val="es-ES_tradnl"/>
@@ -11174,10 +11062,9 @@
             </w:pPr>
             <w:r>
               <w:rPr>
-                <w:rFonts w:ascii="Arial Nova Cond Light" w:hAnsi="Arial Nova Cond Light" w:cs="Times New Roman"/>
-                <w:b/>
-                <w:bCs/>
-                <w:color w:val="000000" w:themeColor="text1"/>
+                <w:rFonts w:ascii="Arial Nova Cond" w:eastAsia="Calibri" w:hAnsi="Arial Nova Cond" w:cs="Times New Roman"/>
+                <w:b/>
+                <w:bCs/>
                 <w:sz w:val="20"/>
                 <w:szCs w:val="20"/>
                 <w:lang w:val="es-ES_tradnl"/>
@@ -11189,34 +11076,21 @@
         <w:tc>
           <w:tcPr>
             <w:tcW w:w="1726" w:type="dxa"/>
-            <w:tcBorders>
-              <w:top w:val="double" w:sz="4" w:space="0" w:color="47D459" w:themeColor="accent3" w:themeTint="99"/>
-              <w:left w:val="double" w:sz="4" w:space="0" w:color="47D459" w:themeColor="accent3" w:themeTint="99"/>
-              <w:bottom w:val="double" w:sz="4" w:space="0" w:color="47D459" w:themeColor="accent3" w:themeTint="99"/>
-              <w:right w:val="double" w:sz="4" w:space="0" w:color="47D459" w:themeColor="accent3" w:themeTint="99"/>
-            </w:tcBorders>
-            <w:vAlign w:val="center"/>
-            <w:hideMark/>
-          </w:tcPr>
-          <w:p>
-            <w:pPr>
-              <w:spacing w:after="160" w:line="276" w:lineRule="auto"/>
-              <w:ind w:right="-455"/>
-              <w:rPr>
-                <w:rFonts w:ascii="Arial Nova Cond Light" w:hAnsi="Arial Nova Cond Light" w:cs="Times New Roman"/>
-                <w:b/>
-                <w:bCs/>
-                <w:color w:val="000000" w:themeColor="text1"/>
-                <w:sz w:val="20"/>
-                <w:szCs w:val="20"/>
-              </w:rPr>
-            </w:pPr>
-            <w:r>
-              <w:rPr>
-                <w:rFonts w:ascii="Arial Nova Cond Light" w:hAnsi="Arial Nova Cond Light" w:cs="Times New Roman"/>
-                <w:b/>
-                <w:bCs/>
-                <w:color w:val="000000" w:themeColor="text1"/>
+            <w:vAlign w:val="center"/>
+          </w:tcPr>
+          <w:p>
+            <w:pPr>
+              <w:pStyle w:val="Sinespaciado"/>
+              <w:jc w:val="both"/>
+              <w:rPr>
+                <w:rFonts w:ascii="Arial Nova Cond" w:eastAsia="Times New Roman" w:hAnsi="Arial Nova Cond" w:cs="Times New Roman"/>
+                <w:sz w:val="20"/>
+                <w:szCs w:val="20"/>
+              </w:rPr>
+            </w:pPr>
+            <w:r>
+              <w:rPr>
+                <w:rFonts w:ascii="Arial Nova Cond" w:eastAsia="Calibri" w:hAnsi="Arial Nova Cond" w:cs="Times New Roman"/>
                 <w:sz w:val="20"/>
                 <w:szCs w:val="20"/>
                 <w:lang w:val="es-ES_tradnl"/>
@@ -11228,23 +11102,21 @@
         <w:tc>
           <w:tcPr>
             <w:tcW w:w="6169" w:type="dxa"/>
-            <w:tcBorders>
-              <w:top w:val="double" w:sz="4" w:space="0" w:color="47D459" w:themeColor="accent3" w:themeTint="99"/>
-              <w:left w:val="double" w:sz="4" w:space="0" w:color="47D459" w:themeColor="accent3" w:themeTint="99"/>
-              <w:bottom w:val="double" w:sz="4" w:space="0" w:color="47D459" w:themeColor="accent3" w:themeTint="99"/>
-              <w:right w:val="double" w:sz="4" w:space="0" w:color="47D459" w:themeColor="accent3" w:themeTint="99"/>
-            </w:tcBorders>
-            <w:vAlign w:val="center"/>
-            <w:hideMark/>
-          </w:tcPr>
-          <w:p>
-            <w:pPr>
-              <w:spacing w:after="160" w:line="276" w:lineRule="auto"/>
-              <w:ind w:right="-455"/>
-              <w:rPr>
-                <w:rFonts w:ascii="Arial Nova Cond Light" w:hAnsi="Arial Nova Cond Light" w:cs="Times New Roman"/>
-                <w:b/>
-                <w:bCs/>
+            <w:vAlign w:val="center"/>
+          </w:tcPr>
+          <w:p>
+            <w:pPr>
+              <w:pStyle w:val="Prrafodelista"/>
+              <w:tabs>
+                <w:tab w:val="left" w:pos="0"/>
+                <w:tab w:val="left" w:pos="142"/>
+                <w:tab w:val="left" w:pos="284"/>
+              </w:tabs>
+              <w:spacing w:line="276" w:lineRule="auto"/>
+              <w:ind w:left="0"/>
+              <w:jc w:val="both"/>
+              <w:rPr>
+                <w:rFonts w:ascii="Arial Nova Cond" w:eastAsia="Calibri" w:hAnsi="Arial Nova Cond" w:cs="Times New Roman"/>
                 <w:color w:val="000000" w:themeColor="text1"/>
                 <w:sz w:val="20"/>
                 <w:szCs w:val="20"/>
@@ -11253,10 +11125,7 @@
             </w:pPr>
             <w:r>
               <w:rPr>
-                <w:rFonts w:ascii="Arial Nova Cond Light" w:hAnsi="Arial Nova Cond Light" w:cs="Times New Roman"/>
-                <w:b/>
-                <w:bCs/>
-                <w:color w:val="000000" w:themeColor="text1"/>
+                <w:rFonts w:ascii="Arial Nova Cond" w:eastAsia="Calibri" w:hAnsi="Arial Nova Cond" w:cs="Times New Roman"/>
                 <w:sz w:val="20"/>
                 <w:szCs w:val="20"/>
                 <w:lang w:val="es-ES_tradnl"/>
@@ -11268,34 +11137,27 @@
         <w:tc>
           <w:tcPr>
             <w:tcW w:w="2015" w:type="dxa"/>
-            <w:tcBorders>
-              <w:top w:val="double" w:sz="4" w:space="0" w:color="47D459" w:themeColor="accent3" w:themeTint="99"/>
-              <w:left w:val="double" w:sz="4" w:space="0" w:color="47D459" w:themeColor="accent3" w:themeTint="99"/>
-              <w:bottom w:val="double" w:sz="4" w:space="0" w:color="47D459" w:themeColor="accent3" w:themeTint="99"/>
-              <w:right w:val="double" w:sz="4" w:space="0" w:color="47D459" w:themeColor="accent3" w:themeTint="99"/>
-            </w:tcBorders>
-            <w:vAlign w:val="center"/>
-            <w:hideMark/>
-          </w:tcPr>
-          <w:p>
-            <w:pPr>
-              <w:spacing w:after="160" w:line="276" w:lineRule="auto"/>
-              <w:ind w:right="-455"/>
-              <w:rPr>
-                <w:rFonts w:ascii="Arial Nova Cond Light" w:hAnsi="Arial Nova Cond Light" w:cs="Times New Roman"/>
-                <w:b/>
-                <w:bCs/>
-                <w:color w:val="000000" w:themeColor="text1"/>
-                <w:sz w:val="20"/>
-                <w:szCs w:val="20"/>
-              </w:rPr>
-            </w:pPr>
-            <w:r>
-              <w:rPr>
-                <w:rFonts w:ascii="Arial Nova Cond Light" w:hAnsi="Arial Nova Cond Light" w:cs="Times New Roman"/>
-                <w:b/>
-                <w:bCs/>
-                <w:color w:val="000000" w:themeColor="text1"/>
+            <w:vAlign w:val="center"/>
+          </w:tcPr>
+          <w:p>
+            <w:pPr>
+              <w:autoSpaceDE w:val="0"/>
+              <w:autoSpaceDN w:val="0"/>
+              <w:adjustRightInd w:val="0"/>
+              <w:jc w:val="center"/>
+              <w:rPr>
+                <w:rFonts w:ascii="Arial Nova Cond" w:hAnsi="Arial Nova Cond" w:cs="Arial"/>
+                <w:color w:val="215E99" w:themeColor="text2" w:themeTint="BF"/>
+                <w:kern w:val="0"/>
+                <w:sz w:val="20"/>
+                <w:szCs w:val="20"/>
+              </w:rPr>
+            </w:pPr>
+            <w:r>
+              <w:rPr>
+                <w:rFonts w:ascii="Arial Nova Cond" w:hAnsi="Arial Nova Cond" w:cs="Arial"/>
+                <w:color w:val="000000"/>
+                <w:kern w:val="0"/>
                 <w:sz w:val="20"/>
                 <w:szCs w:val="20"/>
               </w:rPr>
@@ -11306,34 +11168,27 @@
         <w:tc>
           <w:tcPr>
             <w:tcW w:w="1634" w:type="dxa"/>
-            <w:tcBorders>
-              <w:top w:val="double" w:sz="4" w:space="0" w:color="47D459" w:themeColor="accent3" w:themeTint="99"/>
-              <w:left w:val="double" w:sz="4" w:space="0" w:color="47D459" w:themeColor="accent3" w:themeTint="99"/>
-              <w:bottom w:val="double" w:sz="4" w:space="0" w:color="47D459" w:themeColor="accent3" w:themeTint="99"/>
-              <w:right w:val="double" w:sz="4" w:space="0" w:color="47D459" w:themeColor="accent3" w:themeTint="99"/>
-            </w:tcBorders>
-            <w:vAlign w:val="center"/>
-            <w:hideMark/>
-          </w:tcPr>
-          <w:p>
-            <w:pPr>
-              <w:spacing w:after="160" w:line="276" w:lineRule="auto"/>
-              <w:ind w:right="-455"/>
-              <w:rPr>
-                <w:rFonts w:ascii="Arial Nova Cond Light" w:hAnsi="Arial Nova Cond Light" w:cs="Times New Roman"/>
-                <w:b/>
-                <w:bCs/>
-                <w:color w:val="000000" w:themeColor="text1"/>
-                <w:sz w:val="20"/>
-                <w:szCs w:val="20"/>
-              </w:rPr>
-            </w:pPr>
-            <w:r>
-              <w:rPr>
-                <w:rFonts w:ascii="Arial Nova Cond Light" w:hAnsi="Arial Nova Cond Light" w:cs="Times New Roman"/>
-                <w:b/>
-                <w:bCs/>
-                <w:color w:val="000000" w:themeColor="text1"/>
+            <w:vAlign w:val="center"/>
+          </w:tcPr>
+          <w:p>
+            <w:pPr>
+              <w:autoSpaceDE w:val="0"/>
+              <w:autoSpaceDN w:val="0"/>
+              <w:adjustRightInd w:val="0"/>
+              <w:jc w:val="both"/>
+              <w:rPr>
+                <w:rFonts w:ascii="Arial Nova Cond" w:hAnsi="Arial Nova Cond" w:cs="Arial"/>
+                <w:color w:val="000000"/>
+                <w:kern w:val="0"/>
+                <w:sz w:val="20"/>
+                <w:szCs w:val="20"/>
+              </w:rPr>
+            </w:pPr>
+            <w:r>
+              <w:rPr>
+                <w:rFonts w:ascii="Arial Nova Cond" w:hAnsi="Arial Nova Cond" w:cs="Arial"/>
+                <w:color w:val="000000"/>
+                <w:kern w:val="0"/>
                 <w:sz w:val="20"/>
                 <w:szCs w:val="20"/>
               </w:rPr>
@@ -11344,34 +11199,27 @@
         <w:tc>
           <w:tcPr>
             <w:tcW w:w="1337" w:type="dxa"/>
-            <w:tcBorders>
-              <w:top w:val="double" w:sz="4" w:space="0" w:color="47D459" w:themeColor="accent3" w:themeTint="99"/>
-              <w:left w:val="double" w:sz="4" w:space="0" w:color="47D459" w:themeColor="accent3" w:themeTint="99"/>
-              <w:bottom w:val="double" w:sz="4" w:space="0" w:color="47D459" w:themeColor="accent3" w:themeTint="99"/>
-              <w:right w:val="double" w:sz="4" w:space="0" w:color="47D459" w:themeColor="accent3" w:themeTint="99"/>
-            </w:tcBorders>
-            <w:vAlign w:val="center"/>
-            <w:hideMark/>
-          </w:tcPr>
-          <w:p>
-            <w:pPr>
-              <w:spacing w:after="160" w:line="276" w:lineRule="auto"/>
-              <w:ind w:right="-455"/>
-              <w:rPr>
-                <w:rFonts w:ascii="Arial Nova Cond Light" w:hAnsi="Arial Nova Cond Light" w:cs="Times New Roman"/>
-                <w:b/>
-                <w:bCs/>
-                <w:color w:val="000000" w:themeColor="text1"/>
-                <w:sz w:val="20"/>
-                <w:szCs w:val="20"/>
-              </w:rPr>
-            </w:pPr>
-            <w:r>
-              <w:rPr>
-                <w:rFonts w:ascii="Arial Nova Cond Light" w:hAnsi="Arial Nova Cond Light" w:cs="Times New Roman"/>
-                <w:b/>
-                <w:bCs/>
-                <w:color w:val="000000" w:themeColor="text1"/>
+            <w:vAlign w:val="center"/>
+          </w:tcPr>
+          <w:p>
+            <w:pPr>
+              <w:autoSpaceDE w:val="0"/>
+              <w:autoSpaceDN w:val="0"/>
+              <w:adjustRightInd w:val="0"/>
+              <w:jc w:val="center"/>
+              <w:rPr>
+                <w:rFonts w:ascii="Arial Nova Cond" w:hAnsi="Arial Nova Cond" w:cs="Arial"/>
+                <w:color w:val="000000"/>
+                <w:kern w:val="0"/>
+                <w:sz w:val="20"/>
+                <w:szCs w:val="20"/>
+              </w:rPr>
+            </w:pPr>
+            <w:r>
+              <w:rPr>
+                <w:rFonts w:ascii="Arial Nova Cond" w:hAnsi="Arial Nova Cond" w:cs="Arial"/>
+                <w:color w:val="000000"/>
+                <w:kern w:val="0"/>
                 <w:sz w:val="20"/>
                 <w:szCs w:val="20"/>
               </w:rPr>
@@ -11389,24 +11237,23 @@
           <w:tcPr>
             <w:tcW w:w="875" w:type="dxa"/>
             <w:vMerge/>
-            <w:tcBorders>
-              <w:top w:val="double" w:sz="4" w:space="0" w:color="47D459" w:themeColor="accent3" w:themeTint="99"/>
-              <w:left w:val="double" w:sz="4" w:space="0" w:color="47D459" w:themeColor="accent3" w:themeTint="99"/>
-              <w:bottom w:val="double" w:sz="4" w:space="0" w:color="47D459" w:themeColor="accent3" w:themeTint="99"/>
-              <w:right w:val="double" w:sz="4" w:space="0" w:color="47D459" w:themeColor="accent3" w:themeTint="99"/>
-            </w:tcBorders>
-            <w:vAlign w:val="center"/>
-            <w:hideMark/>
-          </w:tcPr>
-          <w:p>
-            <w:pPr>
-              <w:spacing w:after="160" w:line="276" w:lineRule="auto"/>
-              <w:ind w:right="-455"/>
-              <w:rPr>
-                <w:rFonts w:ascii="Arial Nova Cond Light" w:hAnsi="Arial Nova Cond Light" w:cs="Times New Roman"/>
-                <w:b/>
-                <w:bCs/>
-                <w:color w:val="000000" w:themeColor="text1"/>
+            <w:vAlign w:val="center"/>
+          </w:tcPr>
+          <w:p>
+            <w:pPr>
+              <w:pStyle w:val="Prrafodelista"/>
+              <w:tabs>
+                <w:tab w:val="left" w:pos="0"/>
+                <w:tab w:val="left" w:pos="142"/>
+                <w:tab w:val="left" w:pos="284"/>
+              </w:tabs>
+              <w:spacing w:line="276" w:lineRule="auto"/>
+              <w:ind w:left="0"/>
+              <w:jc w:val="center"/>
+              <w:rPr>
+                <w:rFonts w:ascii="Arial Nova Cond" w:eastAsia="Calibri" w:hAnsi="Arial Nova Cond" w:cs="Times New Roman"/>
+                <w:b/>
+                <w:bCs/>
                 <w:sz w:val="20"/>
                 <w:szCs w:val="20"/>
                 <w:lang w:val="es-ES_tradnl"/>
@@ -11417,24 +11264,23 @@
         <w:tc>
           <w:tcPr>
             <w:tcW w:w="1095" w:type="dxa"/>
-            <w:tcBorders>
-              <w:top w:val="double" w:sz="4" w:space="0" w:color="47D459" w:themeColor="accent3" w:themeTint="99"/>
-              <w:left w:val="double" w:sz="4" w:space="0" w:color="47D459" w:themeColor="accent3" w:themeTint="99"/>
-              <w:bottom w:val="double" w:sz="4" w:space="0" w:color="47D459" w:themeColor="accent3" w:themeTint="99"/>
-              <w:right w:val="double" w:sz="4" w:space="0" w:color="47D459" w:themeColor="accent3" w:themeTint="99"/>
-            </w:tcBorders>
-            <w:vAlign w:val="center"/>
-            <w:hideMark/>
-          </w:tcPr>
-          <w:p>
-            <w:pPr>
-              <w:spacing w:after="160" w:line="276" w:lineRule="auto"/>
-              <w:ind w:right="-455"/>
-              <w:rPr>
-                <w:rFonts w:ascii="Arial Nova Cond Light" w:hAnsi="Arial Nova Cond Light" w:cs="Times New Roman"/>
-                <w:b/>
-                <w:bCs/>
-                <w:color w:val="000000" w:themeColor="text1"/>
+            <w:vAlign w:val="center"/>
+          </w:tcPr>
+          <w:p>
+            <w:pPr>
+              <w:pStyle w:val="Prrafodelista"/>
+              <w:tabs>
+                <w:tab w:val="left" w:pos="0"/>
+                <w:tab w:val="left" w:pos="142"/>
+                <w:tab w:val="left" w:pos="284"/>
+              </w:tabs>
+              <w:spacing w:line="276" w:lineRule="auto"/>
+              <w:ind w:left="0"/>
+              <w:jc w:val="center"/>
+              <w:rPr>
+                <w:rFonts w:ascii="Arial Nova Cond" w:eastAsia="Calibri" w:hAnsi="Arial Nova Cond" w:cs="Times New Roman"/>
+                <w:b/>
+                <w:bCs/>
                 <w:sz w:val="20"/>
                 <w:szCs w:val="20"/>
                 <w:lang w:val="es-ES_tradnl"/>
@@ -11442,10 +11288,9 @@
             </w:pPr>
             <w:r>
               <w:rPr>
-                <w:rFonts w:ascii="Arial Nova Cond Light" w:hAnsi="Arial Nova Cond Light" w:cs="Times New Roman"/>
-                <w:b/>
-                <w:bCs/>
-                <w:color w:val="000000" w:themeColor="text1"/>
+                <w:rFonts w:ascii="Arial Nova Cond" w:eastAsia="Calibri" w:hAnsi="Arial Nova Cond" w:cs="Times New Roman"/>
+                <w:b/>
+                <w:bCs/>
                 <w:sz w:val="20"/>
                 <w:szCs w:val="20"/>
                 <w:lang w:val="es-ES_tradnl"/>
@@ -11457,34 +11302,21 @@
         <w:tc>
           <w:tcPr>
             <w:tcW w:w="1726" w:type="dxa"/>
-            <w:tcBorders>
-              <w:top w:val="double" w:sz="4" w:space="0" w:color="47D459" w:themeColor="accent3" w:themeTint="99"/>
-              <w:left w:val="double" w:sz="4" w:space="0" w:color="47D459" w:themeColor="accent3" w:themeTint="99"/>
-              <w:bottom w:val="double" w:sz="4" w:space="0" w:color="47D459" w:themeColor="accent3" w:themeTint="99"/>
-              <w:right w:val="double" w:sz="4" w:space="0" w:color="47D459" w:themeColor="accent3" w:themeTint="99"/>
-            </w:tcBorders>
-            <w:vAlign w:val="center"/>
-            <w:hideMark/>
-          </w:tcPr>
-          <w:p>
-            <w:pPr>
-              <w:spacing w:after="160" w:line="276" w:lineRule="auto"/>
-              <w:ind w:right="-455"/>
-              <w:rPr>
-                <w:rFonts w:ascii="Arial Nova Cond Light" w:hAnsi="Arial Nova Cond Light" w:cs="Times New Roman"/>
-                <w:b/>
-                <w:bCs/>
-                <w:color w:val="000000" w:themeColor="text1"/>
-                <w:sz w:val="20"/>
-                <w:szCs w:val="20"/>
-              </w:rPr>
-            </w:pPr>
-            <w:r>
-              <w:rPr>
-                <w:rFonts w:ascii="Arial Nova Cond Light" w:hAnsi="Arial Nova Cond Light" w:cs="Times New Roman"/>
-                <w:b/>
-                <w:bCs/>
-                <w:color w:val="000000" w:themeColor="text1"/>
+            <w:vAlign w:val="center"/>
+          </w:tcPr>
+          <w:p>
+            <w:pPr>
+              <w:pStyle w:val="Sinespaciado"/>
+              <w:jc w:val="both"/>
+              <w:rPr>
+                <w:rFonts w:ascii="Arial Nova Cond" w:hAnsi="Arial Nova Cond"/>
+                <w:sz w:val="20"/>
+                <w:szCs w:val="20"/>
+              </w:rPr>
+            </w:pPr>
+            <w:r>
+              <w:rPr>
+                <w:rFonts w:ascii="Arial Nova Cond" w:eastAsia="Calibri" w:hAnsi="Arial Nova Cond" w:cs="Times New Roman"/>
                 <w:sz w:val="20"/>
                 <w:szCs w:val="20"/>
                 <w:lang w:val="es-ES_tradnl"/>
@@ -11496,23 +11328,21 @@
         <w:tc>
           <w:tcPr>
             <w:tcW w:w="6169" w:type="dxa"/>
-            <w:tcBorders>
-              <w:top w:val="double" w:sz="4" w:space="0" w:color="47D459" w:themeColor="accent3" w:themeTint="99"/>
-              <w:left w:val="double" w:sz="4" w:space="0" w:color="47D459" w:themeColor="accent3" w:themeTint="99"/>
-              <w:bottom w:val="double" w:sz="4" w:space="0" w:color="47D459" w:themeColor="accent3" w:themeTint="99"/>
-              <w:right w:val="double" w:sz="4" w:space="0" w:color="47D459" w:themeColor="accent3" w:themeTint="99"/>
-            </w:tcBorders>
-            <w:vAlign w:val="center"/>
-            <w:hideMark/>
-          </w:tcPr>
-          <w:p>
-            <w:pPr>
-              <w:spacing w:after="160" w:line="276" w:lineRule="auto"/>
-              <w:ind w:right="-455"/>
-              <w:rPr>
-                <w:rFonts w:ascii="Arial Nova Cond Light" w:hAnsi="Arial Nova Cond Light" w:cs="Times New Roman"/>
-                <w:b/>
-                <w:bCs/>
+            <w:vAlign w:val="center"/>
+          </w:tcPr>
+          <w:p>
+            <w:pPr>
+              <w:pStyle w:val="Prrafodelista"/>
+              <w:tabs>
+                <w:tab w:val="left" w:pos="0"/>
+                <w:tab w:val="left" w:pos="142"/>
+                <w:tab w:val="left" w:pos="284"/>
+              </w:tabs>
+              <w:spacing w:line="276" w:lineRule="auto"/>
+              <w:ind w:left="0"/>
+              <w:jc w:val="both"/>
+              <w:rPr>
+                <w:rFonts w:ascii="Arial Nova Cond" w:eastAsia="Calibri" w:hAnsi="Arial Nova Cond" w:cs="Times New Roman"/>
                 <w:color w:val="000000" w:themeColor="text1"/>
                 <w:sz w:val="20"/>
                 <w:szCs w:val="20"/>
@@ -11521,10 +11351,7 @@
             </w:pPr>
             <w:r>
               <w:rPr>
-                <w:rFonts w:ascii="Arial Nova Cond Light" w:hAnsi="Arial Nova Cond Light" w:cs="Times New Roman"/>
-                <w:b/>
-                <w:bCs/>
-                <w:color w:val="000000" w:themeColor="text1"/>
+                <w:rFonts w:ascii="Arial Nova Cond" w:eastAsia="Calibri" w:hAnsi="Arial Nova Cond" w:cs="Times New Roman"/>
                 <w:sz w:val="20"/>
                 <w:szCs w:val="20"/>
                 <w:lang w:val="es-ES_tradnl"/>
@@ -11536,34 +11363,27 @@
         <w:tc>
           <w:tcPr>
             <w:tcW w:w="2015" w:type="dxa"/>
-            <w:tcBorders>
-              <w:top w:val="double" w:sz="4" w:space="0" w:color="47D459" w:themeColor="accent3" w:themeTint="99"/>
-              <w:left w:val="double" w:sz="4" w:space="0" w:color="47D459" w:themeColor="accent3" w:themeTint="99"/>
-              <w:bottom w:val="double" w:sz="4" w:space="0" w:color="47D459" w:themeColor="accent3" w:themeTint="99"/>
-              <w:right w:val="double" w:sz="4" w:space="0" w:color="47D459" w:themeColor="accent3" w:themeTint="99"/>
-            </w:tcBorders>
-            <w:vAlign w:val="center"/>
-            <w:hideMark/>
-          </w:tcPr>
-          <w:p>
-            <w:pPr>
-              <w:spacing w:after="160" w:line="276" w:lineRule="auto"/>
-              <w:ind w:right="-455"/>
-              <w:rPr>
-                <w:rFonts w:ascii="Arial Nova Cond Light" w:hAnsi="Arial Nova Cond Light" w:cs="Times New Roman"/>
-                <w:b/>
-                <w:bCs/>
-                <w:color w:val="000000" w:themeColor="text1"/>
-                <w:sz w:val="20"/>
-                <w:szCs w:val="20"/>
-              </w:rPr>
-            </w:pPr>
-            <w:r>
-              <w:rPr>
-                <w:rFonts w:ascii="Arial Nova Cond Light" w:hAnsi="Arial Nova Cond Light" w:cs="Times New Roman"/>
-                <w:b/>
-                <w:bCs/>
-                <w:color w:val="000000" w:themeColor="text1"/>
+            <w:vAlign w:val="center"/>
+          </w:tcPr>
+          <w:p>
+            <w:pPr>
+              <w:autoSpaceDE w:val="0"/>
+              <w:autoSpaceDN w:val="0"/>
+              <w:adjustRightInd w:val="0"/>
+              <w:jc w:val="center"/>
+              <w:rPr>
+                <w:rFonts w:ascii="Arial Nova Cond" w:hAnsi="Arial Nova Cond" w:cs="Arial"/>
+                <w:color w:val="000000" w:themeColor="text1"/>
+                <w:kern w:val="0"/>
+                <w:sz w:val="20"/>
+                <w:szCs w:val="20"/>
+              </w:rPr>
+            </w:pPr>
+            <w:r>
+              <w:rPr>
+                <w:rFonts w:ascii="Arial Nova Cond" w:hAnsi="Arial Nova Cond" w:cs="Arial"/>
+                <w:color w:val="000000"/>
+                <w:kern w:val="0"/>
                 <w:sz w:val="20"/>
                 <w:szCs w:val="20"/>
               </w:rPr>
@@ -11574,34 +11394,27 @@
         <w:tc>
           <w:tcPr>
             <w:tcW w:w="1634" w:type="dxa"/>
-            <w:tcBorders>
-              <w:top w:val="double" w:sz="4" w:space="0" w:color="47D459" w:themeColor="accent3" w:themeTint="99"/>
-              <w:left w:val="double" w:sz="4" w:space="0" w:color="47D459" w:themeColor="accent3" w:themeTint="99"/>
-              <w:bottom w:val="double" w:sz="4" w:space="0" w:color="47D459" w:themeColor="accent3" w:themeTint="99"/>
-              <w:right w:val="double" w:sz="4" w:space="0" w:color="47D459" w:themeColor="accent3" w:themeTint="99"/>
-            </w:tcBorders>
-            <w:vAlign w:val="center"/>
-            <w:hideMark/>
-          </w:tcPr>
-          <w:p>
-            <w:pPr>
-              <w:spacing w:after="160" w:line="276" w:lineRule="auto"/>
-              <w:ind w:right="-455"/>
-              <w:rPr>
-                <w:rFonts w:ascii="Arial Nova Cond Light" w:hAnsi="Arial Nova Cond Light" w:cs="Times New Roman"/>
-                <w:b/>
-                <w:bCs/>
-                <w:color w:val="000000" w:themeColor="text1"/>
-                <w:sz w:val="20"/>
-                <w:szCs w:val="20"/>
-              </w:rPr>
-            </w:pPr>
-            <w:r>
-              <w:rPr>
-                <w:rFonts w:ascii="Arial Nova Cond Light" w:hAnsi="Arial Nova Cond Light" w:cs="Times New Roman"/>
-                <w:b/>
-                <w:bCs/>
-                <w:color w:val="000000" w:themeColor="text1"/>
+            <w:vAlign w:val="center"/>
+          </w:tcPr>
+          <w:p>
+            <w:pPr>
+              <w:autoSpaceDE w:val="0"/>
+              <w:autoSpaceDN w:val="0"/>
+              <w:adjustRightInd w:val="0"/>
+              <w:jc w:val="both"/>
+              <w:rPr>
+                <w:rFonts w:ascii="Arial Nova Cond" w:hAnsi="Arial Nova Cond" w:cs="Arial"/>
+                <w:color w:val="000000"/>
+                <w:kern w:val="0"/>
+                <w:sz w:val="20"/>
+                <w:szCs w:val="20"/>
+              </w:rPr>
+            </w:pPr>
+            <w:r>
+              <w:rPr>
+                <w:rFonts w:ascii="Arial Nova Cond" w:hAnsi="Arial Nova Cond" w:cs="Arial"/>
+                <w:color w:val="000000"/>
+                <w:kern w:val="0"/>
                 <w:sz w:val="20"/>
                 <w:szCs w:val="20"/>
               </w:rPr>
@@ -11612,34 +11425,27 @@
         <w:tc>
           <w:tcPr>
             <w:tcW w:w="1337" w:type="dxa"/>
-            <w:tcBorders>
-              <w:top w:val="double" w:sz="4" w:space="0" w:color="47D459" w:themeColor="accent3" w:themeTint="99"/>
-              <w:left w:val="double" w:sz="4" w:space="0" w:color="47D459" w:themeColor="accent3" w:themeTint="99"/>
-              <w:bottom w:val="double" w:sz="4" w:space="0" w:color="47D459" w:themeColor="accent3" w:themeTint="99"/>
-              <w:right w:val="double" w:sz="4" w:space="0" w:color="47D459" w:themeColor="accent3" w:themeTint="99"/>
-            </w:tcBorders>
-            <w:vAlign w:val="center"/>
-            <w:hideMark/>
-          </w:tcPr>
-          <w:p>
-            <w:pPr>
-              <w:spacing w:after="160" w:line="276" w:lineRule="auto"/>
-              <w:ind w:right="-455"/>
-              <w:rPr>
-                <w:rFonts w:ascii="Arial Nova Cond Light" w:hAnsi="Arial Nova Cond Light" w:cs="Times New Roman"/>
-                <w:b/>
-                <w:bCs/>
-                <w:color w:val="000000" w:themeColor="text1"/>
-                <w:sz w:val="20"/>
-                <w:szCs w:val="20"/>
-              </w:rPr>
-            </w:pPr>
-            <w:r>
-              <w:rPr>
-                <w:rFonts w:ascii="Arial Nova Cond Light" w:hAnsi="Arial Nova Cond Light" w:cs="Times New Roman"/>
-                <w:b/>
-                <w:bCs/>
-                <w:color w:val="000000" w:themeColor="text1"/>
+            <w:vAlign w:val="center"/>
+          </w:tcPr>
+          <w:p>
+            <w:pPr>
+              <w:autoSpaceDE w:val="0"/>
+              <w:autoSpaceDN w:val="0"/>
+              <w:adjustRightInd w:val="0"/>
+              <w:jc w:val="center"/>
+              <w:rPr>
+                <w:rFonts w:ascii="Arial Nova Cond" w:hAnsi="Arial Nova Cond" w:cs="Arial"/>
+                <w:color w:val="000000"/>
+                <w:kern w:val="0"/>
+                <w:sz w:val="20"/>
+                <w:szCs w:val="20"/>
+              </w:rPr>
+            </w:pPr>
+            <w:r>
+              <w:rPr>
+                <w:rFonts w:ascii="Arial Nova Cond" w:hAnsi="Arial Nova Cond" w:cs="Arial"/>
+                <w:color w:val="000000"/>
+                <w:kern w:val="0"/>
                 <w:sz w:val="20"/>
                 <w:szCs w:val="20"/>
               </w:rPr>
@@ -11657,24 +11463,23 @@
           <w:tcPr>
             <w:tcW w:w="875" w:type="dxa"/>
             <w:vMerge w:val="restart"/>
-            <w:tcBorders>
-              <w:top w:val="double" w:sz="4" w:space="0" w:color="47D459" w:themeColor="accent3" w:themeTint="99"/>
-              <w:left w:val="double" w:sz="4" w:space="0" w:color="47D459" w:themeColor="accent3" w:themeTint="99"/>
-              <w:bottom w:val="double" w:sz="4" w:space="0" w:color="47D459" w:themeColor="accent3" w:themeTint="99"/>
-              <w:right w:val="double" w:sz="4" w:space="0" w:color="47D459" w:themeColor="accent3" w:themeTint="99"/>
-            </w:tcBorders>
-            <w:vAlign w:val="center"/>
-            <w:hideMark/>
-          </w:tcPr>
-          <w:p>
-            <w:pPr>
-              <w:spacing w:after="160" w:line="276" w:lineRule="auto"/>
-              <w:ind w:right="-455"/>
-              <w:rPr>
-                <w:rFonts w:ascii="Arial Nova Cond Light" w:hAnsi="Arial Nova Cond Light" w:cs="Times New Roman"/>
-                <w:b/>
-                <w:bCs/>
-                <w:color w:val="000000" w:themeColor="text1"/>
+            <w:vAlign w:val="center"/>
+          </w:tcPr>
+          <w:p>
+            <w:pPr>
+              <w:pStyle w:val="Prrafodelista"/>
+              <w:tabs>
+                <w:tab w:val="left" w:pos="0"/>
+                <w:tab w:val="left" w:pos="142"/>
+                <w:tab w:val="left" w:pos="284"/>
+              </w:tabs>
+              <w:spacing w:line="276" w:lineRule="auto"/>
+              <w:ind w:left="0"/>
+              <w:jc w:val="center"/>
+              <w:rPr>
+                <w:rFonts w:ascii="Arial Nova Cond" w:eastAsia="Calibri" w:hAnsi="Arial Nova Cond" w:cs="Times New Roman"/>
+                <w:b/>
+                <w:bCs/>
                 <w:sz w:val="20"/>
                 <w:szCs w:val="20"/>
                 <w:lang w:val="es-ES_tradnl"/>
@@ -11682,10 +11487,9 @@
             </w:pPr>
             <w:r>
               <w:rPr>
-                <w:rFonts w:ascii="Arial Nova Cond Light" w:hAnsi="Arial Nova Cond Light" w:cs="Times New Roman"/>
-                <w:b/>
-                <w:bCs/>
-                <w:color w:val="000000" w:themeColor="text1"/>
+                <w:rFonts w:ascii="Arial Nova Cond" w:eastAsia="Calibri" w:hAnsi="Arial Nova Cond" w:cs="Times New Roman"/>
+                <w:b/>
+                <w:bCs/>
                 <w:sz w:val="20"/>
                 <w:szCs w:val="20"/>
                 <w:lang w:val="es-ES_tradnl"/>
@@ -11697,24 +11501,23 @@
         <w:tc>
           <w:tcPr>
             <w:tcW w:w="1095" w:type="dxa"/>
-            <w:tcBorders>
-              <w:top w:val="double" w:sz="4" w:space="0" w:color="47D459" w:themeColor="accent3" w:themeTint="99"/>
-              <w:left w:val="double" w:sz="4" w:space="0" w:color="47D459" w:themeColor="accent3" w:themeTint="99"/>
-              <w:bottom w:val="double" w:sz="4" w:space="0" w:color="47D459" w:themeColor="accent3" w:themeTint="99"/>
-              <w:right w:val="double" w:sz="4" w:space="0" w:color="47D459" w:themeColor="accent3" w:themeTint="99"/>
-            </w:tcBorders>
-            <w:vAlign w:val="center"/>
-            <w:hideMark/>
-          </w:tcPr>
-          <w:p>
-            <w:pPr>
-              <w:spacing w:after="160" w:line="276" w:lineRule="auto"/>
-              <w:ind w:right="-455"/>
-              <w:rPr>
-                <w:rFonts w:ascii="Arial Nova Cond Light" w:hAnsi="Arial Nova Cond Light" w:cs="Times New Roman"/>
-                <w:b/>
-                <w:bCs/>
-                <w:color w:val="000000" w:themeColor="text1"/>
+            <w:vAlign w:val="center"/>
+          </w:tcPr>
+          <w:p>
+            <w:pPr>
+              <w:pStyle w:val="Prrafodelista"/>
+              <w:tabs>
+                <w:tab w:val="left" w:pos="0"/>
+                <w:tab w:val="left" w:pos="142"/>
+                <w:tab w:val="left" w:pos="284"/>
+              </w:tabs>
+              <w:spacing w:line="276" w:lineRule="auto"/>
+              <w:ind w:left="0"/>
+              <w:jc w:val="center"/>
+              <w:rPr>
+                <w:rFonts w:ascii="Arial Nova Cond" w:eastAsia="Calibri" w:hAnsi="Arial Nova Cond" w:cs="Times New Roman"/>
+                <w:b/>
+                <w:bCs/>
                 <w:sz w:val="20"/>
                 <w:szCs w:val="20"/>
                 <w:lang w:val="es-ES_tradnl"/>
@@ -11722,10 +11525,9 @@
             </w:pPr>
             <w:r>
               <w:rPr>
-                <w:rFonts w:ascii="Arial Nova Cond Light" w:hAnsi="Arial Nova Cond Light" w:cs="Times New Roman"/>
-                <w:b/>
-                <w:bCs/>
-                <w:color w:val="000000" w:themeColor="text1"/>
+                <w:rFonts w:ascii="Arial Nova Cond" w:eastAsia="Calibri" w:hAnsi="Arial Nova Cond" w:cs="Times New Roman"/>
+                <w:b/>
+                <w:bCs/>
                 <w:sz w:val="20"/>
                 <w:szCs w:val="20"/>
                 <w:lang w:val="es-ES_tradnl"/>
@@ -11737,34 +11539,22 @@
         <w:tc>
           <w:tcPr>
             <w:tcW w:w="1726" w:type="dxa"/>
-            <w:tcBorders>
-              <w:top w:val="double" w:sz="4" w:space="0" w:color="47D459" w:themeColor="accent3" w:themeTint="99"/>
-              <w:left w:val="double" w:sz="4" w:space="0" w:color="47D459" w:themeColor="accent3" w:themeTint="99"/>
-              <w:bottom w:val="double" w:sz="4" w:space="0" w:color="47D459" w:themeColor="accent3" w:themeTint="99"/>
-              <w:right w:val="double" w:sz="4" w:space="0" w:color="47D459" w:themeColor="accent3" w:themeTint="99"/>
-            </w:tcBorders>
-            <w:vAlign w:val="center"/>
-            <w:hideMark/>
-          </w:tcPr>
-          <w:p>
-            <w:pPr>
-              <w:spacing w:after="160" w:line="276" w:lineRule="auto"/>
-              <w:ind w:right="-455"/>
-              <w:rPr>
-                <w:rFonts w:ascii="Arial Nova Cond Light" w:hAnsi="Arial Nova Cond Light" w:cs="Times New Roman"/>
-                <w:b/>
-                <w:bCs/>
-                <w:color w:val="000000" w:themeColor="text1"/>
-                <w:sz w:val="20"/>
-                <w:szCs w:val="20"/>
-              </w:rPr>
-            </w:pPr>
-            <w:r>
-              <w:rPr>
-                <w:rFonts w:ascii="Arial Nova Cond Light" w:hAnsi="Arial Nova Cond Light" w:cs="Times New Roman"/>
-                <w:b/>
-                <w:bCs/>
-                <w:color w:val="000000" w:themeColor="text1"/>
+            <w:vAlign w:val="center"/>
+          </w:tcPr>
+          <w:p>
+            <w:pPr>
+              <w:pStyle w:val="Sinespaciado"/>
+              <w:jc w:val="both"/>
+              <w:rPr>
+                <w:rFonts w:ascii="Arial Nova Cond" w:hAnsi="Arial Nova Cond"/>
+                <w:color w:val="000000" w:themeColor="text1"/>
+                <w:sz w:val="20"/>
+                <w:szCs w:val="20"/>
+              </w:rPr>
+            </w:pPr>
+            <w:r>
+              <w:rPr>
+                <w:rFonts w:ascii="Arial Nova Cond" w:eastAsia="Calibri" w:hAnsi="Arial Nova Cond" w:cs="Times New Roman"/>
                 <w:sz w:val="20"/>
                 <w:szCs w:val="20"/>
                 <w:lang w:val="es-ES_tradnl"/>
@@ -11776,23 +11566,21 @@
         <w:tc>
           <w:tcPr>
             <w:tcW w:w="6169" w:type="dxa"/>
-            <w:tcBorders>
-              <w:top w:val="double" w:sz="4" w:space="0" w:color="47D459" w:themeColor="accent3" w:themeTint="99"/>
-              <w:left w:val="double" w:sz="4" w:space="0" w:color="47D459" w:themeColor="accent3" w:themeTint="99"/>
-              <w:bottom w:val="double" w:sz="4" w:space="0" w:color="47D459" w:themeColor="accent3" w:themeTint="99"/>
-              <w:right w:val="double" w:sz="4" w:space="0" w:color="47D459" w:themeColor="accent3" w:themeTint="99"/>
-            </w:tcBorders>
-            <w:vAlign w:val="center"/>
-            <w:hideMark/>
-          </w:tcPr>
-          <w:p>
-            <w:pPr>
-              <w:spacing w:after="160" w:line="276" w:lineRule="auto"/>
-              <w:ind w:right="-455"/>
-              <w:rPr>
-                <w:rFonts w:ascii="Arial Nova Cond Light" w:hAnsi="Arial Nova Cond Light" w:cs="Times New Roman"/>
-                <w:b/>
-                <w:bCs/>
+            <w:vAlign w:val="center"/>
+          </w:tcPr>
+          <w:p>
+            <w:pPr>
+              <w:pStyle w:val="Prrafodelista"/>
+              <w:tabs>
+                <w:tab w:val="left" w:pos="0"/>
+                <w:tab w:val="left" w:pos="142"/>
+                <w:tab w:val="left" w:pos="284"/>
+              </w:tabs>
+              <w:spacing w:line="276" w:lineRule="auto"/>
+              <w:ind w:left="0"/>
+              <w:jc w:val="both"/>
+              <w:rPr>
+                <w:rFonts w:ascii="Arial Nova Cond" w:eastAsia="Calibri" w:hAnsi="Arial Nova Cond" w:cs="Times New Roman"/>
                 <w:color w:val="000000" w:themeColor="text1"/>
                 <w:sz w:val="20"/>
                 <w:szCs w:val="20"/>
@@ -11801,10 +11589,7 @@
             </w:pPr>
             <w:r>
               <w:rPr>
-                <w:rFonts w:ascii="Arial Nova Cond Light" w:hAnsi="Arial Nova Cond Light" w:cs="Times New Roman"/>
-                <w:b/>
-                <w:bCs/>
-                <w:color w:val="000000" w:themeColor="text1"/>
+                <w:rFonts w:ascii="Arial Nova Cond" w:eastAsia="Calibri" w:hAnsi="Arial Nova Cond" w:cs="Times New Roman"/>
                 <w:sz w:val="20"/>
                 <w:szCs w:val="20"/>
                 <w:lang w:val="es-ES_tradnl"/>
@@ -11816,34 +11601,27 @@
         <w:tc>
           <w:tcPr>
             <w:tcW w:w="2015" w:type="dxa"/>
-            <w:tcBorders>
-              <w:top w:val="double" w:sz="4" w:space="0" w:color="47D459" w:themeColor="accent3" w:themeTint="99"/>
-              <w:left w:val="double" w:sz="4" w:space="0" w:color="47D459" w:themeColor="accent3" w:themeTint="99"/>
-              <w:bottom w:val="double" w:sz="4" w:space="0" w:color="47D459" w:themeColor="accent3" w:themeTint="99"/>
-              <w:right w:val="double" w:sz="4" w:space="0" w:color="47D459" w:themeColor="accent3" w:themeTint="99"/>
-            </w:tcBorders>
-            <w:vAlign w:val="center"/>
-            <w:hideMark/>
-          </w:tcPr>
-          <w:p>
-            <w:pPr>
-              <w:spacing w:after="160" w:line="276" w:lineRule="auto"/>
-              <w:ind w:right="-455"/>
-              <w:rPr>
-                <w:rFonts w:ascii="Arial Nova Cond Light" w:hAnsi="Arial Nova Cond Light" w:cs="Times New Roman"/>
-                <w:b/>
-                <w:bCs/>
-                <w:color w:val="000000" w:themeColor="text1"/>
-                <w:sz w:val="20"/>
-                <w:szCs w:val="20"/>
-              </w:rPr>
-            </w:pPr>
-            <w:r>
-              <w:rPr>
-                <w:rFonts w:ascii="Arial Nova Cond Light" w:hAnsi="Arial Nova Cond Light" w:cs="Times New Roman"/>
-                <w:b/>
-                <w:bCs/>
-                <w:color w:val="000000" w:themeColor="text1"/>
+            <w:vAlign w:val="center"/>
+          </w:tcPr>
+          <w:p>
+            <w:pPr>
+              <w:autoSpaceDE w:val="0"/>
+              <w:autoSpaceDN w:val="0"/>
+              <w:adjustRightInd w:val="0"/>
+              <w:jc w:val="center"/>
+              <w:rPr>
+                <w:rFonts w:ascii="Arial Nova Cond" w:hAnsi="Arial Nova Cond" w:cs="Arial"/>
+                <w:color w:val="000000" w:themeColor="text1"/>
+                <w:kern w:val="0"/>
+                <w:sz w:val="20"/>
+                <w:szCs w:val="20"/>
+              </w:rPr>
+            </w:pPr>
+            <w:r>
+              <w:rPr>
+                <w:rFonts w:ascii="Arial Nova Cond" w:hAnsi="Arial Nova Cond" w:cs="Arial"/>
+                <w:color w:val="000000"/>
+                <w:kern w:val="0"/>
                 <w:sz w:val="20"/>
                 <w:szCs w:val="20"/>
               </w:rPr>
@@ -11854,34 +11632,27 @@
         <w:tc>
           <w:tcPr>
             <w:tcW w:w="1634" w:type="dxa"/>
-            <w:tcBorders>
-              <w:top w:val="double" w:sz="4" w:space="0" w:color="47D459" w:themeColor="accent3" w:themeTint="99"/>
-              <w:left w:val="double" w:sz="4" w:space="0" w:color="47D459" w:themeColor="accent3" w:themeTint="99"/>
-              <w:bottom w:val="double" w:sz="4" w:space="0" w:color="47D459" w:themeColor="accent3" w:themeTint="99"/>
-              <w:right w:val="double" w:sz="4" w:space="0" w:color="47D459" w:themeColor="accent3" w:themeTint="99"/>
-            </w:tcBorders>
-            <w:vAlign w:val="center"/>
-            <w:hideMark/>
-          </w:tcPr>
-          <w:p>
-            <w:pPr>
-              <w:spacing w:after="160" w:line="276" w:lineRule="auto"/>
-              <w:ind w:right="-455"/>
-              <w:rPr>
-                <w:rFonts w:ascii="Arial Nova Cond Light" w:hAnsi="Arial Nova Cond Light" w:cs="Times New Roman"/>
-                <w:b/>
-                <w:bCs/>
-                <w:color w:val="000000" w:themeColor="text1"/>
-                <w:sz w:val="20"/>
-                <w:szCs w:val="20"/>
-              </w:rPr>
-            </w:pPr>
-            <w:r>
-              <w:rPr>
-                <w:rFonts w:ascii="Arial Nova Cond Light" w:hAnsi="Arial Nova Cond Light" w:cs="Times New Roman"/>
-                <w:b/>
-                <w:bCs/>
-                <w:color w:val="000000" w:themeColor="text1"/>
+            <w:vAlign w:val="center"/>
+          </w:tcPr>
+          <w:p>
+            <w:pPr>
+              <w:autoSpaceDE w:val="0"/>
+              <w:autoSpaceDN w:val="0"/>
+              <w:adjustRightInd w:val="0"/>
+              <w:jc w:val="both"/>
+              <w:rPr>
+                <w:rFonts w:ascii="Arial Nova Cond" w:hAnsi="Arial Nova Cond" w:cs="Arial"/>
+                <w:color w:val="000000"/>
+                <w:kern w:val="0"/>
+                <w:sz w:val="20"/>
+                <w:szCs w:val="20"/>
+              </w:rPr>
+            </w:pPr>
+            <w:r>
+              <w:rPr>
+                <w:rFonts w:ascii="Arial Nova Cond" w:hAnsi="Arial Nova Cond" w:cs="Arial"/>
+                <w:color w:val="000000"/>
+                <w:kern w:val="0"/>
                 <w:sz w:val="20"/>
                 <w:szCs w:val="20"/>
               </w:rPr>
@@ -11892,34 +11663,27 @@
         <w:tc>
           <w:tcPr>
             <w:tcW w:w="1337" w:type="dxa"/>
-            <w:tcBorders>
-              <w:top w:val="double" w:sz="4" w:space="0" w:color="47D459" w:themeColor="accent3" w:themeTint="99"/>
-              <w:left w:val="double" w:sz="4" w:space="0" w:color="47D459" w:themeColor="accent3" w:themeTint="99"/>
-              <w:bottom w:val="double" w:sz="4" w:space="0" w:color="47D459" w:themeColor="accent3" w:themeTint="99"/>
-              <w:right w:val="double" w:sz="4" w:space="0" w:color="47D459" w:themeColor="accent3" w:themeTint="99"/>
-            </w:tcBorders>
-            <w:vAlign w:val="center"/>
-            <w:hideMark/>
-          </w:tcPr>
-          <w:p>
-            <w:pPr>
-              <w:spacing w:after="160" w:line="276" w:lineRule="auto"/>
-              <w:ind w:right="-455"/>
-              <w:rPr>
-                <w:rFonts w:ascii="Arial Nova Cond Light" w:hAnsi="Arial Nova Cond Light" w:cs="Times New Roman"/>
-                <w:b/>
-                <w:bCs/>
-                <w:color w:val="000000" w:themeColor="text1"/>
-                <w:sz w:val="20"/>
-                <w:szCs w:val="20"/>
-              </w:rPr>
-            </w:pPr>
-            <w:r>
-              <w:rPr>
-                <w:rFonts w:ascii="Arial Nova Cond Light" w:hAnsi="Arial Nova Cond Light" w:cs="Times New Roman"/>
-                <w:b/>
-                <w:bCs/>
-                <w:color w:val="000000" w:themeColor="text1"/>
+            <w:vAlign w:val="center"/>
+          </w:tcPr>
+          <w:p>
+            <w:pPr>
+              <w:autoSpaceDE w:val="0"/>
+              <w:autoSpaceDN w:val="0"/>
+              <w:adjustRightInd w:val="0"/>
+              <w:jc w:val="center"/>
+              <w:rPr>
+                <w:rFonts w:ascii="Arial Nova Cond" w:hAnsi="Arial Nova Cond" w:cs="Arial"/>
+                <w:color w:val="000000"/>
+                <w:kern w:val="0"/>
+                <w:sz w:val="20"/>
+                <w:szCs w:val="20"/>
+              </w:rPr>
+            </w:pPr>
+            <w:r>
+              <w:rPr>
+                <w:rFonts w:ascii="Arial Nova Cond" w:hAnsi="Arial Nova Cond" w:cs="Arial"/>
+                <w:color w:val="000000"/>
+                <w:kern w:val="0"/>
                 <w:sz w:val="20"/>
                 <w:szCs w:val="20"/>
               </w:rPr>
@@ -11937,24 +11701,23 @@
           <w:tcPr>
             <w:tcW w:w="875" w:type="dxa"/>
             <w:vMerge/>
-            <w:tcBorders>
-              <w:top w:val="double" w:sz="4" w:space="0" w:color="47D459" w:themeColor="accent3" w:themeTint="99"/>
-              <w:left w:val="double" w:sz="4" w:space="0" w:color="47D459" w:themeColor="accent3" w:themeTint="99"/>
-              <w:bottom w:val="double" w:sz="4" w:space="0" w:color="47D459" w:themeColor="accent3" w:themeTint="99"/>
-              <w:right w:val="double" w:sz="4" w:space="0" w:color="47D459" w:themeColor="accent3" w:themeTint="99"/>
-            </w:tcBorders>
-            <w:vAlign w:val="center"/>
-            <w:hideMark/>
-          </w:tcPr>
-          <w:p>
-            <w:pPr>
-              <w:spacing w:after="160" w:line="276" w:lineRule="auto"/>
-              <w:ind w:right="-455"/>
-              <w:rPr>
-                <w:rFonts w:ascii="Arial Nova Cond Light" w:hAnsi="Arial Nova Cond Light" w:cs="Times New Roman"/>
-                <w:b/>
-                <w:bCs/>
-                <w:color w:val="000000" w:themeColor="text1"/>
+            <w:vAlign w:val="center"/>
+          </w:tcPr>
+          <w:p>
+            <w:pPr>
+              <w:pStyle w:val="Prrafodelista"/>
+              <w:tabs>
+                <w:tab w:val="left" w:pos="0"/>
+                <w:tab w:val="left" w:pos="142"/>
+                <w:tab w:val="left" w:pos="284"/>
+              </w:tabs>
+              <w:spacing w:line="276" w:lineRule="auto"/>
+              <w:ind w:left="0"/>
+              <w:jc w:val="center"/>
+              <w:rPr>
+                <w:rFonts w:ascii="Arial Nova Cond" w:eastAsia="Calibri" w:hAnsi="Arial Nova Cond" w:cs="Times New Roman"/>
+                <w:b/>
+                <w:bCs/>
                 <w:sz w:val="20"/>
                 <w:szCs w:val="20"/>
                 <w:lang w:val="es-ES_tradnl"/>
@@ -11965,24 +11728,23 @@
         <w:tc>
           <w:tcPr>
             <w:tcW w:w="1095" w:type="dxa"/>
-            <w:tcBorders>
-              <w:top w:val="double" w:sz="4" w:space="0" w:color="47D459" w:themeColor="accent3" w:themeTint="99"/>
-              <w:left w:val="double" w:sz="4" w:space="0" w:color="47D459" w:themeColor="accent3" w:themeTint="99"/>
-              <w:bottom w:val="double" w:sz="4" w:space="0" w:color="47D459" w:themeColor="accent3" w:themeTint="99"/>
-              <w:right w:val="double" w:sz="4" w:space="0" w:color="47D459" w:themeColor="accent3" w:themeTint="99"/>
-            </w:tcBorders>
-            <w:vAlign w:val="center"/>
-            <w:hideMark/>
-          </w:tcPr>
-          <w:p>
-            <w:pPr>
-              <w:spacing w:after="160" w:line="276" w:lineRule="auto"/>
-              <w:ind w:right="-455"/>
-              <w:rPr>
-                <w:rFonts w:ascii="Arial Nova Cond Light" w:hAnsi="Arial Nova Cond Light" w:cs="Times New Roman"/>
-                <w:b/>
-                <w:bCs/>
-                <w:color w:val="000000" w:themeColor="text1"/>
+            <w:vAlign w:val="center"/>
+          </w:tcPr>
+          <w:p>
+            <w:pPr>
+              <w:pStyle w:val="Prrafodelista"/>
+              <w:tabs>
+                <w:tab w:val="left" w:pos="0"/>
+                <w:tab w:val="left" w:pos="142"/>
+                <w:tab w:val="left" w:pos="284"/>
+              </w:tabs>
+              <w:spacing w:line="276" w:lineRule="auto"/>
+              <w:ind w:left="0"/>
+              <w:jc w:val="center"/>
+              <w:rPr>
+                <w:rFonts w:ascii="Arial Nova Cond" w:eastAsia="Calibri" w:hAnsi="Arial Nova Cond" w:cs="Times New Roman"/>
+                <w:b/>
+                <w:bCs/>
                 <w:sz w:val="20"/>
                 <w:szCs w:val="20"/>
                 <w:lang w:val="es-ES_tradnl"/>
@@ -11990,10 +11752,9 @@
             </w:pPr>
             <w:r>
               <w:rPr>
-                <w:rFonts w:ascii="Arial Nova Cond Light" w:hAnsi="Arial Nova Cond Light" w:cs="Times New Roman"/>
-                <w:b/>
-                <w:bCs/>
-                <w:color w:val="000000" w:themeColor="text1"/>
+                <w:rFonts w:ascii="Arial Nova Cond" w:eastAsia="Calibri" w:hAnsi="Arial Nova Cond" w:cs="Times New Roman"/>
+                <w:b/>
+                <w:bCs/>
                 <w:sz w:val="20"/>
                 <w:szCs w:val="20"/>
                 <w:lang w:val="es-ES_tradnl"/>
@@ -12005,34 +11766,21 @@
         <w:tc>
           <w:tcPr>
             <w:tcW w:w="1726" w:type="dxa"/>
-            <w:tcBorders>
-              <w:top w:val="double" w:sz="4" w:space="0" w:color="47D459" w:themeColor="accent3" w:themeTint="99"/>
-              <w:left w:val="double" w:sz="4" w:space="0" w:color="47D459" w:themeColor="accent3" w:themeTint="99"/>
-              <w:bottom w:val="double" w:sz="4" w:space="0" w:color="47D459" w:themeColor="accent3" w:themeTint="99"/>
-              <w:right w:val="double" w:sz="4" w:space="0" w:color="47D459" w:themeColor="accent3" w:themeTint="99"/>
-            </w:tcBorders>
-            <w:vAlign w:val="center"/>
-            <w:hideMark/>
-          </w:tcPr>
-          <w:p>
-            <w:pPr>
-              <w:spacing w:after="160" w:line="276" w:lineRule="auto"/>
-              <w:ind w:right="-455"/>
-              <w:rPr>
-                <w:rFonts w:ascii="Arial Nova Cond Light" w:hAnsi="Arial Nova Cond Light" w:cs="Times New Roman"/>
-                <w:b/>
-                <w:bCs/>
-                <w:color w:val="000000" w:themeColor="text1"/>
-                <w:sz w:val="20"/>
-                <w:szCs w:val="20"/>
-              </w:rPr>
-            </w:pPr>
-            <w:r>
-              <w:rPr>
-                <w:rFonts w:ascii="Arial Nova Cond Light" w:hAnsi="Arial Nova Cond Light" w:cs="Times New Roman"/>
-                <w:b/>
-                <w:bCs/>
-                <w:color w:val="000000" w:themeColor="text1"/>
+            <w:vAlign w:val="center"/>
+          </w:tcPr>
+          <w:p>
+            <w:pPr>
+              <w:pStyle w:val="Sinespaciado"/>
+              <w:jc w:val="both"/>
+              <w:rPr>
+                <w:rFonts w:ascii="Arial Nova Cond" w:hAnsi="Arial Nova Cond"/>
+                <w:sz w:val="20"/>
+                <w:szCs w:val="20"/>
+              </w:rPr>
+            </w:pPr>
+            <w:r>
+              <w:rPr>
+                <w:rFonts w:ascii="Arial Nova Cond" w:eastAsia="Calibri" w:hAnsi="Arial Nova Cond" w:cs="Times New Roman"/>
                 <w:sz w:val="20"/>
                 <w:szCs w:val="20"/>
                 <w:lang w:val="es-ES_tradnl"/>
@@ -12044,24 +11792,21 @@
         <w:tc>
           <w:tcPr>
             <w:tcW w:w="6169" w:type="dxa"/>
-            <w:tcBorders>
-              <w:top w:val="double" w:sz="4" w:space="0" w:color="47D459" w:themeColor="accent3" w:themeTint="99"/>
-              <w:left w:val="double" w:sz="4" w:space="0" w:color="47D459" w:themeColor="accent3" w:themeTint="99"/>
-              <w:bottom w:val="double" w:sz="4" w:space="0" w:color="47D459" w:themeColor="accent3" w:themeTint="99"/>
-              <w:right w:val="double" w:sz="4" w:space="0" w:color="47D459" w:themeColor="accent3" w:themeTint="99"/>
-            </w:tcBorders>
-            <w:vAlign w:val="center"/>
-            <w:hideMark/>
-          </w:tcPr>
-          <w:p>
-            <w:pPr>
-              <w:spacing w:after="160" w:line="276" w:lineRule="auto"/>
-              <w:ind w:right="-455"/>
-              <w:rPr>
-                <w:rFonts w:ascii="Arial Nova Cond Light" w:hAnsi="Arial Nova Cond Light" w:cs="Times New Roman"/>
-                <w:b/>
-                <w:bCs/>
-                <w:color w:val="000000" w:themeColor="text1"/>
+            <w:vAlign w:val="center"/>
+          </w:tcPr>
+          <w:p>
+            <w:pPr>
+              <w:pStyle w:val="Prrafodelista"/>
+              <w:tabs>
+                <w:tab w:val="left" w:pos="0"/>
+                <w:tab w:val="left" w:pos="142"/>
+                <w:tab w:val="left" w:pos="284"/>
+              </w:tabs>
+              <w:spacing w:line="276" w:lineRule="auto"/>
+              <w:ind w:left="0"/>
+              <w:jc w:val="both"/>
+              <w:rPr>
+                <w:rFonts w:ascii="Arial Nova Cond" w:eastAsia="Calibri" w:hAnsi="Arial Nova Cond" w:cs="Times New Roman"/>
                 <w:sz w:val="20"/>
                 <w:szCs w:val="20"/>
                 <w:lang w:val="es-ES_tradnl"/>
@@ -12069,10 +11814,7 @@
             </w:pPr>
             <w:r>
               <w:rPr>
-                <w:rFonts w:ascii="Arial Nova Cond Light" w:hAnsi="Arial Nova Cond Light" w:cs="Times New Roman"/>
-                <w:b/>
-                <w:bCs/>
-                <w:color w:val="000000" w:themeColor="text1"/>
+                <w:rFonts w:ascii="Arial Nova Cond" w:eastAsia="Calibri" w:hAnsi="Arial Nova Cond" w:cs="Times New Roman"/>
                 <w:sz w:val="20"/>
                 <w:szCs w:val="20"/>
                 <w:lang w:val="es-ES_tradnl"/>
@@ -12084,34 +11826,27 @@
         <w:tc>
           <w:tcPr>
             <w:tcW w:w="2015" w:type="dxa"/>
-            <w:tcBorders>
-              <w:top w:val="double" w:sz="4" w:space="0" w:color="47D459" w:themeColor="accent3" w:themeTint="99"/>
-              <w:left w:val="double" w:sz="4" w:space="0" w:color="47D459" w:themeColor="accent3" w:themeTint="99"/>
-              <w:bottom w:val="double" w:sz="4" w:space="0" w:color="47D459" w:themeColor="accent3" w:themeTint="99"/>
-              <w:right w:val="double" w:sz="4" w:space="0" w:color="47D459" w:themeColor="accent3" w:themeTint="99"/>
-            </w:tcBorders>
-            <w:vAlign w:val="center"/>
-            <w:hideMark/>
-          </w:tcPr>
-          <w:p>
-            <w:pPr>
-              <w:spacing w:after="160" w:line="276" w:lineRule="auto"/>
-              <w:ind w:right="-455"/>
-              <w:rPr>
-                <w:rFonts w:ascii="Arial Nova Cond Light" w:hAnsi="Arial Nova Cond Light" w:cs="Times New Roman"/>
-                <w:b/>
-                <w:bCs/>
-                <w:color w:val="000000" w:themeColor="text1"/>
-                <w:sz w:val="20"/>
-                <w:szCs w:val="20"/>
-              </w:rPr>
-            </w:pPr>
-            <w:r>
-              <w:rPr>
-                <w:rFonts w:ascii="Arial Nova Cond Light" w:hAnsi="Arial Nova Cond Light" w:cs="Times New Roman"/>
-                <w:b/>
-                <w:bCs/>
-                <w:color w:val="000000" w:themeColor="text1"/>
+            <w:vAlign w:val="center"/>
+          </w:tcPr>
+          <w:p>
+            <w:pPr>
+              <w:autoSpaceDE w:val="0"/>
+              <w:autoSpaceDN w:val="0"/>
+              <w:adjustRightInd w:val="0"/>
+              <w:jc w:val="center"/>
+              <w:rPr>
+                <w:rFonts w:ascii="Arial Nova Cond" w:hAnsi="Arial Nova Cond" w:cs="Arial"/>
+                <w:color w:val="0070C0"/>
+                <w:kern w:val="0"/>
+                <w:sz w:val="20"/>
+                <w:szCs w:val="20"/>
+              </w:rPr>
+            </w:pPr>
+            <w:r>
+              <w:rPr>
+                <w:rFonts w:ascii="Arial Nova Cond" w:hAnsi="Arial Nova Cond" w:cs="Arial"/>
+                <w:color w:val="000000"/>
+                <w:kern w:val="0"/>
                 <w:sz w:val="20"/>
                 <w:szCs w:val="20"/>
               </w:rPr>
@@ -12122,34 +11857,27 @@
         <w:tc>
           <w:tcPr>
             <w:tcW w:w="1634" w:type="dxa"/>
-            <w:tcBorders>
-              <w:top w:val="double" w:sz="4" w:space="0" w:color="47D459" w:themeColor="accent3" w:themeTint="99"/>
-              <w:left w:val="double" w:sz="4" w:space="0" w:color="47D459" w:themeColor="accent3" w:themeTint="99"/>
-              <w:bottom w:val="double" w:sz="4" w:space="0" w:color="47D459" w:themeColor="accent3" w:themeTint="99"/>
-              <w:right w:val="double" w:sz="4" w:space="0" w:color="47D459" w:themeColor="accent3" w:themeTint="99"/>
-            </w:tcBorders>
-            <w:vAlign w:val="center"/>
-            <w:hideMark/>
-          </w:tcPr>
-          <w:p>
-            <w:pPr>
-              <w:spacing w:after="160" w:line="276" w:lineRule="auto"/>
-              <w:ind w:right="-455"/>
-              <w:rPr>
-                <w:rFonts w:ascii="Arial Nova Cond Light" w:hAnsi="Arial Nova Cond Light" w:cs="Times New Roman"/>
-                <w:b/>
-                <w:bCs/>
-                <w:color w:val="000000" w:themeColor="text1"/>
-                <w:sz w:val="20"/>
-                <w:szCs w:val="20"/>
-              </w:rPr>
-            </w:pPr>
-            <w:r>
-              <w:rPr>
-                <w:rFonts w:ascii="Arial Nova Cond Light" w:hAnsi="Arial Nova Cond Light" w:cs="Times New Roman"/>
-                <w:b/>
-                <w:bCs/>
-                <w:color w:val="000000" w:themeColor="text1"/>
+            <w:vAlign w:val="center"/>
+          </w:tcPr>
+          <w:p>
+            <w:pPr>
+              <w:autoSpaceDE w:val="0"/>
+              <w:autoSpaceDN w:val="0"/>
+              <w:adjustRightInd w:val="0"/>
+              <w:jc w:val="both"/>
+              <w:rPr>
+                <w:rFonts w:ascii="Arial Nova Cond" w:hAnsi="Arial Nova Cond" w:cs="Arial"/>
+                <w:color w:val="000000"/>
+                <w:kern w:val="0"/>
+                <w:sz w:val="20"/>
+                <w:szCs w:val="20"/>
+              </w:rPr>
+            </w:pPr>
+            <w:r>
+              <w:rPr>
+                <w:rFonts w:ascii="Arial Nova Cond" w:hAnsi="Arial Nova Cond" w:cs="Arial"/>
+                <w:color w:val="000000"/>
+                <w:kern w:val="0"/>
                 <w:sz w:val="20"/>
                 <w:szCs w:val="20"/>
               </w:rPr>
@@ -12160,34 +11888,27 @@
         <w:tc>
           <w:tcPr>
             <w:tcW w:w="1337" w:type="dxa"/>
-            <w:tcBorders>
-              <w:top w:val="double" w:sz="4" w:space="0" w:color="47D459" w:themeColor="accent3" w:themeTint="99"/>
-              <w:left w:val="double" w:sz="4" w:space="0" w:color="47D459" w:themeColor="accent3" w:themeTint="99"/>
-              <w:bottom w:val="double" w:sz="4" w:space="0" w:color="47D459" w:themeColor="accent3" w:themeTint="99"/>
-              <w:right w:val="double" w:sz="4" w:space="0" w:color="47D459" w:themeColor="accent3" w:themeTint="99"/>
-            </w:tcBorders>
-            <w:vAlign w:val="center"/>
-            <w:hideMark/>
-          </w:tcPr>
-          <w:p>
-            <w:pPr>
-              <w:spacing w:after="160" w:line="276" w:lineRule="auto"/>
-              <w:ind w:right="-455"/>
-              <w:rPr>
-                <w:rFonts w:ascii="Arial Nova Cond Light" w:hAnsi="Arial Nova Cond Light" w:cs="Times New Roman"/>
-                <w:b/>
-                <w:bCs/>
-                <w:color w:val="000000" w:themeColor="text1"/>
-                <w:sz w:val="20"/>
-                <w:szCs w:val="20"/>
-              </w:rPr>
-            </w:pPr>
-            <w:r>
-              <w:rPr>
-                <w:rFonts w:ascii="Arial Nova Cond Light" w:hAnsi="Arial Nova Cond Light" w:cs="Times New Roman"/>
-                <w:b/>
-                <w:bCs/>
-                <w:color w:val="000000" w:themeColor="text1"/>
+            <w:vAlign w:val="center"/>
+          </w:tcPr>
+          <w:p>
+            <w:pPr>
+              <w:autoSpaceDE w:val="0"/>
+              <w:autoSpaceDN w:val="0"/>
+              <w:adjustRightInd w:val="0"/>
+              <w:jc w:val="center"/>
+              <w:rPr>
+                <w:rFonts w:ascii="Arial Nova Cond" w:hAnsi="Arial Nova Cond" w:cs="Arial"/>
+                <w:color w:val="000000"/>
+                <w:kern w:val="0"/>
+                <w:sz w:val="20"/>
+                <w:szCs w:val="20"/>
+              </w:rPr>
+            </w:pPr>
+            <w:r>
+              <w:rPr>
+                <w:rFonts w:ascii="Arial Nova Cond" w:hAnsi="Arial Nova Cond" w:cs="Arial"/>
+                <w:color w:val="000000"/>
+                <w:kern w:val="0"/>
                 <w:sz w:val="20"/>
                 <w:szCs w:val="20"/>
               </w:rPr>
@@ -12205,24 +11926,23 @@
           <w:tcPr>
             <w:tcW w:w="875" w:type="dxa"/>
             <w:vMerge w:val="restart"/>
-            <w:tcBorders>
-              <w:top w:val="double" w:sz="4" w:space="0" w:color="47D459" w:themeColor="accent3" w:themeTint="99"/>
-              <w:left w:val="double" w:sz="4" w:space="0" w:color="47D459" w:themeColor="accent3" w:themeTint="99"/>
-              <w:bottom w:val="double" w:sz="4" w:space="0" w:color="47D459" w:themeColor="accent3" w:themeTint="99"/>
-              <w:right w:val="double" w:sz="4" w:space="0" w:color="47D459" w:themeColor="accent3" w:themeTint="99"/>
-            </w:tcBorders>
-            <w:vAlign w:val="center"/>
-            <w:hideMark/>
-          </w:tcPr>
-          <w:p>
-            <w:pPr>
-              <w:spacing w:after="160" w:line="276" w:lineRule="auto"/>
-              <w:ind w:right="-455"/>
-              <w:rPr>
-                <w:rFonts w:ascii="Arial Nova Cond Light" w:hAnsi="Arial Nova Cond Light" w:cs="Times New Roman"/>
-                <w:b/>
-                <w:bCs/>
-                <w:color w:val="000000" w:themeColor="text1"/>
+            <w:vAlign w:val="center"/>
+          </w:tcPr>
+          <w:p>
+            <w:pPr>
+              <w:pStyle w:val="Prrafodelista"/>
+              <w:tabs>
+                <w:tab w:val="left" w:pos="0"/>
+                <w:tab w:val="left" w:pos="142"/>
+                <w:tab w:val="left" w:pos="284"/>
+              </w:tabs>
+              <w:spacing w:line="276" w:lineRule="auto"/>
+              <w:ind w:left="0"/>
+              <w:jc w:val="center"/>
+              <w:rPr>
+                <w:rFonts w:ascii="Arial Nova Cond" w:eastAsia="Calibri" w:hAnsi="Arial Nova Cond" w:cs="Times New Roman"/>
+                <w:b/>
+                <w:bCs/>
                 <w:sz w:val="20"/>
                 <w:szCs w:val="20"/>
                 <w:lang w:val="es-ES_tradnl"/>
@@ -12230,10 +11950,9 @@
             </w:pPr>
             <w:r>
               <w:rPr>
-                <w:rFonts w:ascii="Arial Nova Cond Light" w:hAnsi="Arial Nova Cond Light" w:cs="Times New Roman"/>
-                <w:b/>
-                <w:bCs/>
-                <w:color w:val="000000" w:themeColor="text1"/>
+                <w:rFonts w:ascii="Arial Nova Cond" w:eastAsia="Calibri" w:hAnsi="Arial Nova Cond" w:cs="Times New Roman"/>
+                <w:b/>
+                <w:bCs/>
                 <w:sz w:val="20"/>
                 <w:szCs w:val="20"/>
                 <w:lang w:val="es-ES_tradnl"/>
@@ -12245,24 +11964,23 @@
         <w:tc>
           <w:tcPr>
             <w:tcW w:w="1095" w:type="dxa"/>
-            <w:tcBorders>
-              <w:top w:val="double" w:sz="4" w:space="0" w:color="47D459" w:themeColor="accent3" w:themeTint="99"/>
-              <w:left w:val="double" w:sz="4" w:space="0" w:color="47D459" w:themeColor="accent3" w:themeTint="99"/>
-              <w:bottom w:val="double" w:sz="4" w:space="0" w:color="47D459" w:themeColor="accent3" w:themeTint="99"/>
-              <w:right w:val="double" w:sz="4" w:space="0" w:color="47D459" w:themeColor="accent3" w:themeTint="99"/>
-            </w:tcBorders>
-            <w:vAlign w:val="center"/>
-            <w:hideMark/>
-          </w:tcPr>
-          <w:p>
-            <w:pPr>
-              <w:spacing w:after="160" w:line="276" w:lineRule="auto"/>
-              <w:ind w:right="-455"/>
-              <w:rPr>
-                <w:rFonts w:ascii="Arial Nova Cond Light" w:hAnsi="Arial Nova Cond Light" w:cs="Times New Roman"/>
-                <w:b/>
-                <w:bCs/>
-                <w:color w:val="000000" w:themeColor="text1"/>
+            <w:vAlign w:val="center"/>
+          </w:tcPr>
+          <w:p>
+            <w:pPr>
+              <w:pStyle w:val="Prrafodelista"/>
+              <w:tabs>
+                <w:tab w:val="left" w:pos="0"/>
+                <w:tab w:val="left" w:pos="142"/>
+                <w:tab w:val="left" w:pos="284"/>
+              </w:tabs>
+              <w:spacing w:line="276" w:lineRule="auto"/>
+              <w:ind w:left="0"/>
+              <w:jc w:val="center"/>
+              <w:rPr>
+                <w:rFonts w:ascii="Arial Nova Cond" w:eastAsia="Calibri" w:hAnsi="Arial Nova Cond" w:cs="Times New Roman"/>
+                <w:b/>
+                <w:bCs/>
                 <w:sz w:val="20"/>
                 <w:szCs w:val="20"/>
                 <w:lang w:val="es-ES_tradnl"/>
@@ -12270,10 +11988,9 @@
             </w:pPr>
             <w:r>
               <w:rPr>
-                <w:rFonts w:ascii="Arial Nova Cond Light" w:hAnsi="Arial Nova Cond Light" w:cs="Times New Roman"/>
-                <w:b/>
-                <w:bCs/>
-                <w:color w:val="000000" w:themeColor="text1"/>
+                <w:rFonts w:ascii="Arial Nova Cond" w:eastAsia="Calibri" w:hAnsi="Arial Nova Cond" w:cs="Times New Roman"/>
+                <w:b/>
+                <w:bCs/>
                 <w:sz w:val="20"/>
                 <w:szCs w:val="20"/>
                 <w:lang w:val="es-ES_tradnl"/>
@@ -12285,23 +12002,20 @@
         <w:tc>
           <w:tcPr>
             <w:tcW w:w="1726" w:type="dxa"/>
-            <w:tcBorders>
-              <w:top w:val="double" w:sz="4" w:space="0" w:color="47D459" w:themeColor="accent3" w:themeTint="99"/>
-              <w:left w:val="double" w:sz="4" w:space="0" w:color="47D459" w:themeColor="accent3" w:themeTint="99"/>
-              <w:bottom w:val="double" w:sz="4" w:space="0" w:color="47D459" w:themeColor="accent3" w:themeTint="99"/>
-              <w:right w:val="double" w:sz="4" w:space="0" w:color="47D459" w:themeColor="accent3" w:themeTint="99"/>
-            </w:tcBorders>
-            <w:vAlign w:val="center"/>
-            <w:hideMark/>
-          </w:tcPr>
-          <w:p>
-            <w:pPr>
-              <w:spacing w:after="160" w:line="276" w:lineRule="auto"/>
-              <w:ind w:right="-455"/>
-              <w:rPr>
-                <w:rFonts w:ascii="Arial Nova Cond Light" w:hAnsi="Arial Nova Cond Light" w:cs="Times New Roman"/>
-                <w:b/>
-                <w:bCs/>
+            <w:vAlign w:val="center"/>
+          </w:tcPr>
+          <w:p>
+            <w:pPr>
+              <w:pStyle w:val="Prrafodelista"/>
+              <w:tabs>
+                <w:tab w:val="left" w:pos="0"/>
+                <w:tab w:val="left" w:pos="142"/>
+                <w:tab w:val="left" w:pos="284"/>
+              </w:tabs>
+              <w:spacing w:line="276" w:lineRule="auto"/>
+              <w:ind w:left="0"/>
+              <w:rPr>
+                <w:rFonts w:ascii="Arial Nova Cond" w:eastAsia="Calibri" w:hAnsi="Arial Nova Cond" w:cs="Times New Roman"/>
                 <w:color w:val="000000" w:themeColor="text1"/>
                 <w:sz w:val="20"/>
                 <w:szCs w:val="20"/>
@@ -12310,10 +12024,7 @@
             </w:pPr>
             <w:r>
               <w:rPr>
-                <w:rFonts w:ascii="Arial Nova Cond Light" w:hAnsi="Arial Nova Cond Light" w:cs="Times New Roman"/>
-                <w:b/>
-                <w:bCs/>
-                <w:color w:val="000000" w:themeColor="text1"/>
+                <w:rFonts w:ascii="Arial Nova Cond" w:eastAsia="Calibri" w:hAnsi="Arial Nova Cond" w:cs="Times New Roman"/>
                 <w:sz w:val="20"/>
                 <w:szCs w:val="20"/>
                 <w:lang w:val="es-ES_tradnl"/>
@@ -12325,34 +12036,29 @@
         <w:tc>
           <w:tcPr>
             <w:tcW w:w="6169" w:type="dxa"/>
-            <w:tcBorders>
-              <w:top w:val="double" w:sz="4" w:space="0" w:color="47D459" w:themeColor="accent3" w:themeTint="99"/>
-              <w:left w:val="double" w:sz="4" w:space="0" w:color="47D459" w:themeColor="accent3" w:themeTint="99"/>
-              <w:bottom w:val="double" w:sz="4" w:space="0" w:color="47D459" w:themeColor="accent3" w:themeTint="99"/>
-              <w:right w:val="double" w:sz="4" w:space="0" w:color="47D459" w:themeColor="accent3" w:themeTint="99"/>
-            </w:tcBorders>
-            <w:vAlign w:val="center"/>
-            <w:hideMark/>
-          </w:tcPr>
-          <w:p>
-            <w:pPr>
-              <w:spacing w:after="160" w:line="276" w:lineRule="auto"/>
-              <w:ind w:right="-455"/>
-              <w:rPr>
-                <w:rFonts w:ascii="Arial Nova Cond Light" w:hAnsi="Arial Nova Cond Light" w:cs="Times New Roman"/>
-                <w:b/>
-                <w:bCs/>
-                <w:color w:val="000000" w:themeColor="text1"/>
-                <w:sz w:val="20"/>
-                <w:szCs w:val="20"/>
-              </w:rPr>
-            </w:pPr>
-            <w:r>
-              <w:rPr>
-                <w:rFonts w:ascii="Arial Nova Cond Light" w:hAnsi="Arial Nova Cond Light" w:cs="Times New Roman"/>
-                <w:b/>
-                <w:bCs/>
-                <w:color w:val="000000" w:themeColor="text1"/>
+            <w:vAlign w:val="center"/>
+          </w:tcPr>
+          <w:p>
+            <w:pPr>
+              <w:pStyle w:val="Prrafodelista"/>
+              <w:tabs>
+                <w:tab w:val="left" w:pos="0"/>
+                <w:tab w:val="left" w:pos="142"/>
+                <w:tab w:val="left" w:pos="284"/>
+              </w:tabs>
+              <w:spacing w:line="276" w:lineRule="auto"/>
+              <w:ind w:left="0"/>
+              <w:jc w:val="both"/>
+              <w:rPr>
+                <w:rFonts w:ascii="Arial Nova Cond" w:hAnsi="Arial Nova Cond"/>
+                <w:color w:val="000000" w:themeColor="text1"/>
+                <w:sz w:val="20"/>
+                <w:szCs w:val="20"/>
+              </w:rPr>
+            </w:pPr>
+            <w:r>
+              <w:rPr>
+                <w:rFonts w:ascii="Arial Nova Cond" w:eastAsia="Calibri" w:hAnsi="Arial Nova Cond" w:cs="Times New Roman"/>
                 <w:sz w:val="20"/>
                 <w:szCs w:val="20"/>
                 <w:lang w:val="es-ES_tradnl"/>
@@ -12364,34 +12070,27 @@
         <w:tc>
           <w:tcPr>
             <w:tcW w:w="2015" w:type="dxa"/>
-            <w:tcBorders>
-              <w:top w:val="double" w:sz="4" w:space="0" w:color="47D459" w:themeColor="accent3" w:themeTint="99"/>
-              <w:left w:val="double" w:sz="4" w:space="0" w:color="47D459" w:themeColor="accent3" w:themeTint="99"/>
-              <w:bottom w:val="double" w:sz="4" w:space="0" w:color="47D459" w:themeColor="accent3" w:themeTint="99"/>
-              <w:right w:val="double" w:sz="4" w:space="0" w:color="47D459" w:themeColor="accent3" w:themeTint="99"/>
-            </w:tcBorders>
-            <w:vAlign w:val="center"/>
-            <w:hideMark/>
-          </w:tcPr>
-          <w:p>
-            <w:pPr>
-              <w:spacing w:after="160" w:line="276" w:lineRule="auto"/>
-              <w:ind w:right="-455"/>
-              <w:rPr>
-                <w:rFonts w:ascii="Arial Nova Cond Light" w:hAnsi="Arial Nova Cond Light" w:cs="Times New Roman"/>
-                <w:b/>
-                <w:bCs/>
-                <w:color w:val="000000" w:themeColor="text1"/>
-                <w:sz w:val="20"/>
-                <w:szCs w:val="20"/>
-              </w:rPr>
-            </w:pPr>
-            <w:r>
-              <w:rPr>
-                <w:rFonts w:ascii="Arial Nova Cond Light" w:hAnsi="Arial Nova Cond Light" w:cs="Times New Roman"/>
-                <w:b/>
-                <w:bCs/>
-                <w:color w:val="000000" w:themeColor="text1"/>
+            <w:vAlign w:val="center"/>
+          </w:tcPr>
+          <w:p>
+            <w:pPr>
+              <w:autoSpaceDE w:val="0"/>
+              <w:autoSpaceDN w:val="0"/>
+              <w:adjustRightInd w:val="0"/>
+              <w:jc w:val="center"/>
+              <w:rPr>
+                <w:rFonts w:ascii="Arial Nova Cond" w:hAnsi="Arial Nova Cond" w:cs="Arial"/>
+                <w:color w:val="000000" w:themeColor="text1"/>
+                <w:kern w:val="0"/>
+                <w:sz w:val="20"/>
+                <w:szCs w:val="20"/>
+              </w:rPr>
+            </w:pPr>
+            <w:r>
+              <w:rPr>
+                <w:rFonts w:ascii="Arial Nova Cond" w:hAnsi="Arial Nova Cond" w:cs="Arial"/>
+                <w:color w:val="000000"/>
+                <w:kern w:val="0"/>
                 <w:sz w:val="20"/>
                 <w:szCs w:val="20"/>
               </w:rPr>
@@ -12402,34 +12101,27 @@
         <w:tc>
           <w:tcPr>
             <w:tcW w:w="1634" w:type="dxa"/>
-            <w:tcBorders>
-              <w:top w:val="double" w:sz="4" w:space="0" w:color="47D459" w:themeColor="accent3" w:themeTint="99"/>
-              <w:left w:val="double" w:sz="4" w:space="0" w:color="47D459" w:themeColor="accent3" w:themeTint="99"/>
-              <w:bottom w:val="double" w:sz="4" w:space="0" w:color="47D459" w:themeColor="accent3" w:themeTint="99"/>
-              <w:right w:val="double" w:sz="4" w:space="0" w:color="47D459" w:themeColor="accent3" w:themeTint="99"/>
-            </w:tcBorders>
-            <w:vAlign w:val="center"/>
-            <w:hideMark/>
-          </w:tcPr>
-          <w:p>
-            <w:pPr>
-              <w:spacing w:after="160" w:line="276" w:lineRule="auto"/>
-              <w:ind w:right="-455"/>
-              <w:rPr>
-                <w:rFonts w:ascii="Arial Nova Cond Light" w:hAnsi="Arial Nova Cond Light" w:cs="Times New Roman"/>
-                <w:b/>
-                <w:bCs/>
-                <w:color w:val="000000" w:themeColor="text1"/>
-                <w:sz w:val="20"/>
-                <w:szCs w:val="20"/>
-              </w:rPr>
-            </w:pPr>
-            <w:r>
-              <w:rPr>
-                <w:rFonts w:ascii="Arial Nova Cond Light" w:hAnsi="Arial Nova Cond Light" w:cs="Times New Roman"/>
-                <w:b/>
-                <w:bCs/>
-                <w:color w:val="000000" w:themeColor="text1"/>
+            <w:vAlign w:val="center"/>
+          </w:tcPr>
+          <w:p>
+            <w:pPr>
+              <w:autoSpaceDE w:val="0"/>
+              <w:autoSpaceDN w:val="0"/>
+              <w:adjustRightInd w:val="0"/>
+              <w:jc w:val="both"/>
+              <w:rPr>
+                <w:rFonts w:ascii="Arial Nova Cond" w:hAnsi="Arial Nova Cond" w:cs="Arial"/>
+                <w:color w:val="000000"/>
+                <w:kern w:val="0"/>
+                <w:sz w:val="20"/>
+                <w:szCs w:val="20"/>
+              </w:rPr>
+            </w:pPr>
+            <w:r>
+              <w:rPr>
+                <w:rFonts w:ascii="Arial Nova Cond" w:hAnsi="Arial Nova Cond" w:cs="Arial"/>
+                <w:color w:val="000000"/>
+                <w:kern w:val="0"/>
                 <w:sz w:val="20"/>
                 <w:szCs w:val="20"/>
               </w:rPr>
@@ -12440,34 +12132,27 @@
         <w:tc>
           <w:tcPr>
             <w:tcW w:w="1337" w:type="dxa"/>
-            <w:tcBorders>
-              <w:top w:val="double" w:sz="4" w:space="0" w:color="47D459" w:themeColor="accent3" w:themeTint="99"/>
-              <w:left w:val="double" w:sz="4" w:space="0" w:color="47D459" w:themeColor="accent3" w:themeTint="99"/>
-              <w:bottom w:val="double" w:sz="4" w:space="0" w:color="47D459" w:themeColor="accent3" w:themeTint="99"/>
-              <w:right w:val="double" w:sz="4" w:space="0" w:color="47D459" w:themeColor="accent3" w:themeTint="99"/>
-            </w:tcBorders>
-            <w:vAlign w:val="center"/>
-            <w:hideMark/>
-          </w:tcPr>
-          <w:p>
-            <w:pPr>
-              <w:spacing w:after="160" w:line="276" w:lineRule="auto"/>
-              <w:ind w:right="-455"/>
-              <w:rPr>
-                <w:rFonts w:ascii="Arial Nova Cond Light" w:hAnsi="Arial Nova Cond Light" w:cs="Times New Roman"/>
-                <w:b/>
-                <w:bCs/>
-                <w:color w:val="000000" w:themeColor="text1"/>
-                <w:sz w:val="20"/>
-                <w:szCs w:val="20"/>
-              </w:rPr>
-            </w:pPr>
-            <w:r>
-              <w:rPr>
-                <w:rFonts w:ascii="Arial Nova Cond Light" w:hAnsi="Arial Nova Cond Light" w:cs="Times New Roman"/>
-                <w:b/>
-                <w:bCs/>
-                <w:color w:val="000000" w:themeColor="text1"/>
+            <w:vAlign w:val="center"/>
+          </w:tcPr>
+          <w:p>
+            <w:pPr>
+              <w:autoSpaceDE w:val="0"/>
+              <w:autoSpaceDN w:val="0"/>
+              <w:adjustRightInd w:val="0"/>
+              <w:jc w:val="center"/>
+              <w:rPr>
+                <w:rFonts w:ascii="Arial Nova Cond" w:hAnsi="Arial Nova Cond" w:cs="Arial"/>
+                <w:color w:val="000000"/>
+                <w:kern w:val="0"/>
+                <w:sz w:val="20"/>
+                <w:szCs w:val="20"/>
+              </w:rPr>
+            </w:pPr>
+            <w:r>
+              <w:rPr>
+                <w:rFonts w:ascii="Arial Nova Cond" w:hAnsi="Arial Nova Cond" w:cs="Arial"/>
+                <w:color w:val="000000"/>
+                <w:kern w:val="0"/>
                 <w:sz w:val="20"/>
                 <w:szCs w:val="20"/>
               </w:rPr>
@@ -12485,24 +12170,23 @@
           <w:tcPr>
             <w:tcW w:w="875" w:type="dxa"/>
             <w:vMerge/>
-            <w:tcBorders>
-              <w:top w:val="double" w:sz="4" w:space="0" w:color="47D459" w:themeColor="accent3" w:themeTint="99"/>
-              <w:left w:val="double" w:sz="4" w:space="0" w:color="47D459" w:themeColor="accent3" w:themeTint="99"/>
-              <w:bottom w:val="double" w:sz="4" w:space="0" w:color="47D459" w:themeColor="accent3" w:themeTint="99"/>
-              <w:right w:val="double" w:sz="4" w:space="0" w:color="47D459" w:themeColor="accent3" w:themeTint="99"/>
-            </w:tcBorders>
-            <w:vAlign w:val="center"/>
-            <w:hideMark/>
-          </w:tcPr>
-          <w:p>
-            <w:pPr>
-              <w:spacing w:after="160" w:line="276" w:lineRule="auto"/>
-              <w:ind w:right="-455"/>
-              <w:rPr>
-                <w:rFonts w:ascii="Arial Nova Cond Light" w:hAnsi="Arial Nova Cond Light" w:cs="Times New Roman"/>
-                <w:b/>
-                <w:bCs/>
-                <w:color w:val="000000" w:themeColor="text1"/>
+            <w:vAlign w:val="center"/>
+          </w:tcPr>
+          <w:p>
+            <w:pPr>
+              <w:pStyle w:val="Prrafodelista"/>
+              <w:tabs>
+                <w:tab w:val="left" w:pos="0"/>
+                <w:tab w:val="left" w:pos="142"/>
+                <w:tab w:val="left" w:pos="284"/>
+              </w:tabs>
+              <w:spacing w:line="276" w:lineRule="auto"/>
+              <w:ind w:left="0"/>
+              <w:jc w:val="center"/>
+              <w:rPr>
+                <w:rFonts w:ascii="Arial Nova Cond" w:eastAsia="Calibri" w:hAnsi="Arial Nova Cond" w:cs="Times New Roman"/>
+                <w:b/>
+                <w:bCs/>
                 <w:sz w:val="20"/>
                 <w:szCs w:val="20"/>
                 <w:lang w:val="es-ES_tradnl"/>
@@ -12513,24 +12197,23 @@
         <w:tc>
           <w:tcPr>
             <w:tcW w:w="1095" w:type="dxa"/>
-            <w:tcBorders>
-              <w:top w:val="double" w:sz="4" w:space="0" w:color="47D459" w:themeColor="accent3" w:themeTint="99"/>
-              <w:left w:val="double" w:sz="4" w:space="0" w:color="47D459" w:themeColor="accent3" w:themeTint="99"/>
-              <w:bottom w:val="double" w:sz="4" w:space="0" w:color="47D459" w:themeColor="accent3" w:themeTint="99"/>
-              <w:right w:val="double" w:sz="4" w:space="0" w:color="47D459" w:themeColor="accent3" w:themeTint="99"/>
-            </w:tcBorders>
-            <w:vAlign w:val="center"/>
-            <w:hideMark/>
-          </w:tcPr>
-          <w:p>
-            <w:pPr>
-              <w:spacing w:after="160" w:line="276" w:lineRule="auto"/>
-              <w:ind w:right="-455"/>
-              <w:rPr>
-                <w:rFonts w:ascii="Arial Nova Cond Light" w:hAnsi="Arial Nova Cond Light" w:cs="Times New Roman"/>
-                <w:b/>
-                <w:bCs/>
-                <w:color w:val="000000" w:themeColor="text1"/>
+            <w:vAlign w:val="center"/>
+          </w:tcPr>
+          <w:p>
+            <w:pPr>
+              <w:pStyle w:val="Prrafodelista"/>
+              <w:tabs>
+                <w:tab w:val="left" w:pos="0"/>
+                <w:tab w:val="left" w:pos="142"/>
+                <w:tab w:val="left" w:pos="284"/>
+              </w:tabs>
+              <w:spacing w:line="276" w:lineRule="auto"/>
+              <w:ind w:left="0"/>
+              <w:jc w:val="center"/>
+              <w:rPr>
+                <w:rFonts w:ascii="Arial Nova Cond" w:eastAsia="Calibri" w:hAnsi="Arial Nova Cond" w:cs="Times New Roman"/>
+                <w:b/>
+                <w:bCs/>
                 <w:sz w:val="20"/>
                 <w:szCs w:val="20"/>
                 <w:lang w:val="es-ES_tradnl"/>
@@ -12538,10 +12221,9 @@
             </w:pPr>
             <w:r>
               <w:rPr>
-                <w:rFonts w:ascii="Arial Nova Cond Light" w:hAnsi="Arial Nova Cond Light" w:cs="Times New Roman"/>
-                <w:b/>
-                <w:bCs/>
-                <w:color w:val="000000" w:themeColor="text1"/>
+                <w:rFonts w:ascii="Arial Nova Cond" w:eastAsia="Calibri" w:hAnsi="Arial Nova Cond" w:cs="Times New Roman"/>
+                <w:b/>
+                <w:bCs/>
                 <w:sz w:val="20"/>
                 <w:szCs w:val="20"/>
                 <w:lang w:val="es-ES_tradnl"/>
@@ -12553,23 +12235,20 @@
         <w:tc>
           <w:tcPr>
             <w:tcW w:w="1726" w:type="dxa"/>
-            <w:tcBorders>
-              <w:top w:val="double" w:sz="4" w:space="0" w:color="47D459" w:themeColor="accent3" w:themeTint="99"/>
-              <w:left w:val="double" w:sz="4" w:space="0" w:color="47D459" w:themeColor="accent3" w:themeTint="99"/>
-              <w:bottom w:val="double" w:sz="4" w:space="0" w:color="47D459" w:themeColor="accent3" w:themeTint="99"/>
-              <w:right w:val="double" w:sz="4" w:space="0" w:color="47D459" w:themeColor="accent3" w:themeTint="99"/>
-            </w:tcBorders>
-            <w:vAlign w:val="center"/>
-            <w:hideMark/>
-          </w:tcPr>
-          <w:p>
-            <w:pPr>
-              <w:spacing w:after="160" w:line="276" w:lineRule="auto"/>
-              <w:ind w:right="-455"/>
-              <w:rPr>
-                <w:rFonts w:ascii="Arial Nova Cond Light" w:hAnsi="Arial Nova Cond Light" w:cs="Times New Roman"/>
-                <w:b/>
-                <w:bCs/>
+            <w:vAlign w:val="center"/>
+          </w:tcPr>
+          <w:p>
+            <w:pPr>
+              <w:pStyle w:val="Prrafodelista"/>
+              <w:tabs>
+                <w:tab w:val="left" w:pos="0"/>
+                <w:tab w:val="left" w:pos="142"/>
+                <w:tab w:val="left" w:pos="284"/>
+              </w:tabs>
+              <w:spacing w:line="276" w:lineRule="auto"/>
+              <w:ind w:left="0"/>
+              <w:rPr>
+                <w:rFonts w:ascii="Arial Nova Cond" w:eastAsia="Calibri" w:hAnsi="Arial Nova Cond" w:cs="Times New Roman"/>
                 <w:color w:val="000000" w:themeColor="text1"/>
                 <w:sz w:val="20"/>
                 <w:szCs w:val="20"/>
@@ -12578,10 +12257,7 @@
             </w:pPr>
             <w:r>
               <w:rPr>
-                <w:rFonts w:ascii="Arial Nova Cond Light" w:hAnsi="Arial Nova Cond Light" w:cs="Times New Roman"/>
-                <w:b/>
-                <w:bCs/>
-                <w:color w:val="000000" w:themeColor="text1"/>
+                <w:rFonts w:ascii="Arial Nova Cond" w:eastAsia="Calibri" w:hAnsi="Arial Nova Cond" w:cs="Times New Roman"/>
                 <w:sz w:val="20"/>
                 <w:szCs w:val="20"/>
                 <w:lang w:val="es-ES_tradnl"/>
@@ -12593,23 +12269,21 @@
         <w:tc>
           <w:tcPr>
             <w:tcW w:w="6169" w:type="dxa"/>
-            <w:tcBorders>
-              <w:top w:val="double" w:sz="4" w:space="0" w:color="47D459" w:themeColor="accent3" w:themeTint="99"/>
-              <w:left w:val="double" w:sz="4" w:space="0" w:color="47D459" w:themeColor="accent3" w:themeTint="99"/>
-              <w:bottom w:val="double" w:sz="4" w:space="0" w:color="47D459" w:themeColor="accent3" w:themeTint="99"/>
-              <w:right w:val="double" w:sz="4" w:space="0" w:color="47D459" w:themeColor="accent3" w:themeTint="99"/>
-            </w:tcBorders>
-            <w:vAlign w:val="center"/>
-            <w:hideMark/>
-          </w:tcPr>
-          <w:p>
-            <w:pPr>
-              <w:spacing w:after="160" w:line="276" w:lineRule="auto"/>
-              <w:ind w:right="-455"/>
-              <w:rPr>
-                <w:rFonts w:ascii="Arial Nova Cond Light" w:hAnsi="Arial Nova Cond Light" w:cs="Times New Roman"/>
-                <w:b/>
-                <w:bCs/>
+            <w:vAlign w:val="center"/>
+          </w:tcPr>
+          <w:p>
+            <w:pPr>
+              <w:pStyle w:val="Prrafodelista"/>
+              <w:tabs>
+                <w:tab w:val="left" w:pos="0"/>
+                <w:tab w:val="left" w:pos="142"/>
+                <w:tab w:val="left" w:pos="284"/>
+              </w:tabs>
+              <w:spacing w:line="276" w:lineRule="auto"/>
+              <w:ind w:left="0"/>
+              <w:jc w:val="both"/>
+              <w:rPr>
+                <w:rFonts w:ascii="Arial Nova Cond" w:eastAsia="Calibri" w:hAnsi="Arial Nova Cond" w:cs="Times New Roman"/>
                 <w:color w:val="000000" w:themeColor="text1"/>
                 <w:sz w:val="20"/>
                 <w:szCs w:val="20"/>
@@ -12618,10 +12292,7 @@
             </w:pPr>
             <w:r>
               <w:rPr>
-                <w:rFonts w:ascii="Arial Nova Cond Light" w:hAnsi="Arial Nova Cond Light" w:cs="Times New Roman"/>
-                <w:b/>
-                <w:bCs/>
-                <w:color w:val="000000" w:themeColor="text1"/>
+                <w:rFonts w:ascii="Arial Nova Cond" w:eastAsia="Calibri" w:hAnsi="Arial Nova Cond" w:cs="Times New Roman"/>
                 <w:sz w:val="20"/>
                 <w:szCs w:val="20"/>
                 <w:lang w:val="es-ES_tradnl"/>
@@ -12633,24 +12304,16 @@
         <w:tc>
           <w:tcPr>
             <w:tcW w:w="2015" w:type="dxa"/>
-            <w:tcBorders>
-              <w:top w:val="double" w:sz="4" w:space="0" w:color="47D459" w:themeColor="accent3" w:themeTint="99"/>
-              <w:left w:val="double" w:sz="4" w:space="0" w:color="47D459" w:themeColor="accent3" w:themeTint="99"/>
-              <w:bottom w:val="double" w:sz="4" w:space="0" w:color="47D459" w:themeColor="accent3" w:themeTint="99"/>
-              <w:right w:val="double" w:sz="4" w:space="0" w:color="47D459" w:themeColor="accent3" w:themeTint="99"/>
-            </w:tcBorders>
-            <w:vAlign w:val="center"/>
-            <w:hideMark/>
-          </w:tcPr>
-          <w:p>
-            <w:pPr>
-              <w:spacing w:after="160" w:line="276" w:lineRule="auto"/>
-              <w:ind w:right="-455"/>
-              <w:rPr>
-                <w:rFonts w:ascii="Arial Nova Cond Light" w:hAnsi="Arial Nova Cond Light" w:cs="Times New Roman"/>
-                <w:b/>
-                <w:bCs/>
-                <w:color w:val="000000" w:themeColor="text1"/>
+            <w:vAlign w:val="center"/>
+          </w:tcPr>
+          <w:p>
+            <w:pPr>
+              <w:autoSpaceDE w:val="0"/>
+              <w:autoSpaceDN w:val="0"/>
+              <w:adjustRightInd w:val="0"/>
+              <w:jc w:val="center"/>
+              <w:rPr>
+                <w:rFonts w:ascii="Arial Nova Cond" w:eastAsia="Calibri" w:hAnsi="Arial Nova Cond" w:cs="Times New Roman"/>
                 <w:sz w:val="20"/>
                 <w:szCs w:val="20"/>
                 <w:lang w:val="es-ES_tradnl"/>
@@ -12658,10 +12321,9 @@
             </w:pPr>
             <w:r>
               <w:rPr>
-                <w:rFonts w:ascii="Arial Nova Cond Light" w:hAnsi="Arial Nova Cond Light" w:cs="Times New Roman"/>
-                <w:b/>
-                <w:bCs/>
-                <w:color w:val="000000" w:themeColor="text1"/>
+                <w:rFonts w:ascii="Arial Nova Cond" w:hAnsi="Arial Nova Cond" w:cs="Arial"/>
+                <w:color w:val="000000"/>
+                <w:kern w:val="0"/>
                 <w:sz w:val="20"/>
                 <w:szCs w:val="20"/>
               </w:rPr>
@@ -12672,34 +12334,27 @@
         <w:tc>
           <w:tcPr>
             <w:tcW w:w="1634" w:type="dxa"/>
-            <w:tcBorders>
-              <w:top w:val="double" w:sz="4" w:space="0" w:color="47D459" w:themeColor="accent3" w:themeTint="99"/>
-              <w:left w:val="double" w:sz="4" w:space="0" w:color="47D459" w:themeColor="accent3" w:themeTint="99"/>
-              <w:bottom w:val="double" w:sz="4" w:space="0" w:color="47D459" w:themeColor="accent3" w:themeTint="99"/>
-              <w:right w:val="double" w:sz="4" w:space="0" w:color="47D459" w:themeColor="accent3" w:themeTint="99"/>
-            </w:tcBorders>
-            <w:vAlign w:val="center"/>
-            <w:hideMark/>
-          </w:tcPr>
-          <w:p>
-            <w:pPr>
-              <w:spacing w:after="160" w:line="276" w:lineRule="auto"/>
-              <w:ind w:right="-455"/>
-              <w:rPr>
-                <w:rFonts w:ascii="Arial Nova Cond Light" w:hAnsi="Arial Nova Cond Light" w:cs="Times New Roman"/>
-                <w:b/>
-                <w:bCs/>
-                <w:color w:val="000000" w:themeColor="text1"/>
-                <w:sz w:val="20"/>
-                <w:szCs w:val="20"/>
-              </w:rPr>
-            </w:pPr>
-            <w:r>
-              <w:rPr>
-                <w:rFonts w:ascii="Arial Nova Cond Light" w:hAnsi="Arial Nova Cond Light" w:cs="Times New Roman"/>
-                <w:b/>
-                <w:bCs/>
-                <w:color w:val="000000" w:themeColor="text1"/>
+            <w:vAlign w:val="center"/>
+          </w:tcPr>
+          <w:p>
+            <w:pPr>
+              <w:autoSpaceDE w:val="0"/>
+              <w:autoSpaceDN w:val="0"/>
+              <w:adjustRightInd w:val="0"/>
+              <w:jc w:val="both"/>
+              <w:rPr>
+                <w:rFonts w:ascii="Arial Nova Cond" w:hAnsi="Arial Nova Cond" w:cs="Arial"/>
+                <w:color w:val="000000"/>
+                <w:kern w:val="0"/>
+                <w:sz w:val="20"/>
+                <w:szCs w:val="20"/>
+              </w:rPr>
+            </w:pPr>
+            <w:r>
+              <w:rPr>
+                <w:rFonts w:ascii="Arial Nova Cond" w:hAnsi="Arial Nova Cond" w:cs="Arial"/>
+                <w:color w:val="000000"/>
+                <w:kern w:val="0"/>
                 <w:sz w:val="20"/>
                 <w:szCs w:val="20"/>
               </w:rPr>
@@ -12710,34 +12365,27 @@
         <w:tc>
           <w:tcPr>
             <w:tcW w:w="1337" w:type="dxa"/>
-            <w:tcBorders>
-              <w:top w:val="double" w:sz="4" w:space="0" w:color="47D459" w:themeColor="accent3" w:themeTint="99"/>
-              <w:left w:val="double" w:sz="4" w:space="0" w:color="47D459" w:themeColor="accent3" w:themeTint="99"/>
-              <w:bottom w:val="double" w:sz="4" w:space="0" w:color="47D459" w:themeColor="accent3" w:themeTint="99"/>
-              <w:right w:val="double" w:sz="4" w:space="0" w:color="47D459" w:themeColor="accent3" w:themeTint="99"/>
-            </w:tcBorders>
-            <w:vAlign w:val="center"/>
-            <w:hideMark/>
-          </w:tcPr>
-          <w:p>
-            <w:pPr>
-              <w:spacing w:after="160" w:line="276" w:lineRule="auto"/>
-              <w:ind w:right="-455"/>
-              <w:rPr>
-                <w:rFonts w:ascii="Arial Nova Cond Light" w:hAnsi="Arial Nova Cond Light" w:cs="Times New Roman"/>
-                <w:b/>
-                <w:bCs/>
-                <w:color w:val="000000" w:themeColor="text1"/>
-                <w:sz w:val="20"/>
-                <w:szCs w:val="20"/>
-              </w:rPr>
-            </w:pPr>
-            <w:r>
-              <w:rPr>
-                <w:rFonts w:ascii="Arial Nova Cond Light" w:hAnsi="Arial Nova Cond Light" w:cs="Times New Roman"/>
-                <w:b/>
-                <w:bCs/>
-                <w:color w:val="000000" w:themeColor="text1"/>
+            <w:vAlign w:val="center"/>
+          </w:tcPr>
+          <w:p>
+            <w:pPr>
+              <w:autoSpaceDE w:val="0"/>
+              <w:autoSpaceDN w:val="0"/>
+              <w:adjustRightInd w:val="0"/>
+              <w:jc w:val="center"/>
+              <w:rPr>
+                <w:rFonts w:ascii="Arial Nova Cond" w:hAnsi="Arial Nova Cond" w:cs="Arial"/>
+                <w:color w:val="000000"/>
+                <w:kern w:val="0"/>
+                <w:sz w:val="20"/>
+                <w:szCs w:val="20"/>
+              </w:rPr>
+            </w:pPr>
+            <w:r>
+              <w:rPr>
+                <w:rFonts w:ascii="Arial Nova Cond" w:hAnsi="Arial Nova Cond" w:cs="Arial"/>
+                <w:color w:val="000000"/>
+                <w:kern w:val="0"/>
                 <w:sz w:val="20"/>
                 <w:szCs w:val="20"/>
               </w:rPr>
@@ -12746,6 +12394,7 @@
           </w:p>
         </w:tc>
       </w:tr>
+      <w:bookmarkEnd w:id="1"/>
     </w:tbl>
     <w:p>
       <w:pPr>
@@ -24293,7 +23942,7 @@
                 <w:szCs w:val="20"/>
               </w:rPr>
             </w:pPr>
-            <w:bookmarkStart w:id="1" w:name="_Hlk189307568"/>
+            <w:bookmarkStart w:id="2" w:name="_Hlk189307568"/>
             <w:r>
               <w:rPr>
                 <w:rFonts w:ascii="Arial Nova Cond Light" w:hAnsi="Arial Nova Cond Light" w:cs="Times New Roman"/>
@@ -24759,7 +24408,7 @@
           </w:p>
         </w:tc>
       </w:tr>
-      <w:bookmarkEnd w:id="1"/>
+      <w:bookmarkEnd w:id="2"/>
     </w:tbl>
     <w:p>
       <w:pPr>
@@ -31109,6 +30758,7 @@
     <w:name w:val="Párrafo de lista Car"/>
     <w:aliases w:val="Bulleted List Car,Fundamentacion Car,Lista vistosa - Énfasis 11 Car,Párrafo de lista2 Car,Párrafo de lista1 Car,Lista media 2 - Énfasis 41 Car,List Paragraph Car,Formatoo Car,Tabla Car,Contenido Car,SubPárrafo de lista Car,N° Car"/>
     <w:link w:val="Prrafodelista"/>
+    <w:uiPriority w:val="34"/>
     <w:qFormat/>
     <w:rsid w:val="000522BF"/>
   </w:style>
@@ -31202,6 +30852,15 @@
       <w:color w:val="605E5C"/>
       <w:shd w:val="clear" w:color="auto" w:fill="E1DFDD"/>
     </w:rPr>
+  </w:style>
+  <w:style w:type="paragraph" w:styleId="Sinespaciado">
+    <w:name w:val="No Spacing"/>
+    <w:uiPriority w:val="1"/>
+    <w:qFormat/>
+    <w:rsid w:val="00FF1AA9"/>
+    <w:pPr>
+      <w:spacing w:after="0" w:line="240" w:lineRule="auto"/>
+    </w:pPr>
   </w:style>
 </w:styles>
 </file>

--- a/templates/plananual/DPCC 1° A 5°/DPCC 1° - PROGRAMACIÓN CURRICULAR ANUAL .docx
+++ b/templates/plananual/DPCC 1° A 5°/DPCC 1° - PROGRAMACIÓN CURRICULAR ANUAL .docx
@@ -1,6 +1,6 @@
 
 <file path=word/document.xml><?xml version="1.0" encoding="utf-8"?>
-<w:document xmlns:wpc="http://schemas.microsoft.com/office/word/2010/wordprocessingCanvas" xmlns:cx="http://schemas.microsoft.com/office/drawing/2014/chartex" xmlns:cx1="http://schemas.microsoft.com/office/drawing/2015/9/8/chartex" xmlns:cx2="http://schemas.microsoft.com/office/drawing/2015/10/21/chartex" xmlns:cx3="http://schemas.microsoft.com/office/drawing/2016/5/9/chartex" xmlns:cx4="http://schemas.microsoft.com/office/drawing/2016/5/10/chartex" xmlns:cx5="http://schemas.microsoft.com/office/drawing/2016/5/11/chartex" xmlns:cx6="http://schemas.microsoft.com/office/drawing/2016/5/12/chartex" xmlns:cx7="http://schemas.microsoft.com/office/drawing/2016/5/13/chartex" xmlns:cx8="http://schemas.microsoft.com/office/drawing/2016/5/14/chartex" xmlns:mc="http://schemas.openxmlformats.org/markup-compatibility/2006" xmlns:aink="http://schemas.microsoft.com/office/drawing/2016/ink" xmlns:am3d="http://schemas.microsoft.com/office/drawing/2017/model3d" xmlns:o="urn:schemas-microsoft-com:office:office" xmlns:oel="http://schemas.microsoft.com/office/2019/extlst" xmlns:r="http://schemas.openxmlformats.org/officeDocument/2006/relationships" xmlns:m="http://schemas.openxmlformats.org/officeDocument/2006/math" xmlns:v="urn:schemas-microsoft-com:vml" xmlns:wp14="http://schemas.microsoft.com/office/word/2010/wordprocessingDrawing" xmlns:wp="http://schemas.openxmlformats.org/drawingml/2006/wordprocessingDrawing" xmlns:w10="urn:schemas-microsoft-com:office:word" xmlns:w="http://schemas.openxmlformats.org/wordprocessingml/2006/main" xmlns:w14="http://schemas.microsoft.com/office/word/2010/wordml" xmlns:w15="http://schemas.microsoft.com/office/word/2012/wordml" xmlns:w16cex="http://schemas.microsoft.com/office/word/2018/wordml/cex" xmlns:w16cid="http://schemas.microsoft.com/office/word/2016/wordml/cid" xmlns:w16="http://schemas.microsoft.com/office/word/2018/wordml" xmlns:w16du="http://schemas.microsoft.com/office/word/2023/wordml/word16du" xmlns:w16sdtdh="http://schemas.microsoft.com/office/word/2020/wordml/sdtdatahash" xmlns:w16se="http://schemas.microsoft.com/office/word/2015/wordml/symex" xmlns:wpg="http://schemas.microsoft.com/office/word/2010/wordprocessingGroup" xmlns:wpi="http://schemas.microsoft.com/office/word/2010/wordprocessingInk" xmlns:wne="http://schemas.microsoft.com/office/word/2006/wordml" xmlns:wps="http://schemas.microsoft.com/office/word/2010/wordprocessingShape" mc:Ignorable="w14 w15 w16se w16cid w16 w16cex w16sdtdh w16du wp14">
+<w:document xmlns:wpc="http://schemas.microsoft.com/office/word/2010/wordprocessingCanvas" xmlns:cx="http://schemas.microsoft.com/office/drawing/2014/chartex" xmlns:cx1="http://schemas.microsoft.com/office/drawing/2015/9/8/chartex" xmlns:cx2="http://schemas.microsoft.com/office/drawing/2015/10/21/chartex" xmlns:cx3="http://schemas.microsoft.com/office/drawing/2016/5/9/chartex" xmlns:cx4="http://schemas.microsoft.com/office/drawing/2016/5/10/chartex" xmlns:cx5="http://schemas.microsoft.com/office/drawing/2016/5/11/chartex" xmlns:cx6="http://schemas.microsoft.com/office/drawing/2016/5/12/chartex" xmlns:cx7="http://schemas.microsoft.com/office/drawing/2016/5/13/chartex" xmlns:cx8="http://schemas.microsoft.com/office/drawing/2016/5/14/chartex" xmlns:mc="http://schemas.openxmlformats.org/markup-compatibility/2006" xmlns:aink="http://schemas.microsoft.com/office/drawing/2016/ink" xmlns:am3d="http://schemas.microsoft.com/office/drawing/2017/model3d" xmlns:o="urn:schemas-microsoft-com:office:office" xmlns:oel="http://schemas.microsoft.com/office/2019/extlst" xmlns:r="http://schemas.openxmlformats.org/officeDocument/2006/relationships" xmlns:m="http://schemas.openxmlformats.org/officeDocument/2006/math" xmlns:v="urn:schemas-microsoft-com:vml" xmlns:wp14="http://schemas.microsoft.com/office/word/2010/wordprocessingDrawing" xmlns:wp="http://schemas.openxmlformats.org/drawingml/2006/wordprocessingDrawing" xmlns:w10="urn:schemas-microsoft-com:office:word" xmlns:w="http://schemas.openxmlformats.org/wordprocessingml/2006/main" xmlns:w14="http://schemas.microsoft.com/office/word/2010/wordml" xmlns:w15="http://schemas.microsoft.com/office/word/2012/wordml" xmlns:w16cex="http://schemas.microsoft.com/office/word/2018/wordml/cex" xmlns:w16cid="http://schemas.microsoft.com/office/word/2016/wordml/cid" xmlns:w16="http://schemas.microsoft.com/office/word/2018/wordml" xmlns:w16du="http://schemas.microsoft.com/office/word/2023/wordml/word16du" xmlns:w16sdtdh="http://schemas.microsoft.com/office/word/2020/wordml/sdtdatahash" xmlns:w16sdtfl="http://schemas.microsoft.com/office/word/2024/wordml/sdtformatlock" xmlns:w16se="http://schemas.microsoft.com/office/word/2015/wordml/symex" xmlns:wpg="http://schemas.microsoft.com/office/word/2010/wordprocessingGroup" xmlns:wpi="http://schemas.microsoft.com/office/word/2010/wordprocessingInk" xmlns:wne="http://schemas.microsoft.com/office/word/2006/wordml" xmlns:wps="http://schemas.microsoft.com/office/word/2010/wordprocessingShape" mc:Ignorable="w14 w15 w16se w16cid w16 w16cex w16sdtdh w16sdtfl w16du wp14">
   <w:body>
     <w:p>
       <w:pPr>
@@ -2021,8 +2021,8 @@
           <w:b/>
           <w:bCs/>
           <w:color w:val="000000" w:themeColor="text1"/>
-          <w:sz w:val="20"/>
-          <w:szCs w:val="20"/>
+          <w:sz w:val="14"/>
+          <w:szCs w:val="14"/>
         </w:rPr>
       </w:pPr>
     </w:p>
@@ -2129,7 +2129,7 @@
       </w:tr>
       <w:tr>
         <w:trPr>
-          <w:trHeight w:val="2144"/>
+          <w:trHeight w:val="1871"/>
         </w:trPr>
         <w:tc>
           <w:tcPr>
@@ -2794,6 +2794,455 @@
               <w:t>Dialoga sobre la importancia del cuidado de sí mismo en relación con la salud sexual y reproductiva, e identifica situaciones que la ponen en riesgo.</w:t>
             </w:r>
           </w:p>
+        </w:tc>
+      </w:tr>
+      <w:tr>
+        <w:trPr>
+          <w:trHeight w:val="340"/>
+        </w:trPr>
+        <w:tc>
+          <w:tcPr>
+            <w:tcW w:w="3104" w:type="dxa"/>
+            <w:shd w:val="clear" w:color="auto" w:fill="84E290" w:themeFill="accent3" w:themeFillTint="66"/>
+            <w:vAlign w:val="center"/>
+          </w:tcPr>
+          <w:p>
+            <w:pPr>
+              <w:tabs>
+                <w:tab w:val="left" w:pos="0"/>
+                <w:tab w:val="left" w:pos="142"/>
+                <w:tab w:val="left" w:pos="284"/>
+              </w:tabs>
+              <w:spacing w:line="276" w:lineRule="auto"/>
+              <w:ind w:left="360"/>
+              <w:jc w:val="center"/>
+              <w:rPr>
+                <w:rFonts w:ascii="Arial Nova Cond Light" w:eastAsia="Times New Roman" w:hAnsi="Arial Nova Cond Light" w:cs="Arial"/>
+                <w:b/>
+                <w:sz w:val="20"/>
+                <w:szCs w:val="20"/>
+                <w:lang w:eastAsia="es-ES"/>
+              </w:rPr>
+            </w:pPr>
+            <w:r>
+              <w:rPr>
+                <w:rFonts w:ascii="Arial Nova Cond Light" w:eastAsia="Times New Roman" w:hAnsi="Arial Nova Cond Light" w:cs="Arial"/>
+                <w:b/>
+                <w:sz w:val="20"/>
+                <w:szCs w:val="20"/>
+                <w:lang w:eastAsia="es-ES"/>
+              </w:rPr>
+              <w:t>COMPETENCIA 2:</w:t>
+            </w:r>
+          </w:p>
+        </w:tc>
+        <w:tc>
+          <w:tcPr>
+            <w:tcW w:w="11765" w:type="dxa"/>
+            <w:shd w:val="clear" w:color="auto" w:fill="84E290" w:themeFill="accent3" w:themeFillTint="66"/>
+          </w:tcPr>
+          <w:p>
+            <w:pPr>
+              <w:pStyle w:val="Prrafodelista"/>
+              <w:tabs>
+                <w:tab w:val="left" w:pos="0"/>
+                <w:tab w:val="left" w:pos="142"/>
+                <w:tab w:val="left" w:pos="284"/>
+              </w:tabs>
+              <w:spacing w:line="276" w:lineRule="auto"/>
+              <w:ind w:left="0"/>
+              <w:jc w:val="center"/>
+              <w:rPr>
+                <w:rFonts w:ascii="Arial Nova Cond Light" w:eastAsia="Times New Roman" w:hAnsi="Arial Nova Cond Light" w:cs="Arial"/>
+                <w:b/>
+                <w:bCs/>
+                <w:sz w:val="20"/>
+                <w:szCs w:val="20"/>
+                <w:lang w:eastAsia="es-ES"/>
+              </w:rPr>
+            </w:pPr>
+            <w:r>
+              <w:rPr>
+                <w:rFonts w:ascii="Arial Nova Cond Light" w:hAnsi="Arial Nova Cond Light" w:cs="Times New Roman"/>
+                <w:b/>
+                <w:bCs/>
+                <w:color w:val="0070C0"/>
+                <w:sz w:val="20"/>
+                <w:szCs w:val="20"/>
+              </w:rPr>
+              <w:t>CONVIVE Y PARTICIPA DEMOCRÁTICAMENTE EN LA BÚSQUEDA DEL BIEN COMÚN</w:t>
+            </w:r>
+          </w:p>
+        </w:tc>
+      </w:tr>
+      <w:tr>
+        <w:trPr>
+          <w:trHeight w:val="340"/>
+        </w:trPr>
+        <w:tc>
+          <w:tcPr>
+            <w:tcW w:w="3104" w:type="dxa"/>
+            <w:shd w:val="clear" w:color="auto" w:fill="C1F0C7" w:themeFill="accent3" w:themeFillTint="33"/>
+            <w:vAlign w:val="center"/>
+          </w:tcPr>
+          <w:p>
+            <w:pPr>
+              <w:tabs>
+                <w:tab w:val="left" w:pos="0"/>
+                <w:tab w:val="left" w:pos="142"/>
+                <w:tab w:val="left" w:pos="284"/>
+              </w:tabs>
+              <w:spacing w:line="276" w:lineRule="auto"/>
+              <w:jc w:val="center"/>
+              <w:rPr>
+                <w:rFonts w:ascii="Arial Nova Cond Light" w:eastAsia="Times New Roman" w:hAnsi="Arial Nova Cond Light" w:cs="Arial"/>
+                <w:b/>
+                <w:sz w:val="20"/>
+                <w:szCs w:val="20"/>
+                <w:lang w:eastAsia="es-ES"/>
+              </w:rPr>
+            </w:pPr>
+            <w:r>
+              <w:rPr>
+                <w:rFonts w:ascii="Arial Nova Cond Light" w:eastAsia="Times New Roman" w:hAnsi="Arial Nova Cond Light" w:cs="Arial"/>
+                <w:b/>
+                <w:sz w:val="20"/>
+                <w:szCs w:val="20"/>
+                <w:lang w:eastAsia="es-ES"/>
+              </w:rPr>
+              <w:t>ESTANDAR DE APRENDIZAJE</w:t>
+            </w:r>
+          </w:p>
+        </w:tc>
+        <w:tc>
+          <w:tcPr>
+            <w:tcW w:w="11765" w:type="dxa"/>
+          </w:tcPr>
+          <w:p>
+            <w:pPr>
+              <w:pStyle w:val="Prrafodelista"/>
+              <w:tabs>
+                <w:tab w:val="left" w:pos="0"/>
+                <w:tab w:val="left" w:pos="142"/>
+                <w:tab w:val="left" w:pos="284"/>
+              </w:tabs>
+              <w:spacing w:line="276" w:lineRule="auto"/>
+              <w:ind w:left="0"/>
+              <w:jc w:val="both"/>
+              <w:rPr>
+                <w:rFonts w:ascii="Arial Nova Cond Light" w:eastAsia="Times New Roman" w:hAnsi="Arial Nova Cond Light" w:cs="Arial"/>
+                <w:bCs/>
+                <w:sz w:val="20"/>
+                <w:szCs w:val="20"/>
+                <w:lang w:eastAsia="es-ES"/>
+              </w:rPr>
+            </w:pPr>
+            <w:r>
+              <w:rPr>
+                <w:rFonts w:ascii="Arial Nova Cond Light" w:eastAsia="Times New Roman" w:hAnsi="Arial Nova Cond Light" w:cs="Arial"/>
+                <w:bCs/>
+                <w:sz w:val="20"/>
+                <w:szCs w:val="20"/>
+                <w:lang w:eastAsia="es-ES"/>
+              </w:rPr>
+              <w:t>Convive y participa democráticamente cuando se relaciona con los demás, respetando las diferencias y los derechos de cada uno, cumpliendo sus deberes y buscando que otros también las cumplan. Se relaciona con personas de culturas distintas, respetando sus costumbres. Construye y evalúa de manera colectiva las normas de convivencia en el aula y en la escuela con base en principios democráticos. Ejerce el rol de mediador en su grupo haciendo uso de la negociación y el diálogo para el manejo de conflictos. Propone, planifica y ejecuta acciones de manera cooperativa, dirigidas a promover el bien común, la defensa de sus derechos y el cumplimiento de sus deberes como miembro de una comunidad. Delibera sobre asuntos públicos formulando preguntas sobre sus causas y consecuencias, analizando argumentos contrarios a los propios y argumentando su postura basándose en fuentes y en otras opiniones.</w:t>
+            </w:r>
+          </w:p>
+        </w:tc>
+      </w:tr>
+      <w:tr>
+        <w:trPr>
+          <w:trHeight w:val="340"/>
+        </w:trPr>
+        <w:tc>
+          <w:tcPr>
+            <w:tcW w:w="3104" w:type="dxa"/>
+            <w:shd w:val="clear" w:color="auto" w:fill="C1F0C7" w:themeFill="accent3" w:themeFillTint="33"/>
+            <w:vAlign w:val="center"/>
+          </w:tcPr>
+          <w:p>
+            <w:pPr>
+              <w:tabs>
+                <w:tab w:val="left" w:pos="0"/>
+                <w:tab w:val="left" w:pos="142"/>
+                <w:tab w:val="left" w:pos="284"/>
+              </w:tabs>
+              <w:spacing w:line="276" w:lineRule="auto"/>
+              <w:ind w:left="360"/>
+              <w:jc w:val="center"/>
+              <w:rPr>
+                <w:rFonts w:ascii="Arial Nova Cond Light" w:eastAsia="Times New Roman" w:hAnsi="Arial Nova Cond Light" w:cs="Arial"/>
+                <w:b/>
+                <w:sz w:val="20"/>
+                <w:szCs w:val="20"/>
+                <w:lang w:eastAsia="es-ES"/>
+              </w:rPr>
+            </w:pPr>
+            <w:r>
+              <w:rPr>
+                <w:rFonts w:ascii="Arial Nova Cond Light" w:eastAsia="Times New Roman" w:hAnsi="Arial Nova Cond Light" w:cs="Arial"/>
+                <w:b/>
+                <w:sz w:val="20"/>
+                <w:szCs w:val="20"/>
+                <w:lang w:eastAsia="es-ES"/>
+              </w:rPr>
+              <w:t>CAPACIDADES</w:t>
+            </w:r>
+          </w:p>
+        </w:tc>
+        <w:tc>
+          <w:tcPr>
+            <w:tcW w:w="11765" w:type="dxa"/>
+            <w:shd w:val="clear" w:color="auto" w:fill="C1F0C7" w:themeFill="accent3" w:themeFillTint="33"/>
+            <w:vAlign w:val="center"/>
+          </w:tcPr>
+          <w:p>
+            <w:pPr>
+              <w:pStyle w:val="Prrafodelista"/>
+              <w:tabs>
+                <w:tab w:val="left" w:pos="0"/>
+                <w:tab w:val="left" w:pos="142"/>
+                <w:tab w:val="left" w:pos="284"/>
+              </w:tabs>
+              <w:spacing w:line="276" w:lineRule="auto"/>
+              <w:ind w:left="0"/>
+              <w:jc w:val="center"/>
+              <w:rPr>
+                <w:rFonts w:ascii="Arial Nova Cond Light" w:eastAsia="Times New Roman" w:hAnsi="Arial Nova Cond Light" w:cs="Arial"/>
+                <w:b/>
+                <w:sz w:val="20"/>
+                <w:szCs w:val="20"/>
+                <w:lang w:eastAsia="es-ES"/>
+              </w:rPr>
+            </w:pPr>
+            <w:r>
+              <w:rPr>
+                <w:rFonts w:ascii="Arial Nova Cond Light" w:eastAsia="Times New Roman" w:hAnsi="Arial Nova Cond Light" w:cs="Arial"/>
+                <w:b/>
+                <w:sz w:val="20"/>
+                <w:szCs w:val="20"/>
+                <w:lang w:eastAsia="es-ES"/>
+              </w:rPr>
+              <w:t xml:space="preserve">DESEMPEÑOS </w:t>
+            </w:r>
+          </w:p>
+        </w:tc>
+      </w:tr>
+      <w:tr>
+        <w:trPr>
+          <w:trHeight w:val="340"/>
+        </w:trPr>
+        <w:tc>
+          <w:tcPr>
+            <w:tcW w:w="3104" w:type="dxa"/>
+            <w:vAlign w:val="center"/>
+          </w:tcPr>
+          <w:p>
+            <w:pPr>
+              <w:tabs>
+                <w:tab w:val="left" w:pos="0"/>
+                <w:tab w:val="left" w:pos="164"/>
+                <w:tab w:val="left" w:pos="284"/>
+              </w:tabs>
+              <w:spacing w:line="276" w:lineRule="auto"/>
+              <w:ind w:left="164" w:hanging="164"/>
+              <w:jc w:val="both"/>
+              <w:rPr>
+                <w:rFonts w:ascii="Arial Nova Cond Light" w:eastAsia="Times New Roman" w:hAnsi="Arial Nova Cond Light" w:cs="Arial"/>
+                <w:bCs/>
+                <w:sz w:val="20"/>
+                <w:szCs w:val="20"/>
+                <w:lang w:eastAsia="es-ES"/>
+              </w:rPr>
+            </w:pPr>
+            <w:r>
+              <w:rPr>
+                <w:rFonts w:ascii="Arial Nova Cond Light" w:eastAsia="Times New Roman" w:hAnsi="Arial Nova Cond Light" w:cs="Arial"/>
+                <w:bCs/>
+                <w:sz w:val="20"/>
+                <w:szCs w:val="20"/>
+                <w:lang w:eastAsia="es-ES"/>
+              </w:rPr>
+              <w:lastRenderedPageBreak/>
+              <w:t>•</w:t>
+            </w:r>
+            <w:r>
+              <w:rPr>
+                <w:rFonts w:ascii="Arial Nova Cond Light" w:eastAsia="Times New Roman" w:hAnsi="Arial Nova Cond Light" w:cs="Arial"/>
+                <w:bCs/>
+                <w:sz w:val="20"/>
+                <w:szCs w:val="20"/>
+                <w:lang w:eastAsia="es-ES"/>
+              </w:rPr>
+              <w:tab/>
+              <w:t>Interactúa con todas las personas.</w:t>
+            </w:r>
+          </w:p>
+          <w:p>
+            <w:pPr>
+              <w:tabs>
+                <w:tab w:val="left" w:pos="0"/>
+                <w:tab w:val="left" w:pos="164"/>
+                <w:tab w:val="left" w:pos="284"/>
+              </w:tabs>
+              <w:spacing w:line="276" w:lineRule="auto"/>
+              <w:ind w:left="164" w:hanging="164"/>
+              <w:jc w:val="both"/>
+              <w:rPr>
+                <w:rFonts w:ascii="Arial Nova Cond Light" w:eastAsia="Times New Roman" w:hAnsi="Arial Nova Cond Light" w:cs="Arial"/>
+                <w:bCs/>
+                <w:sz w:val="20"/>
+                <w:szCs w:val="20"/>
+                <w:lang w:eastAsia="es-ES"/>
+              </w:rPr>
+            </w:pPr>
+            <w:r>
+              <w:rPr>
+                <w:rFonts w:ascii="Arial Nova Cond Light" w:eastAsia="Times New Roman" w:hAnsi="Arial Nova Cond Light" w:cs="Arial"/>
+                <w:bCs/>
+                <w:sz w:val="20"/>
+                <w:szCs w:val="20"/>
+                <w:lang w:eastAsia="es-ES"/>
+              </w:rPr>
+              <w:t>•</w:t>
+            </w:r>
+            <w:r>
+              <w:rPr>
+                <w:rFonts w:ascii="Arial Nova Cond Light" w:eastAsia="Times New Roman" w:hAnsi="Arial Nova Cond Light" w:cs="Arial"/>
+                <w:bCs/>
+                <w:sz w:val="20"/>
+                <w:szCs w:val="20"/>
+                <w:lang w:eastAsia="es-ES"/>
+              </w:rPr>
+              <w:tab/>
+              <w:t>Construye normas y asume acuerdos y leyes.</w:t>
+            </w:r>
+          </w:p>
+          <w:p>
+            <w:pPr>
+              <w:tabs>
+                <w:tab w:val="left" w:pos="0"/>
+                <w:tab w:val="left" w:pos="164"/>
+                <w:tab w:val="left" w:pos="284"/>
+              </w:tabs>
+              <w:spacing w:line="276" w:lineRule="auto"/>
+              <w:ind w:left="164" w:hanging="164"/>
+              <w:jc w:val="both"/>
+              <w:rPr>
+                <w:rFonts w:ascii="Arial Nova Cond Light" w:eastAsia="Times New Roman" w:hAnsi="Arial Nova Cond Light" w:cs="Arial"/>
+                <w:bCs/>
+                <w:sz w:val="20"/>
+                <w:szCs w:val="20"/>
+                <w:lang w:eastAsia="es-ES"/>
+              </w:rPr>
+            </w:pPr>
+            <w:r>
+              <w:rPr>
+                <w:rFonts w:ascii="Arial Nova Cond Light" w:eastAsia="Times New Roman" w:hAnsi="Arial Nova Cond Light" w:cs="Arial"/>
+                <w:bCs/>
+                <w:sz w:val="20"/>
+                <w:szCs w:val="20"/>
+                <w:lang w:eastAsia="es-ES"/>
+              </w:rPr>
+              <w:t>•</w:t>
+            </w:r>
+            <w:r>
+              <w:rPr>
+                <w:rFonts w:ascii="Arial Nova Cond Light" w:eastAsia="Times New Roman" w:hAnsi="Arial Nova Cond Light" w:cs="Arial"/>
+                <w:bCs/>
+                <w:sz w:val="20"/>
+                <w:szCs w:val="20"/>
+                <w:lang w:eastAsia="es-ES"/>
+              </w:rPr>
+              <w:tab/>
+              <w:t>Maneja conflictos de manera constructiva.</w:t>
+            </w:r>
+          </w:p>
+          <w:p>
+            <w:pPr>
+              <w:tabs>
+                <w:tab w:val="left" w:pos="0"/>
+                <w:tab w:val="left" w:pos="164"/>
+                <w:tab w:val="left" w:pos="284"/>
+              </w:tabs>
+              <w:spacing w:line="276" w:lineRule="auto"/>
+              <w:ind w:left="164" w:hanging="164"/>
+              <w:jc w:val="both"/>
+              <w:rPr>
+                <w:rFonts w:ascii="Arial Nova Cond Light" w:eastAsia="Times New Roman" w:hAnsi="Arial Nova Cond Light" w:cs="Arial"/>
+                <w:bCs/>
+                <w:sz w:val="20"/>
+                <w:szCs w:val="20"/>
+                <w:lang w:eastAsia="es-ES"/>
+              </w:rPr>
+            </w:pPr>
+            <w:r>
+              <w:rPr>
+                <w:rFonts w:ascii="Arial Nova Cond Light" w:eastAsia="Times New Roman" w:hAnsi="Arial Nova Cond Light" w:cs="Arial"/>
+                <w:bCs/>
+                <w:sz w:val="20"/>
+                <w:szCs w:val="20"/>
+                <w:lang w:eastAsia="es-ES"/>
+              </w:rPr>
+              <w:t>•</w:t>
+            </w:r>
+            <w:r>
+              <w:rPr>
+                <w:rFonts w:ascii="Arial Nova Cond Light" w:eastAsia="Times New Roman" w:hAnsi="Arial Nova Cond Light" w:cs="Arial"/>
+                <w:bCs/>
+                <w:sz w:val="20"/>
+                <w:szCs w:val="20"/>
+                <w:lang w:eastAsia="es-ES"/>
+              </w:rPr>
+              <w:tab/>
+              <w:t>Delibera sobre asuntos públicos.</w:t>
+            </w:r>
+          </w:p>
+          <w:p>
+            <w:pPr>
+              <w:tabs>
+                <w:tab w:val="left" w:pos="0"/>
+                <w:tab w:val="left" w:pos="164"/>
+                <w:tab w:val="left" w:pos="284"/>
+              </w:tabs>
+              <w:spacing w:line="276" w:lineRule="auto"/>
+              <w:ind w:left="164" w:hanging="164"/>
+              <w:jc w:val="both"/>
+              <w:rPr>
+                <w:rFonts w:ascii="Arial Nova Cond Light" w:eastAsia="Times New Roman" w:hAnsi="Arial Nova Cond Light" w:cs="Arial"/>
+                <w:b/>
+                <w:sz w:val="20"/>
+                <w:szCs w:val="20"/>
+                <w:lang w:eastAsia="es-ES"/>
+              </w:rPr>
+            </w:pPr>
+            <w:r>
+              <w:rPr>
+                <w:rFonts w:ascii="Arial Nova Cond Light" w:eastAsia="Times New Roman" w:hAnsi="Arial Nova Cond Light" w:cs="Arial"/>
+                <w:bCs/>
+                <w:sz w:val="20"/>
+                <w:szCs w:val="20"/>
+                <w:lang w:eastAsia="es-ES"/>
+              </w:rPr>
+              <w:t>•</w:t>
+            </w:r>
+            <w:r>
+              <w:rPr>
+                <w:rFonts w:ascii="Arial Nova Cond Light" w:eastAsia="Times New Roman" w:hAnsi="Arial Nova Cond Light" w:cs="Arial"/>
+                <w:bCs/>
+                <w:sz w:val="20"/>
+                <w:szCs w:val="20"/>
+                <w:lang w:eastAsia="es-ES"/>
+              </w:rPr>
+              <w:tab/>
+              <w:t>Participa en acciones que promueven el bienestar común.</w:t>
+            </w:r>
+          </w:p>
+        </w:tc>
+        <w:tc>
+          <w:tcPr>
+            <w:tcW w:w="11765" w:type="dxa"/>
+          </w:tcPr>
           <w:p>
             <w:pPr>
               <w:pStyle w:val="Prrafodelista"/>
@@ -2807,473 +3256,34 @@
               <w:jc w:val="both"/>
               <w:rPr>
                 <w:rFonts w:ascii="Arial Nova Cond Light" w:eastAsia="Times New Roman" w:hAnsi="Arial Nova Cond Light" w:cs="Arial"/>
-                <w:b/>
+                <w:bCs/>
                 <w:sz w:val="20"/>
                 <w:szCs w:val="20"/>
                 <w:lang w:eastAsia="es-ES"/>
               </w:rPr>
             </w:pPr>
-          </w:p>
-        </w:tc>
-      </w:tr>
-      <w:tr>
-        <w:trPr>
-          <w:trHeight w:val="340"/>
-        </w:trPr>
-        <w:tc>
-          <w:tcPr>
-            <w:tcW w:w="3104" w:type="dxa"/>
-            <w:shd w:val="clear" w:color="auto" w:fill="84E290" w:themeFill="accent3" w:themeFillTint="66"/>
-            <w:vAlign w:val="center"/>
-          </w:tcPr>
-          <w:p>
-            <w:pPr>
-              <w:tabs>
-                <w:tab w:val="left" w:pos="0"/>
-                <w:tab w:val="left" w:pos="142"/>
-                <w:tab w:val="left" w:pos="284"/>
-              </w:tabs>
-              <w:spacing w:line="276" w:lineRule="auto"/>
-              <w:ind w:left="360"/>
-              <w:jc w:val="center"/>
+            <w:r>
               <w:rPr>
                 <w:rFonts w:ascii="Arial Nova Cond Light" w:eastAsia="Times New Roman" w:hAnsi="Arial Nova Cond Light" w:cs="Arial"/>
-                <w:b/>
+                <w:bCs/>
                 <w:sz w:val="20"/>
                 <w:szCs w:val="20"/>
                 <w:lang w:eastAsia="es-ES"/>
               </w:rPr>
-            </w:pPr>
+              <w:t>•</w:t>
+            </w:r>
             <w:r>
               <w:rPr>
                 <w:rFonts w:ascii="Arial Nova Cond Light" w:eastAsia="Times New Roman" w:hAnsi="Arial Nova Cond Light" w:cs="Arial"/>
-                <w:b/>
+                <w:bCs/>
                 <w:sz w:val="20"/>
                 <w:szCs w:val="20"/>
                 <w:lang w:eastAsia="es-ES"/>
               </w:rPr>
-              <w:t>COMPETENCIA 2:</w:t>
-            </w:r>
-          </w:p>
-        </w:tc>
-        <w:tc>
-          <w:tcPr>
-            <w:tcW w:w="11765" w:type="dxa"/>
-            <w:shd w:val="clear" w:color="auto" w:fill="84E290" w:themeFill="accent3" w:themeFillTint="66"/>
-          </w:tcPr>
-          <w:p>
-            <w:pPr>
-              <w:pStyle w:val="Prrafodelista"/>
-              <w:tabs>
-                <w:tab w:val="left" w:pos="0"/>
-                <w:tab w:val="left" w:pos="142"/>
-                <w:tab w:val="left" w:pos="284"/>
-              </w:tabs>
-              <w:spacing w:line="276" w:lineRule="auto"/>
-              <w:ind w:left="0"/>
-              <w:jc w:val="center"/>
-              <w:rPr>
-                <w:rFonts w:ascii="Arial Nova Cond Light" w:eastAsia="Times New Roman" w:hAnsi="Arial Nova Cond Light" w:cs="Arial"/>
-                <w:b/>
-                <w:bCs/>
-                <w:sz w:val="20"/>
-                <w:szCs w:val="20"/>
-                <w:lang w:eastAsia="es-ES"/>
-              </w:rPr>
-            </w:pPr>
-            <w:r>
-              <w:rPr>
-                <w:rFonts w:ascii="Arial Nova Cond Light" w:hAnsi="Arial Nova Cond Light" w:cs="Times New Roman"/>
-                <w:b/>
-                <w:bCs/>
-                <w:color w:val="0070C0"/>
-                <w:sz w:val="20"/>
-                <w:szCs w:val="20"/>
-              </w:rPr>
-              <w:t>CONVIVE Y PARTICIPA DEMOCRÁTICAMENTE EN LA BÚSQUEDA DEL BIEN COMÚN</w:t>
-            </w:r>
-          </w:p>
-        </w:tc>
-      </w:tr>
-      <w:tr>
-        <w:trPr>
-          <w:trHeight w:val="340"/>
-        </w:trPr>
-        <w:tc>
-          <w:tcPr>
-            <w:tcW w:w="3104" w:type="dxa"/>
-            <w:shd w:val="clear" w:color="auto" w:fill="C1F0C7" w:themeFill="accent3" w:themeFillTint="33"/>
-            <w:vAlign w:val="center"/>
-          </w:tcPr>
-          <w:p>
-            <w:pPr>
-              <w:tabs>
-                <w:tab w:val="left" w:pos="0"/>
-                <w:tab w:val="left" w:pos="142"/>
-                <w:tab w:val="left" w:pos="284"/>
-              </w:tabs>
-              <w:spacing w:line="276" w:lineRule="auto"/>
-              <w:jc w:val="center"/>
-              <w:rPr>
-                <w:rFonts w:ascii="Arial Nova Cond Light" w:eastAsia="Times New Roman" w:hAnsi="Arial Nova Cond Light" w:cs="Arial"/>
-                <w:b/>
-                <w:sz w:val="20"/>
-                <w:szCs w:val="20"/>
-                <w:lang w:eastAsia="es-ES"/>
-              </w:rPr>
-            </w:pPr>
-            <w:r>
-              <w:rPr>
-                <w:rFonts w:ascii="Arial Nova Cond Light" w:eastAsia="Times New Roman" w:hAnsi="Arial Nova Cond Light" w:cs="Arial"/>
-                <w:b/>
-                <w:sz w:val="20"/>
-                <w:szCs w:val="20"/>
-                <w:lang w:eastAsia="es-ES"/>
-              </w:rPr>
-              <w:t>ESTANDAR DE APRENDIZAJE</w:t>
-            </w:r>
-          </w:p>
-        </w:tc>
-        <w:tc>
-          <w:tcPr>
-            <w:tcW w:w="11765" w:type="dxa"/>
-          </w:tcPr>
-          <w:p>
-            <w:pPr>
-              <w:pStyle w:val="Prrafodelista"/>
-              <w:tabs>
-                <w:tab w:val="left" w:pos="0"/>
-                <w:tab w:val="left" w:pos="142"/>
-                <w:tab w:val="left" w:pos="284"/>
-              </w:tabs>
-              <w:spacing w:line="276" w:lineRule="auto"/>
-              <w:ind w:left="0"/>
-              <w:jc w:val="both"/>
-              <w:rPr>
-                <w:rFonts w:ascii="Arial Nova Cond Light" w:eastAsia="Times New Roman" w:hAnsi="Arial Nova Cond Light" w:cs="Arial"/>
-                <w:bCs/>
-                <w:sz w:val="20"/>
-                <w:szCs w:val="20"/>
-                <w:lang w:eastAsia="es-ES"/>
-              </w:rPr>
-            </w:pPr>
-            <w:r>
-              <w:rPr>
-                <w:rFonts w:ascii="Arial Nova Cond Light" w:eastAsia="Times New Roman" w:hAnsi="Arial Nova Cond Light" w:cs="Arial"/>
-                <w:bCs/>
-                <w:sz w:val="20"/>
-                <w:szCs w:val="20"/>
-                <w:lang w:eastAsia="es-ES"/>
-              </w:rPr>
-              <w:t xml:space="preserve">Convive y participa democráticamente cuando se relaciona con los demás, respetando las diferencias y los derechos de cada uno, cumpliendo sus deberes y buscando que otros también las cumplan. Se relaciona con personas de culturas distintas, respetando sus costumbres. Construye y evalúa de manera colectiva las normas de convivencia en el aula y en la escuela con base en principios democráticos. Ejerce el rol de mediador en su grupo haciendo uso de la negociación y el diálogo para el manejo de conflictos. Propone, planifica y ejecuta acciones de manera cooperativa, dirigidas a promover el bien común, la defensa de sus derechos y el cumplimiento </w:t>
-            </w:r>
-            <w:r>
-              <w:rPr>
-                <w:rFonts w:ascii="Arial Nova Cond Light" w:eastAsia="Times New Roman" w:hAnsi="Arial Nova Cond Light" w:cs="Arial"/>
-                <w:bCs/>
-                <w:sz w:val="20"/>
-                <w:szCs w:val="20"/>
-                <w:lang w:eastAsia="es-ES"/>
-              </w:rPr>
-              <w:lastRenderedPageBreak/>
-              <w:t>de sus deberes como miembro de una comunidad. Delibera sobre asuntos públicos formulando preguntas sobre sus causas y consecuencias, analizando argumentos contrarios a los propios y argumentando su postura basándose en fuentes y en otras opiniones.</w:t>
-            </w:r>
-          </w:p>
-        </w:tc>
-      </w:tr>
-      <w:tr>
-        <w:trPr>
-          <w:trHeight w:val="340"/>
-        </w:trPr>
-        <w:tc>
-          <w:tcPr>
-            <w:tcW w:w="3104" w:type="dxa"/>
-            <w:shd w:val="clear" w:color="auto" w:fill="C1F0C7" w:themeFill="accent3" w:themeFillTint="33"/>
-            <w:vAlign w:val="center"/>
-          </w:tcPr>
-          <w:p>
-            <w:pPr>
-              <w:tabs>
-                <w:tab w:val="left" w:pos="0"/>
-                <w:tab w:val="left" w:pos="142"/>
-                <w:tab w:val="left" w:pos="284"/>
-              </w:tabs>
-              <w:spacing w:line="276" w:lineRule="auto"/>
-              <w:ind w:left="360"/>
-              <w:jc w:val="center"/>
-              <w:rPr>
-                <w:rFonts w:ascii="Arial Nova Cond Light" w:eastAsia="Times New Roman" w:hAnsi="Arial Nova Cond Light" w:cs="Arial"/>
-                <w:b/>
-                <w:sz w:val="20"/>
-                <w:szCs w:val="20"/>
-                <w:lang w:eastAsia="es-ES"/>
-              </w:rPr>
-            </w:pPr>
-            <w:r>
-              <w:rPr>
-                <w:rFonts w:ascii="Arial Nova Cond Light" w:eastAsia="Times New Roman" w:hAnsi="Arial Nova Cond Light" w:cs="Arial"/>
-                <w:b/>
-                <w:sz w:val="20"/>
-                <w:szCs w:val="20"/>
-                <w:lang w:eastAsia="es-ES"/>
-              </w:rPr>
-              <w:lastRenderedPageBreak/>
-              <w:t>CAPACIDADES</w:t>
-            </w:r>
-          </w:p>
-        </w:tc>
-        <w:tc>
-          <w:tcPr>
-            <w:tcW w:w="11765" w:type="dxa"/>
-            <w:shd w:val="clear" w:color="auto" w:fill="C1F0C7" w:themeFill="accent3" w:themeFillTint="33"/>
-            <w:vAlign w:val="center"/>
-          </w:tcPr>
-          <w:p>
-            <w:pPr>
-              <w:pStyle w:val="Prrafodelista"/>
-              <w:tabs>
-                <w:tab w:val="left" w:pos="0"/>
-                <w:tab w:val="left" w:pos="142"/>
-                <w:tab w:val="left" w:pos="284"/>
-              </w:tabs>
-              <w:spacing w:line="276" w:lineRule="auto"/>
-              <w:ind w:left="0"/>
-              <w:jc w:val="center"/>
-              <w:rPr>
-                <w:rFonts w:ascii="Arial Nova Cond Light" w:eastAsia="Times New Roman" w:hAnsi="Arial Nova Cond Light" w:cs="Arial"/>
-                <w:b/>
-                <w:sz w:val="20"/>
-                <w:szCs w:val="20"/>
-                <w:lang w:eastAsia="es-ES"/>
-              </w:rPr>
-            </w:pPr>
-            <w:r>
-              <w:rPr>
-                <w:rFonts w:ascii="Arial Nova Cond Light" w:eastAsia="Times New Roman" w:hAnsi="Arial Nova Cond Light" w:cs="Arial"/>
-                <w:b/>
-                <w:sz w:val="20"/>
-                <w:szCs w:val="20"/>
-                <w:lang w:eastAsia="es-ES"/>
-              </w:rPr>
-              <w:t xml:space="preserve">DESEMPEÑOS </w:t>
-            </w:r>
-          </w:p>
-        </w:tc>
-      </w:tr>
-      <w:tr>
-        <w:trPr>
-          <w:trHeight w:val="340"/>
-        </w:trPr>
-        <w:tc>
-          <w:tcPr>
-            <w:tcW w:w="3104" w:type="dxa"/>
-            <w:vAlign w:val="center"/>
-          </w:tcPr>
-          <w:p>
-            <w:pPr>
-              <w:tabs>
-                <w:tab w:val="left" w:pos="0"/>
-                <w:tab w:val="left" w:pos="164"/>
-                <w:tab w:val="left" w:pos="284"/>
-              </w:tabs>
-              <w:spacing w:line="276" w:lineRule="auto"/>
-              <w:ind w:left="164" w:hanging="164"/>
-              <w:jc w:val="both"/>
-              <w:rPr>
-                <w:rFonts w:ascii="Arial Nova Cond Light" w:eastAsia="Times New Roman" w:hAnsi="Arial Nova Cond Light" w:cs="Arial"/>
-                <w:bCs/>
-                <w:sz w:val="20"/>
-                <w:szCs w:val="20"/>
-                <w:lang w:eastAsia="es-ES"/>
-              </w:rPr>
-            </w:pPr>
-            <w:r>
-              <w:rPr>
-                <w:rFonts w:ascii="Arial Nova Cond Light" w:eastAsia="Times New Roman" w:hAnsi="Arial Nova Cond Light" w:cs="Arial"/>
-                <w:bCs/>
-                <w:sz w:val="20"/>
-                <w:szCs w:val="20"/>
-                <w:lang w:eastAsia="es-ES"/>
-              </w:rPr>
-              <w:t>•</w:t>
-            </w:r>
-            <w:r>
-              <w:rPr>
-                <w:rFonts w:ascii="Arial Nova Cond Light" w:eastAsia="Times New Roman" w:hAnsi="Arial Nova Cond Light" w:cs="Arial"/>
-                <w:bCs/>
-                <w:sz w:val="20"/>
-                <w:szCs w:val="20"/>
-                <w:lang w:eastAsia="es-ES"/>
-              </w:rPr>
               <w:tab/>
-              <w:t>Interactúa con todas las personas.</w:t>
-            </w:r>
-          </w:p>
-          <w:p>
-            <w:pPr>
-              <w:tabs>
-                <w:tab w:val="left" w:pos="0"/>
-                <w:tab w:val="left" w:pos="164"/>
-                <w:tab w:val="left" w:pos="284"/>
-              </w:tabs>
-              <w:spacing w:line="276" w:lineRule="auto"/>
-              <w:ind w:left="164" w:hanging="164"/>
-              <w:jc w:val="both"/>
-              <w:rPr>
-                <w:rFonts w:ascii="Arial Nova Cond Light" w:eastAsia="Times New Roman" w:hAnsi="Arial Nova Cond Light" w:cs="Arial"/>
-                <w:bCs/>
-                <w:sz w:val="20"/>
-                <w:szCs w:val="20"/>
-                <w:lang w:eastAsia="es-ES"/>
-              </w:rPr>
-            </w:pPr>
-            <w:r>
-              <w:rPr>
-                <w:rFonts w:ascii="Arial Nova Cond Light" w:eastAsia="Times New Roman" w:hAnsi="Arial Nova Cond Light" w:cs="Arial"/>
-                <w:bCs/>
-                <w:sz w:val="20"/>
-                <w:szCs w:val="20"/>
-                <w:lang w:eastAsia="es-ES"/>
-              </w:rPr>
-              <w:t>•</w:t>
-            </w:r>
-            <w:r>
-              <w:rPr>
-                <w:rFonts w:ascii="Arial Nova Cond Light" w:eastAsia="Times New Roman" w:hAnsi="Arial Nova Cond Light" w:cs="Arial"/>
-                <w:bCs/>
-                <w:sz w:val="20"/>
-                <w:szCs w:val="20"/>
-                <w:lang w:eastAsia="es-ES"/>
-              </w:rPr>
-              <w:tab/>
-              <w:t>Construye normas y asume acuerdos y leyes.</w:t>
-            </w:r>
-          </w:p>
-          <w:p>
-            <w:pPr>
-              <w:tabs>
-                <w:tab w:val="left" w:pos="0"/>
-                <w:tab w:val="left" w:pos="164"/>
-                <w:tab w:val="left" w:pos="284"/>
-              </w:tabs>
-              <w:spacing w:line="276" w:lineRule="auto"/>
-              <w:ind w:left="164" w:hanging="164"/>
-              <w:jc w:val="both"/>
-              <w:rPr>
-                <w:rFonts w:ascii="Arial Nova Cond Light" w:eastAsia="Times New Roman" w:hAnsi="Arial Nova Cond Light" w:cs="Arial"/>
-                <w:bCs/>
-                <w:sz w:val="20"/>
-                <w:szCs w:val="20"/>
-                <w:lang w:eastAsia="es-ES"/>
-              </w:rPr>
-            </w:pPr>
-            <w:r>
-              <w:rPr>
-                <w:rFonts w:ascii="Arial Nova Cond Light" w:eastAsia="Times New Roman" w:hAnsi="Arial Nova Cond Light" w:cs="Arial"/>
-                <w:bCs/>
-                <w:sz w:val="20"/>
-                <w:szCs w:val="20"/>
-                <w:lang w:eastAsia="es-ES"/>
-              </w:rPr>
-              <w:t>•</w:t>
-            </w:r>
-            <w:r>
-              <w:rPr>
-                <w:rFonts w:ascii="Arial Nova Cond Light" w:eastAsia="Times New Roman" w:hAnsi="Arial Nova Cond Light" w:cs="Arial"/>
-                <w:bCs/>
-                <w:sz w:val="20"/>
-                <w:szCs w:val="20"/>
-                <w:lang w:eastAsia="es-ES"/>
-              </w:rPr>
-              <w:tab/>
-              <w:t>Maneja conflictos de manera constructiva.</w:t>
-            </w:r>
-          </w:p>
-          <w:p>
-            <w:pPr>
-              <w:tabs>
-                <w:tab w:val="left" w:pos="0"/>
-                <w:tab w:val="left" w:pos="164"/>
-                <w:tab w:val="left" w:pos="284"/>
-              </w:tabs>
-              <w:spacing w:line="276" w:lineRule="auto"/>
-              <w:ind w:left="164" w:hanging="164"/>
-              <w:jc w:val="both"/>
-              <w:rPr>
-                <w:rFonts w:ascii="Arial Nova Cond Light" w:eastAsia="Times New Roman" w:hAnsi="Arial Nova Cond Light" w:cs="Arial"/>
-                <w:bCs/>
-                <w:sz w:val="20"/>
-                <w:szCs w:val="20"/>
-                <w:lang w:eastAsia="es-ES"/>
-              </w:rPr>
-            </w:pPr>
-            <w:r>
-              <w:rPr>
-                <w:rFonts w:ascii="Arial Nova Cond Light" w:eastAsia="Times New Roman" w:hAnsi="Arial Nova Cond Light" w:cs="Arial"/>
-                <w:bCs/>
-                <w:sz w:val="20"/>
-                <w:szCs w:val="20"/>
-                <w:lang w:eastAsia="es-ES"/>
-              </w:rPr>
-              <w:t>•</w:t>
-            </w:r>
-            <w:r>
-              <w:rPr>
-                <w:rFonts w:ascii="Arial Nova Cond Light" w:eastAsia="Times New Roman" w:hAnsi="Arial Nova Cond Light" w:cs="Arial"/>
-                <w:bCs/>
-                <w:sz w:val="20"/>
-                <w:szCs w:val="20"/>
-                <w:lang w:eastAsia="es-ES"/>
-              </w:rPr>
-              <w:tab/>
-              <w:t>Delibera sobre asuntos públicos.</w:t>
-            </w:r>
-          </w:p>
-          <w:p>
-            <w:pPr>
-              <w:tabs>
-                <w:tab w:val="left" w:pos="0"/>
-                <w:tab w:val="left" w:pos="164"/>
-                <w:tab w:val="left" w:pos="284"/>
-              </w:tabs>
-              <w:spacing w:line="276" w:lineRule="auto"/>
-              <w:ind w:left="164" w:hanging="164"/>
-              <w:jc w:val="both"/>
-              <w:rPr>
-                <w:rFonts w:ascii="Arial Nova Cond Light" w:eastAsia="Times New Roman" w:hAnsi="Arial Nova Cond Light" w:cs="Arial"/>
-                <w:b/>
-                <w:sz w:val="20"/>
-                <w:szCs w:val="20"/>
-                <w:lang w:eastAsia="es-ES"/>
-              </w:rPr>
-            </w:pPr>
-            <w:r>
-              <w:rPr>
-                <w:rFonts w:ascii="Arial Nova Cond Light" w:eastAsia="Times New Roman" w:hAnsi="Arial Nova Cond Light" w:cs="Arial"/>
-                <w:bCs/>
-                <w:sz w:val="20"/>
-                <w:szCs w:val="20"/>
-                <w:lang w:eastAsia="es-ES"/>
-              </w:rPr>
-              <w:t>•</w:t>
-            </w:r>
-            <w:r>
-              <w:rPr>
-                <w:rFonts w:ascii="Arial Nova Cond Light" w:eastAsia="Times New Roman" w:hAnsi="Arial Nova Cond Light" w:cs="Arial"/>
-                <w:bCs/>
-                <w:sz w:val="20"/>
-                <w:szCs w:val="20"/>
-                <w:lang w:eastAsia="es-ES"/>
-              </w:rPr>
-              <w:tab/>
-              <w:t>Participa en acciones que promueven el bienestar común.</w:t>
-            </w:r>
-          </w:p>
-        </w:tc>
-        <w:tc>
-          <w:tcPr>
-            <w:tcW w:w="11765" w:type="dxa"/>
-          </w:tcPr>
+              <w:t>Establece relaciones basadas en el respeto y el diálogo con sus compañeros y compañeras, cuestiona los prejuicios y estereotipos más comunes que se dan en su entorno, y cumple sus deberes en la escuela.</w:t>
+            </w:r>
+          </w:p>
           <w:p>
             <w:pPr>
               <w:pStyle w:val="Prrafodelista"/>
@@ -3312,7 +3322,7 @@
                 <w:lang w:eastAsia="es-ES"/>
               </w:rPr>
               <w:tab/>
-              <w:t>Establece relaciones basadas en el respeto y el diálogo con sus compañeros y compañeras, cuestiona los prejuicios y estereotipos más comunes que se dan en su entorno, y cumple sus deberes en la escuela.</w:t>
+              <w:t>Intercambia costumbres mostrando respeto por las diferencias.</w:t>
             </w:r>
           </w:p>
           <w:p>
@@ -3353,7 +3363,27 @@
                 <w:lang w:eastAsia="es-ES"/>
               </w:rPr>
               <w:tab/>
-              <w:t>Intercambia costumbres mostrando respeto por las diferencias.</w:t>
+              <w:t>Evalúa los acuerdos y las normas que regulan la</w:t>
+            </w:r>
+            <w:r>
+              <w:rPr>
+                <w:rFonts w:ascii="Arial Nova Cond Light" w:eastAsia="Times New Roman" w:hAnsi="Arial Nova Cond Light" w:cs="Arial"/>
+                <w:bCs/>
+                <w:sz w:val="20"/>
+                <w:szCs w:val="20"/>
+                <w:lang w:eastAsia="es-ES"/>
+              </w:rPr>
+              <w:t xml:space="preserve"> </w:t>
+            </w:r>
+            <w:r>
+              <w:rPr>
+                <w:rFonts w:ascii="Arial Nova Cond Light" w:eastAsia="Times New Roman" w:hAnsi="Arial Nova Cond Light" w:cs="Arial"/>
+                <w:bCs/>
+                <w:sz w:val="20"/>
+                <w:szCs w:val="20"/>
+                <w:lang w:eastAsia="es-ES"/>
+              </w:rPr>
+              <w:t>convivencia en su escuela en función de si se basan en los derechos y deberes del niño y del adolescente.</w:t>
             </w:r>
           </w:p>
           <w:p>
@@ -3394,7 +3424,7 @@
                 <w:lang w:eastAsia="es-ES"/>
               </w:rPr>
               <w:tab/>
-              <w:t>Evalúa los acuerdos y las normas que regulan la</w:t>
+              <w:t>Interviene ante conflictos cercanos a él utilizando el</w:t>
             </w:r>
             <w:r>
               <w:rPr>
@@ -3414,7 +3444,7 @@
                 <w:szCs w:val="20"/>
                 <w:lang w:eastAsia="es-ES"/>
               </w:rPr>
-              <w:t>convivencia en su escuela en función de si se basan en los derechos y deberes del niño y del adolescente.</w:t>
+              <w:t>diálogo y la negociación.</w:t>
             </w:r>
           </w:p>
           <w:p>
@@ -3455,7 +3485,7 @@
                 <w:lang w:eastAsia="es-ES"/>
               </w:rPr>
               <w:tab/>
-              <w:t>Interviene ante conflictos cercanos a él utilizando el</w:t>
+              <w:t>Delibera sobre asuntos públicos cuando obtiene información de diversas fuentes, sustenta su posición</w:t>
             </w:r>
             <w:r>
               <w:rPr>
@@ -3475,7 +3505,7 @@
                 <w:szCs w:val="20"/>
                 <w:lang w:eastAsia="es-ES"/>
               </w:rPr>
-              <w:t>diálogo y la negociación.</w:t>
+              <w:t>sobre la base de argumentos y aporta a la construcción de consensos que contribuyan al bien común.</w:t>
             </w:r>
           </w:p>
           <w:p>
@@ -3516,7 +3546,7 @@
                 <w:lang w:eastAsia="es-ES"/>
               </w:rPr>
               <w:tab/>
-              <w:t>Delibera sobre asuntos públicos cuando obtiene información de diversas fuentes, sustenta su posición</w:t>
+              <w:t>Propone acciones colectivas en la escuela en apoyo a</w:t>
             </w:r>
             <w:r>
               <w:rPr>
@@ -3536,20 +3566,9 @@
                 <w:szCs w:val="20"/>
                 <w:lang w:eastAsia="es-ES"/>
               </w:rPr>
-              <w:t>sobre la base de argumentos y aporta a la construcción de consensos que contribuyan al bien común.</w:t>
-            </w:r>
-          </w:p>
-          <w:p>
-            <w:pPr>
-              <w:pStyle w:val="Prrafodelista"/>
-              <w:tabs>
-                <w:tab w:val="left" w:pos="0"/>
-                <w:tab w:val="left" w:pos="178"/>
-                <w:tab w:val="left" w:pos="284"/>
-              </w:tabs>
-              <w:spacing w:line="276" w:lineRule="auto"/>
-              <w:ind w:left="178" w:hanging="141"/>
-              <w:jc w:val="both"/>
+              <w:t>grupos vulnerables en situación de desventaja social y</w:t>
+            </w:r>
+            <w:r>
               <w:rPr>
                 <w:rFonts w:ascii="Arial Nova Cond Light" w:eastAsia="Times New Roman" w:hAnsi="Arial Nova Cond Light" w:cs="Arial"/>
                 <w:bCs/>
@@ -3557,7 +3576,8 @@
                 <w:szCs w:val="20"/>
                 <w:lang w:eastAsia="es-ES"/>
               </w:rPr>
-            </w:pPr>
+              <w:t xml:space="preserve"> </w:t>
+            </w:r>
             <w:r>
               <w:rPr>
                 <w:rFonts w:ascii="Arial Nova Cond Light" w:eastAsia="Times New Roman" w:hAnsi="Arial Nova Cond Light" w:cs="Arial"/>
@@ -3566,79 +3586,8 @@
                 <w:szCs w:val="20"/>
                 <w:lang w:eastAsia="es-ES"/>
               </w:rPr>
-              <w:t>•</w:t>
-            </w:r>
-            <w:r>
-              <w:rPr>
-                <w:rFonts w:ascii="Arial Nova Cond Light" w:eastAsia="Times New Roman" w:hAnsi="Arial Nova Cond Light" w:cs="Arial"/>
-                <w:bCs/>
-                <w:sz w:val="20"/>
-                <w:szCs w:val="20"/>
-                <w:lang w:eastAsia="es-ES"/>
-              </w:rPr>
-              <w:tab/>
-              <w:t>Propone acciones colectivas en la escuela en apoyo a</w:t>
-            </w:r>
-            <w:r>
-              <w:rPr>
-                <w:rFonts w:ascii="Arial Nova Cond Light" w:eastAsia="Times New Roman" w:hAnsi="Arial Nova Cond Light" w:cs="Arial"/>
-                <w:bCs/>
-                <w:sz w:val="20"/>
-                <w:szCs w:val="20"/>
-                <w:lang w:eastAsia="es-ES"/>
-              </w:rPr>
-              <w:t xml:space="preserve"> </w:t>
-            </w:r>
-            <w:r>
-              <w:rPr>
-                <w:rFonts w:ascii="Arial Nova Cond Light" w:eastAsia="Times New Roman" w:hAnsi="Arial Nova Cond Light" w:cs="Arial"/>
-                <w:bCs/>
-                <w:sz w:val="20"/>
-                <w:szCs w:val="20"/>
-                <w:lang w:eastAsia="es-ES"/>
-              </w:rPr>
-              <w:t>grupos vulnerables en situación de desventaja social y</w:t>
-            </w:r>
-            <w:r>
-              <w:rPr>
-                <w:rFonts w:ascii="Arial Nova Cond Light" w:eastAsia="Times New Roman" w:hAnsi="Arial Nova Cond Light" w:cs="Arial"/>
-                <w:bCs/>
-                <w:sz w:val="20"/>
-                <w:szCs w:val="20"/>
-                <w:lang w:eastAsia="es-ES"/>
-              </w:rPr>
-              <w:t xml:space="preserve"> </w:t>
-            </w:r>
-            <w:r>
-              <w:rPr>
-                <w:rFonts w:ascii="Arial Nova Cond Light" w:eastAsia="Times New Roman" w:hAnsi="Arial Nova Cond Light" w:cs="Arial"/>
-                <w:bCs/>
-                <w:sz w:val="20"/>
-                <w:szCs w:val="20"/>
-                <w:lang w:eastAsia="es-ES"/>
-              </w:rPr>
               <w:t>económica tomando como base los derechos del niño.</w:t>
             </w:r>
-          </w:p>
-          <w:p>
-            <w:pPr>
-              <w:pStyle w:val="Prrafodelista"/>
-              <w:tabs>
-                <w:tab w:val="left" w:pos="0"/>
-                <w:tab w:val="left" w:pos="178"/>
-                <w:tab w:val="left" w:pos="284"/>
-              </w:tabs>
-              <w:spacing w:line="276" w:lineRule="auto"/>
-              <w:ind w:left="178" w:hanging="141"/>
-              <w:jc w:val="both"/>
-              <w:rPr>
-                <w:rFonts w:ascii="Arial Nova Cond Light" w:eastAsia="Times New Roman" w:hAnsi="Arial Nova Cond Light" w:cs="Arial"/>
-                <w:b/>
-                <w:sz w:val="20"/>
-                <w:szCs w:val="20"/>
-                <w:lang w:eastAsia="es-ES"/>
-              </w:rPr>
-            </w:pPr>
           </w:p>
         </w:tc>
       </w:tr>
@@ -3863,29 +3812,16 @@
                 <w:szCs w:val="20"/>
               </w:rPr>
             </w:pPr>
-            <w:proofErr w:type="spellStart"/>
-            <w:r>
-              <w:rPr>
-                <w:rFonts w:ascii="Arial Nova Cond Light" w:hAnsi="Arial Nova Cond Light" w:cs="Times New Roman"/>
-                <w:b/>
-                <w:bCs/>
-                <w:color w:val="000000" w:themeColor="text1"/>
-                <w:sz w:val="20"/>
-                <w:szCs w:val="20"/>
-              </w:rPr>
-              <w:t>N°</w:t>
-            </w:r>
-            <w:proofErr w:type="spellEnd"/>
-            <w:r>
-              <w:rPr>
-                <w:rFonts w:ascii="Arial Nova Cond Light" w:hAnsi="Arial Nova Cond Light" w:cs="Times New Roman"/>
-                <w:b/>
-                <w:bCs/>
-                <w:color w:val="000000" w:themeColor="text1"/>
-                <w:sz w:val="20"/>
-                <w:szCs w:val="20"/>
-              </w:rPr>
-              <w:t xml:space="preserve"> DE SEMANAS LECTIVAS</w:t>
+            <w:r>
+              <w:rPr>
+                <w:rFonts w:ascii="Arial Nova Cond Light" w:hAnsi="Arial Nova Cond Light" w:cs="Times New Roman"/>
+                <w:b/>
+                <w:bCs/>
+                <w:color w:val="000000" w:themeColor="text1"/>
+                <w:sz w:val="20"/>
+                <w:szCs w:val="20"/>
+              </w:rPr>
+              <w:t>N° DE SEMANAS LECTIVAS</w:t>
             </w:r>
           </w:p>
         </w:tc>
@@ -3910,29 +3846,16 @@
                 <w:szCs w:val="20"/>
               </w:rPr>
             </w:pPr>
-            <w:proofErr w:type="spellStart"/>
-            <w:r>
-              <w:rPr>
-                <w:rFonts w:ascii="Arial Nova Cond Light" w:hAnsi="Arial Nova Cond Light" w:cs="Times New Roman"/>
-                <w:b/>
-                <w:bCs/>
-                <w:color w:val="000000" w:themeColor="text1"/>
-                <w:sz w:val="20"/>
-                <w:szCs w:val="20"/>
-              </w:rPr>
-              <w:t>N°</w:t>
-            </w:r>
-            <w:proofErr w:type="spellEnd"/>
-            <w:r>
-              <w:rPr>
-                <w:rFonts w:ascii="Arial Nova Cond Light" w:hAnsi="Arial Nova Cond Light" w:cs="Times New Roman"/>
-                <w:b/>
-                <w:bCs/>
-                <w:color w:val="000000" w:themeColor="text1"/>
-                <w:sz w:val="20"/>
-                <w:szCs w:val="20"/>
-              </w:rPr>
-              <w:t xml:space="preserve"> UNIDADES</w:t>
+            <w:r>
+              <w:rPr>
+                <w:rFonts w:ascii="Arial Nova Cond Light" w:hAnsi="Arial Nova Cond Light" w:cs="Times New Roman"/>
+                <w:b/>
+                <w:bCs/>
+                <w:color w:val="000000" w:themeColor="text1"/>
+                <w:sz w:val="20"/>
+                <w:szCs w:val="20"/>
+              </w:rPr>
+              <w:t>N° UNIDADES</w:t>
             </w:r>
           </w:p>
         </w:tc>
@@ -5613,7 +5536,6 @@
                 <w:sz w:val="20"/>
                 <w:szCs w:val="20"/>
               </w:rPr>
-              <w:lastRenderedPageBreak/>
               <w:t>TERCER BLOQUE DE SEMANAS LECTIVAS</w:t>
             </w:r>
           </w:p>
@@ -8272,108 +8194,6 @@
     </w:p>
     <w:p>
       <w:pPr>
-        <w:tabs>
-          <w:tab w:val="left" w:pos="965"/>
-        </w:tabs>
-        <w:spacing w:line="276" w:lineRule="auto"/>
-        <w:ind w:right="-171"/>
-        <w:rPr>
-          <w:rFonts w:ascii="Arial Nova Cond Light" w:hAnsi="Arial Nova Cond Light" w:cs="Times New Roman"/>
-          <w:b/>
-          <w:bCs/>
-          <w:color w:val="000000" w:themeColor="text1"/>
-          <w:sz w:val="20"/>
-          <w:szCs w:val="20"/>
-        </w:rPr>
-      </w:pPr>
-    </w:p>
-    <w:p>
-      <w:pPr>
-        <w:tabs>
-          <w:tab w:val="left" w:pos="965"/>
-        </w:tabs>
-        <w:spacing w:line="276" w:lineRule="auto"/>
-        <w:ind w:right="-171"/>
-        <w:rPr>
-          <w:rFonts w:ascii="Arial Nova Cond Light" w:hAnsi="Arial Nova Cond Light" w:cs="Times New Roman"/>
-          <w:b/>
-          <w:bCs/>
-          <w:color w:val="000000" w:themeColor="text1"/>
-          <w:sz w:val="20"/>
-          <w:szCs w:val="20"/>
-        </w:rPr>
-      </w:pPr>
-    </w:p>
-    <w:p>
-      <w:pPr>
-        <w:tabs>
-          <w:tab w:val="left" w:pos="965"/>
-        </w:tabs>
-        <w:spacing w:line="276" w:lineRule="auto"/>
-        <w:ind w:right="-171"/>
-        <w:rPr>
-          <w:rFonts w:ascii="Arial Nova Cond Light" w:hAnsi="Arial Nova Cond Light" w:cs="Times New Roman"/>
-          <w:b/>
-          <w:bCs/>
-          <w:color w:val="000000" w:themeColor="text1"/>
-          <w:sz w:val="20"/>
-          <w:szCs w:val="20"/>
-        </w:rPr>
-      </w:pPr>
-    </w:p>
-    <w:p>
-      <w:pPr>
-        <w:tabs>
-          <w:tab w:val="left" w:pos="965"/>
-        </w:tabs>
-        <w:spacing w:line="276" w:lineRule="auto"/>
-        <w:ind w:right="-171"/>
-        <w:rPr>
-          <w:rFonts w:ascii="Arial Nova Cond Light" w:hAnsi="Arial Nova Cond Light" w:cs="Times New Roman"/>
-          <w:b/>
-          <w:bCs/>
-          <w:color w:val="000000" w:themeColor="text1"/>
-          <w:sz w:val="20"/>
-          <w:szCs w:val="20"/>
-        </w:rPr>
-      </w:pPr>
-    </w:p>
-    <w:p>
-      <w:pPr>
-        <w:tabs>
-          <w:tab w:val="left" w:pos="965"/>
-        </w:tabs>
-        <w:spacing w:line="276" w:lineRule="auto"/>
-        <w:ind w:right="-171"/>
-        <w:rPr>
-          <w:rFonts w:ascii="Arial Nova Cond Light" w:hAnsi="Arial Nova Cond Light" w:cs="Times New Roman"/>
-          <w:b/>
-          <w:bCs/>
-          <w:color w:val="000000" w:themeColor="text1"/>
-          <w:sz w:val="20"/>
-          <w:szCs w:val="20"/>
-        </w:rPr>
-      </w:pPr>
-    </w:p>
-    <w:p>
-      <w:pPr>
-        <w:tabs>
-          <w:tab w:val="left" w:pos="965"/>
-        </w:tabs>
-        <w:spacing w:line="276" w:lineRule="auto"/>
-        <w:ind w:right="-171"/>
-        <w:rPr>
-          <w:rFonts w:ascii="Arial Nova Cond Light" w:hAnsi="Arial Nova Cond Light" w:cs="Times New Roman"/>
-          <w:b/>
-          <w:bCs/>
-          <w:color w:val="000000" w:themeColor="text1"/>
-          <w:sz w:val="20"/>
-          <w:szCs w:val="20"/>
-        </w:rPr>
-      </w:pPr>
-    </w:p>
-    <w:p>
-      <w:pPr>
         <w:pStyle w:val="Prrafodelista"/>
         <w:numPr>
           <w:ilvl w:val="0"/>
@@ -9896,6 +9716,7 @@
           <w:sz w:val="20"/>
           <w:szCs w:val="20"/>
         </w:rPr>
+        <w:lastRenderedPageBreak/>
         <w:t>DISTRIBUCIÓN</w:t>
       </w:r>
       <w:r>
@@ -9996,13 +9817,13 @@
         <w:tblLook w:val="04A0" w:firstRow="1" w:lastRow="0" w:firstColumn="1" w:lastColumn="0" w:noHBand="0" w:noVBand="1"/>
       </w:tblPr>
       <w:tblGrid>
-        <w:gridCol w:w="875"/>
-        <w:gridCol w:w="1095"/>
-        <w:gridCol w:w="1726"/>
-        <w:gridCol w:w="6169"/>
-        <w:gridCol w:w="2015"/>
-        <w:gridCol w:w="1634"/>
-        <w:gridCol w:w="1337"/>
+        <w:gridCol w:w="818"/>
+        <w:gridCol w:w="1018"/>
+        <w:gridCol w:w="5379"/>
+        <w:gridCol w:w="1984"/>
+        <w:gridCol w:w="2693"/>
+        <w:gridCol w:w="1560"/>
+        <w:gridCol w:w="1399"/>
       </w:tblGrid>
       <w:tr>
         <w:trPr>
@@ -10011,7 +9832,7 @@
         </w:trPr>
         <w:tc>
           <w:tcPr>
-            <w:tcW w:w="875" w:type="dxa"/>
+            <w:tcW w:w="818" w:type="dxa"/>
             <w:shd w:val="clear" w:color="auto" w:fill="C1F0C7" w:themeFill="accent3" w:themeFillTint="33"/>
             <w:vAlign w:val="center"/>
           </w:tcPr>
@@ -10045,7 +9866,7 @@
         </w:tc>
         <w:tc>
           <w:tcPr>
-            <w:tcW w:w="1095" w:type="dxa"/>
+            <w:tcW w:w="1018" w:type="dxa"/>
             <w:shd w:val="clear" w:color="auto" w:fill="C1F0C7" w:themeFill="accent3" w:themeFillTint="33"/>
             <w:vAlign w:val="center"/>
           </w:tcPr>
@@ -10078,7 +9899,7 @@
         </w:tc>
         <w:tc>
           <w:tcPr>
-            <w:tcW w:w="1726" w:type="dxa"/>
+            <w:tcW w:w="5379" w:type="dxa"/>
             <w:shd w:val="clear" w:color="auto" w:fill="C1F0C7" w:themeFill="accent3" w:themeFillTint="33"/>
             <w:vAlign w:val="center"/>
           </w:tcPr>
@@ -10105,13 +9926,35 @@
                 <w:sz w:val="20"/>
                 <w:szCs w:val="20"/>
               </w:rPr>
-              <w:t>PROBLEMA / POTENCIALIDAD</w:t>
-            </w:r>
-          </w:p>
-        </w:tc>
-        <w:tc>
-          <w:tcPr>
-            <w:tcW w:w="6169" w:type="dxa"/>
+              <w:t>SITUACIÓN SIGNIF</w:t>
+            </w:r>
+            <w:r>
+              <w:rPr>
+                <w:rFonts w:ascii="Arial Nova Cond" w:hAnsi="Arial Nova Cond" w:cs="Times New Roman"/>
+                <w:b/>
+                <w:bCs/>
+                <w:color w:val="000000" w:themeColor="text1"/>
+                <w:sz w:val="20"/>
+                <w:szCs w:val="20"/>
+              </w:rPr>
+              <w:t>I</w:t>
+            </w:r>
+            <w:r>
+              <w:rPr>
+                <w:rFonts w:ascii="Arial Nova Cond" w:hAnsi="Arial Nova Cond" w:cs="Times New Roman"/>
+                <w:b/>
+                <w:bCs/>
+                <w:color w:val="000000" w:themeColor="text1"/>
+                <w:sz w:val="20"/>
+                <w:szCs w:val="20"/>
+              </w:rPr>
+              <w:t>CATIVA</w:t>
+            </w:r>
+          </w:p>
+        </w:tc>
+        <w:tc>
+          <w:tcPr>
+            <w:tcW w:w="1984" w:type="dxa"/>
             <w:shd w:val="clear" w:color="auto" w:fill="C1F0C7" w:themeFill="accent3" w:themeFillTint="33"/>
             <w:vAlign w:val="center"/>
           </w:tcPr>
@@ -10138,7 +9981,7 @@
                 <w:sz w:val="20"/>
                 <w:szCs w:val="20"/>
               </w:rPr>
-              <w:t>SITUACIÓN SIGNIF</w:t>
+              <w:t>TÍTULO DE LA UNIDAD DID</w:t>
             </w:r>
             <w:r>
               <w:rPr>
@@ -10149,7 +9992,7 @@
                 <w:sz w:val="20"/>
                 <w:szCs w:val="20"/>
               </w:rPr>
-              <w:t>I</w:t>
+              <w:t>Á</w:t>
             </w:r>
             <w:r>
               <w:rPr>
@@ -10160,13 +10003,24 @@
                 <w:sz w:val="20"/>
                 <w:szCs w:val="20"/>
               </w:rPr>
-              <w:t>CATIVA</w:t>
-            </w:r>
-          </w:p>
-        </w:tc>
-        <w:tc>
-          <w:tcPr>
-            <w:tcW w:w="2015" w:type="dxa"/>
+              <w:t>CTICA</w:t>
+            </w:r>
+            <w:r>
+              <w:rPr>
+                <w:rFonts w:ascii="Arial Nova Cond" w:hAnsi="Arial Nova Cond" w:cs="Times New Roman"/>
+                <w:b/>
+                <w:bCs/>
+                <w:color w:val="000000" w:themeColor="text1"/>
+                <w:sz w:val="20"/>
+                <w:szCs w:val="20"/>
+              </w:rPr>
+              <w:t>.</w:t>
+            </w:r>
+          </w:p>
+        </w:tc>
+        <w:tc>
+          <w:tcPr>
+            <w:tcW w:w="2693" w:type="dxa"/>
             <w:shd w:val="clear" w:color="auto" w:fill="C1F0C7" w:themeFill="accent3" w:themeFillTint="33"/>
             <w:vAlign w:val="center"/>
           </w:tcPr>
@@ -10193,9 +10047,21 @@
                 <w:sz w:val="20"/>
                 <w:szCs w:val="20"/>
               </w:rPr>
-              <w:t>TÍTULO DE LA UNIDAD DID</w:t>
-            </w:r>
-            <w:r>
+              <w:t>CAMPO TEMATICO</w:t>
+            </w:r>
+          </w:p>
+        </w:tc>
+        <w:tc>
+          <w:tcPr>
+            <w:tcW w:w="1560" w:type="dxa"/>
+            <w:shd w:val="clear" w:color="auto" w:fill="C1F0C7" w:themeFill="accent3" w:themeFillTint="33"/>
+            <w:vAlign w:val="center"/>
+          </w:tcPr>
+          <w:p>
+            <w:pPr>
+              <w:pStyle w:val="Prrafodelista"/>
+              <w:ind w:left="0"/>
+              <w:jc w:val="center"/>
               <w:rPr>
                 <w:rFonts w:ascii="Arial Nova Cond" w:hAnsi="Arial Nova Cond" w:cs="Times New Roman"/>
                 <w:b/>
@@ -10204,8 +10070,7 @@
                 <w:sz w:val="20"/>
                 <w:szCs w:val="20"/>
               </w:rPr>
-              <w:t>Á</w:t>
-            </w:r>
+            </w:pPr>
             <w:r>
               <w:rPr>
                 <w:rFonts w:ascii="Arial Nova Cond" w:hAnsi="Arial Nova Cond" w:cs="Times New Roman"/>
@@ -10215,57 +10080,13 @@
                 <w:sz w:val="20"/>
                 <w:szCs w:val="20"/>
               </w:rPr>
-              <w:t>CTICA</w:t>
-            </w:r>
-            <w:r>
-              <w:rPr>
-                <w:rFonts w:ascii="Arial Nova Cond" w:hAnsi="Arial Nova Cond" w:cs="Times New Roman"/>
-                <w:b/>
-                <w:bCs/>
-                <w:color w:val="000000" w:themeColor="text1"/>
-                <w:sz w:val="20"/>
-                <w:szCs w:val="20"/>
-              </w:rPr>
-              <w:t>.</w:t>
-            </w:r>
-          </w:p>
-        </w:tc>
-        <w:tc>
-          <w:tcPr>
-            <w:tcW w:w="1634" w:type="dxa"/>
-            <w:shd w:val="clear" w:color="auto" w:fill="C1F0C7" w:themeFill="accent3" w:themeFillTint="33"/>
-            <w:vAlign w:val="center"/>
-          </w:tcPr>
-          <w:p>
-            <w:pPr>
-              <w:pStyle w:val="Prrafodelista"/>
-              <w:ind w:left="0"/>
-              <w:jc w:val="center"/>
-              <w:rPr>
-                <w:rFonts w:ascii="Arial Nova Cond" w:hAnsi="Arial Nova Cond" w:cs="Times New Roman"/>
-                <w:b/>
-                <w:bCs/>
-                <w:color w:val="000000" w:themeColor="text1"/>
-                <w:sz w:val="20"/>
-                <w:szCs w:val="20"/>
-              </w:rPr>
-            </w:pPr>
-            <w:r>
-              <w:rPr>
-                <w:rFonts w:ascii="Arial Nova Cond" w:hAnsi="Arial Nova Cond" w:cs="Times New Roman"/>
-                <w:b/>
-                <w:bCs/>
-                <w:color w:val="000000" w:themeColor="text1"/>
-                <w:sz w:val="20"/>
-                <w:szCs w:val="20"/>
-              </w:rPr>
               <w:t>COMPETENCIAS</w:t>
             </w:r>
           </w:p>
         </w:tc>
         <w:tc>
           <w:tcPr>
-            <w:tcW w:w="1337" w:type="dxa"/>
+            <w:tcW w:w="1399" w:type="dxa"/>
             <w:shd w:val="clear" w:color="auto" w:fill="C1F0C7" w:themeFill="accent3" w:themeFillTint="33"/>
             <w:vAlign w:val="center"/>
           </w:tcPr>
@@ -10304,7 +10125,7 @@
         </w:trPr>
         <w:tc>
           <w:tcPr>
-            <w:tcW w:w="875" w:type="dxa"/>
+            <w:tcW w:w="818" w:type="dxa"/>
             <w:vMerge w:val="restart"/>
             <w:vAlign w:val="center"/>
           </w:tcPr>
@@ -10343,7 +10164,7 @@
         </w:tc>
         <w:tc>
           <w:tcPr>
-            <w:tcW w:w="1095" w:type="dxa"/>
+            <w:tcW w:w="1018" w:type="dxa"/>
             <w:vAlign w:val="center"/>
           </w:tcPr>
           <w:p>
@@ -10381,7 +10202,7 @@
         </w:tc>
         <w:tc>
           <w:tcPr>
-            <w:tcW w:w="1726" w:type="dxa"/>
+            <w:tcW w:w="5379" w:type="dxa"/>
             <w:vAlign w:val="center"/>
           </w:tcPr>
           <w:p>
@@ -10409,47 +10230,13 @@
                 <w:szCs w:val="20"/>
                 <w:lang w:val="es-ES_tradnl"/>
               </w:rPr>
-              <w:t>{{problemapotencialidad0}}</w:t>
-            </w:r>
-          </w:p>
-        </w:tc>
-        <w:tc>
-          <w:tcPr>
-            <w:tcW w:w="6169" w:type="dxa"/>
-            <w:vAlign w:val="center"/>
-          </w:tcPr>
-          <w:p>
-            <w:pPr>
-              <w:pStyle w:val="Prrafodelista"/>
-              <w:tabs>
-                <w:tab w:val="left" w:pos="0"/>
-                <w:tab w:val="left" w:pos="142"/>
-                <w:tab w:val="left" w:pos="284"/>
-              </w:tabs>
-              <w:spacing w:line="276" w:lineRule="auto"/>
-              <w:ind w:left="0"/>
-              <w:jc w:val="both"/>
-              <w:rPr>
-                <w:rFonts w:ascii="Arial Nova Cond" w:eastAsia="Calibri" w:hAnsi="Arial Nova Cond" w:cs="Times New Roman"/>
-                <w:sz w:val="20"/>
-                <w:szCs w:val="20"/>
-                <w:lang w:val="es-ES_tradnl"/>
-              </w:rPr>
-            </w:pPr>
-            <w:r>
-              <w:rPr>
-                <w:rFonts w:ascii="Arial Nova Cond" w:eastAsia="Calibri" w:hAnsi="Arial Nova Cond" w:cs="Times New Roman"/>
-                <w:sz w:val="20"/>
-                <w:szCs w:val="20"/>
-                <w:lang w:val="es-ES_tradnl"/>
-              </w:rPr>
               <w:t>{{situacionsignificativa0}}</w:t>
             </w:r>
           </w:p>
         </w:tc>
         <w:tc>
           <w:tcPr>
-            <w:tcW w:w="2015" w:type="dxa"/>
+            <w:tcW w:w="1984" w:type="dxa"/>
             <w:vAlign w:val="center"/>
           </w:tcPr>
           <w:p>
@@ -10480,7 +10267,7 @@
         </w:tc>
         <w:tc>
           <w:tcPr>
-            <w:tcW w:w="1634" w:type="dxa"/>
+            <w:tcW w:w="2693" w:type="dxa"/>
             <w:vAlign w:val="center"/>
           </w:tcPr>
           <w:p>
@@ -10505,13 +10292,13 @@
                 <w:sz w:val="20"/>
                 <w:szCs w:val="20"/>
               </w:rPr>
-              <w:t>{{competencias0}}</w:t>
-            </w:r>
-          </w:p>
-        </w:tc>
-        <w:tc>
-          <w:tcPr>
-            <w:tcW w:w="1337" w:type="dxa"/>
+              <w:t>{{campotematico0}}</w:t>
+            </w:r>
+          </w:p>
+        </w:tc>
+        <w:tc>
+          <w:tcPr>
+            <w:tcW w:w="1560" w:type="dxa"/>
             <w:vAlign w:val="center"/>
           </w:tcPr>
           <w:p>
@@ -10519,7 +10306,38 @@
               <w:autoSpaceDE w:val="0"/>
               <w:autoSpaceDN w:val="0"/>
               <w:adjustRightInd w:val="0"/>
-              <w:jc w:val="center"/>
+              <w:jc w:val="both"/>
+              <w:rPr>
+                <w:rFonts w:ascii="Arial Nova Cond" w:hAnsi="Arial Nova Cond" w:cs="Arial"/>
+                <w:color w:val="000000"/>
+                <w:kern w:val="0"/>
+                <w:sz w:val="20"/>
+                <w:szCs w:val="20"/>
+              </w:rPr>
+            </w:pPr>
+            <w:r>
+              <w:rPr>
+                <w:rFonts w:ascii="Arial Nova Cond" w:hAnsi="Arial Nova Cond" w:cs="Arial"/>
+                <w:color w:val="000000"/>
+                <w:kern w:val="0"/>
+                <w:sz w:val="20"/>
+                <w:szCs w:val="20"/>
+              </w:rPr>
+              <w:t>{{competencias0}}</w:t>
+            </w:r>
+          </w:p>
+        </w:tc>
+        <w:tc>
+          <w:tcPr>
+            <w:tcW w:w="1399" w:type="dxa"/>
+            <w:vAlign w:val="center"/>
+          </w:tcPr>
+          <w:p>
+            <w:pPr>
+              <w:autoSpaceDE w:val="0"/>
+              <w:autoSpaceDN w:val="0"/>
+              <w:adjustRightInd w:val="0"/>
+              <w:jc w:val="both"/>
               <w:rPr>
                 <w:rFonts w:ascii="Arial Nova Cond" w:hAnsi="Arial Nova Cond" w:cs="Arial"/>
                 <w:color w:val="000000"/>
@@ -10548,7 +10366,7 @@
         </w:trPr>
         <w:tc>
           <w:tcPr>
-            <w:tcW w:w="875" w:type="dxa"/>
+            <w:tcW w:w="818" w:type="dxa"/>
             <w:vMerge/>
             <w:vAlign w:val="center"/>
           </w:tcPr>
@@ -10576,7 +10394,7 @@
         </w:tc>
         <w:tc>
           <w:tcPr>
-            <w:tcW w:w="1095" w:type="dxa"/>
+            <w:tcW w:w="1018" w:type="dxa"/>
             <w:vAlign w:val="center"/>
           </w:tcPr>
           <w:p>
@@ -10614,33 +10432,7 @@
         </w:tc>
         <w:tc>
           <w:tcPr>
-            <w:tcW w:w="1726" w:type="dxa"/>
-            <w:vAlign w:val="center"/>
-          </w:tcPr>
-          <w:p>
-            <w:pPr>
-              <w:pStyle w:val="NormalWeb"/>
-              <w:jc w:val="both"/>
-              <w:rPr>
-                <w:rFonts w:ascii="Arial Nova Cond" w:hAnsi="Arial Nova Cond"/>
-                <w:sz w:val="20"/>
-                <w:szCs w:val="20"/>
-              </w:rPr>
-            </w:pPr>
-            <w:r>
-              <w:rPr>
-                <w:rFonts w:ascii="Arial Nova Cond" w:eastAsia="Calibri" w:hAnsi="Arial Nova Cond"/>
-                <w:sz w:val="20"/>
-                <w:szCs w:val="20"/>
-                <w:lang w:val="es-ES_tradnl"/>
-              </w:rPr>
-              <w:t>{{problemapotencialidad1}}</w:t>
-            </w:r>
-          </w:p>
-        </w:tc>
-        <w:tc>
-          <w:tcPr>
-            <w:tcW w:w="6169" w:type="dxa"/>
+            <w:tcW w:w="5379" w:type="dxa"/>
             <w:vAlign w:val="center"/>
           </w:tcPr>
           <w:p>
@@ -10674,7 +10466,7 @@
         </w:tc>
         <w:tc>
           <w:tcPr>
-            <w:tcW w:w="2015" w:type="dxa"/>
+            <w:tcW w:w="1984" w:type="dxa"/>
             <w:vAlign w:val="center"/>
           </w:tcPr>
           <w:p>
@@ -10705,7 +10497,7 @@
         </w:tc>
         <w:tc>
           <w:tcPr>
-            <w:tcW w:w="1634" w:type="dxa"/>
+            <w:tcW w:w="2693" w:type="dxa"/>
             <w:vAlign w:val="center"/>
           </w:tcPr>
           <w:p>
@@ -10730,13 +10522,13 @@
                 <w:sz w:val="20"/>
                 <w:szCs w:val="20"/>
               </w:rPr>
-              <w:t>{{competencias1}}</w:t>
-            </w:r>
-          </w:p>
-        </w:tc>
-        <w:tc>
-          <w:tcPr>
-            <w:tcW w:w="1337" w:type="dxa"/>
+              <w:t>{{campotematico1}}</w:t>
+            </w:r>
+          </w:p>
+        </w:tc>
+        <w:tc>
+          <w:tcPr>
+            <w:tcW w:w="1560" w:type="dxa"/>
             <w:vAlign w:val="center"/>
           </w:tcPr>
           <w:p>
@@ -10744,7 +10536,38 @@
               <w:autoSpaceDE w:val="0"/>
               <w:autoSpaceDN w:val="0"/>
               <w:adjustRightInd w:val="0"/>
-              <w:jc w:val="center"/>
+              <w:jc w:val="both"/>
+              <w:rPr>
+                <w:rFonts w:ascii="Arial Nova Cond" w:hAnsi="Arial Nova Cond" w:cs="Arial"/>
+                <w:color w:val="000000"/>
+                <w:kern w:val="0"/>
+                <w:sz w:val="20"/>
+                <w:szCs w:val="20"/>
+              </w:rPr>
+            </w:pPr>
+            <w:r>
+              <w:rPr>
+                <w:rFonts w:ascii="Arial Nova Cond" w:hAnsi="Arial Nova Cond" w:cs="Arial"/>
+                <w:color w:val="000000"/>
+                <w:kern w:val="0"/>
+                <w:sz w:val="20"/>
+                <w:szCs w:val="20"/>
+              </w:rPr>
+              <w:t>{{competencias1}}</w:t>
+            </w:r>
+          </w:p>
+        </w:tc>
+        <w:tc>
+          <w:tcPr>
+            <w:tcW w:w="1399" w:type="dxa"/>
+            <w:vAlign w:val="center"/>
+          </w:tcPr>
+          <w:p>
+            <w:pPr>
+              <w:autoSpaceDE w:val="0"/>
+              <w:autoSpaceDN w:val="0"/>
+              <w:adjustRightInd w:val="0"/>
+              <w:jc w:val="both"/>
               <w:rPr>
                 <w:rFonts w:ascii="Arial Nova Cond" w:hAnsi="Arial Nova Cond" w:cs="Arial"/>
                 <w:color w:val="000000"/>
@@ -10773,7 +10596,7 @@
         </w:trPr>
         <w:tc>
           <w:tcPr>
-            <w:tcW w:w="875" w:type="dxa"/>
+            <w:tcW w:w="818" w:type="dxa"/>
             <w:vMerge/>
             <w:vAlign w:val="center"/>
           </w:tcPr>
@@ -10801,7 +10624,7 @@
         </w:tc>
         <w:tc>
           <w:tcPr>
-            <w:tcW w:w="1095" w:type="dxa"/>
+            <w:tcW w:w="1018" w:type="dxa"/>
             <w:vAlign w:val="center"/>
           </w:tcPr>
           <w:p>
@@ -10839,33 +10662,7 @@
         </w:tc>
         <w:tc>
           <w:tcPr>
-            <w:tcW w:w="1726" w:type="dxa"/>
-            <w:vAlign w:val="center"/>
-          </w:tcPr>
-          <w:p>
-            <w:pPr>
-              <w:pStyle w:val="NormalWeb"/>
-              <w:jc w:val="both"/>
-              <w:rPr>
-                <w:rFonts w:ascii="Arial Nova Cond" w:eastAsia="Calibri" w:hAnsi="Arial Nova Cond"/>
-                <w:sz w:val="20"/>
-                <w:szCs w:val="20"/>
-              </w:rPr>
-            </w:pPr>
-            <w:r>
-              <w:rPr>
-                <w:rFonts w:ascii="Arial Nova Cond" w:eastAsia="Calibri" w:hAnsi="Arial Nova Cond"/>
-                <w:sz w:val="20"/>
-                <w:szCs w:val="20"/>
-                <w:lang w:val="es-ES_tradnl"/>
-              </w:rPr>
-              <w:t>{{problemapotencialidad2}}</w:t>
-            </w:r>
-          </w:p>
-        </w:tc>
-        <w:tc>
-          <w:tcPr>
-            <w:tcW w:w="6169" w:type="dxa"/>
+            <w:tcW w:w="5379" w:type="dxa"/>
             <w:vAlign w:val="center"/>
           </w:tcPr>
           <w:p>
@@ -10899,7 +10696,7 @@
         </w:tc>
         <w:tc>
           <w:tcPr>
-            <w:tcW w:w="2015" w:type="dxa"/>
+            <w:tcW w:w="1984" w:type="dxa"/>
             <w:vAlign w:val="center"/>
           </w:tcPr>
           <w:p>
@@ -10930,7 +10727,7 @@
         </w:tc>
         <w:tc>
           <w:tcPr>
-            <w:tcW w:w="1634" w:type="dxa"/>
+            <w:tcW w:w="2693" w:type="dxa"/>
             <w:vAlign w:val="center"/>
           </w:tcPr>
           <w:p>
@@ -10955,13 +10752,13 @@
                 <w:sz w:val="20"/>
                 <w:szCs w:val="20"/>
               </w:rPr>
-              <w:t>{{competencias2}}</w:t>
-            </w:r>
-          </w:p>
-        </w:tc>
-        <w:tc>
-          <w:tcPr>
-            <w:tcW w:w="1337" w:type="dxa"/>
+              <w:t>{{campotematico2}}</w:t>
+            </w:r>
+          </w:p>
+        </w:tc>
+        <w:tc>
+          <w:tcPr>
+            <w:tcW w:w="1560" w:type="dxa"/>
             <w:vAlign w:val="center"/>
           </w:tcPr>
           <w:p>
@@ -10969,7 +10766,38 @@
               <w:autoSpaceDE w:val="0"/>
               <w:autoSpaceDN w:val="0"/>
               <w:adjustRightInd w:val="0"/>
-              <w:jc w:val="center"/>
+              <w:jc w:val="both"/>
+              <w:rPr>
+                <w:rFonts w:ascii="Arial Nova Cond" w:hAnsi="Arial Nova Cond" w:cs="Arial"/>
+                <w:color w:val="000000"/>
+                <w:kern w:val="0"/>
+                <w:sz w:val="20"/>
+                <w:szCs w:val="20"/>
+              </w:rPr>
+            </w:pPr>
+            <w:r>
+              <w:rPr>
+                <w:rFonts w:ascii="Arial Nova Cond" w:hAnsi="Arial Nova Cond" w:cs="Arial"/>
+                <w:color w:val="000000"/>
+                <w:kern w:val="0"/>
+                <w:sz w:val="20"/>
+                <w:szCs w:val="20"/>
+              </w:rPr>
+              <w:t>{{competencias2}}</w:t>
+            </w:r>
+          </w:p>
+        </w:tc>
+        <w:tc>
+          <w:tcPr>
+            <w:tcW w:w="1399" w:type="dxa"/>
+            <w:vAlign w:val="center"/>
+          </w:tcPr>
+          <w:p>
+            <w:pPr>
+              <w:autoSpaceDE w:val="0"/>
+              <w:autoSpaceDN w:val="0"/>
+              <w:adjustRightInd w:val="0"/>
+              <w:jc w:val="both"/>
               <w:rPr>
                 <w:rFonts w:ascii="Arial Nova Cond" w:hAnsi="Arial Nova Cond" w:cs="Arial"/>
                 <w:color w:val="000000"/>
@@ -10998,7 +10826,7 @@
         </w:trPr>
         <w:tc>
           <w:tcPr>
-            <w:tcW w:w="875" w:type="dxa"/>
+            <w:tcW w:w="818" w:type="dxa"/>
             <w:vMerge w:val="restart"/>
             <w:vAlign w:val="center"/>
           </w:tcPr>
@@ -11037,7 +10865,7 @@
         </w:tc>
         <w:tc>
           <w:tcPr>
-            <w:tcW w:w="1095" w:type="dxa"/>
+            <w:tcW w:w="1018" w:type="dxa"/>
             <w:vAlign w:val="center"/>
           </w:tcPr>
           <w:p>
@@ -11075,33 +10903,7 @@
         </w:tc>
         <w:tc>
           <w:tcPr>
-            <w:tcW w:w="1726" w:type="dxa"/>
-            <w:vAlign w:val="center"/>
-          </w:tcPr>
-          <w:p>
-            <w:pPr>
-              <w:pStyle w:val="Sinespaciado"/>
-              <w:jc w:val="both"/>
-              <w:rPr>
-                <w:rFonts w:ascii="Arial Nova Cond" w:eastAsia="Times New Roman" w:hAnsi="Arial Nova Cond" w:cs="Times New Roman"/>
-                <w:sz w:val="20"/>
-                <w:szCs w:val="20"/>
-              </w:rPr>
-            </w:pPr>
-            <w:r>
-              <w:rPr>
-                <w:rFonts w:ascii="Arial Nova Cond" w:eastAsia="Calibri" w:hAnsi="Arial Nova Cond" w:cs="Times New Roman"/>
-                <w:sz w:val="20"/>
-                <w:szCs w:val="20"/>
-                <w:lang w:val="es-ES_tradnl"/>
-              </w:rPr>
-              <w:t>{{problemapotencialidad3}}</w:t>
-            </w:r>
-          </w:p>
-        </w:tc>
-        <w:tc>
-          <w:tcPr>
-            <w:tcW w:w="6169" w:type="dxa"/>
+            <w:tcW w:w="5379" w:type="dxa"/>
             <w:vAlign w:val="center"/>
           </w:tcPr>
           <w:p>
@@ -11136,7 +10938,7 @@
         </w:tc>
         <w:tc>
           <w:tcPr>
-            <w:tcW w:w="2015" w:type="dxa"/>
+            <w:tcW w:w="1984" w:type="dxa"/>
             <w:vAlign w:val="center"/>
           </w:tcPr>
           <w:p>
@@ -11167,7 +10969,7 @@
         </w:tc>
         <w:tc>
           <w:tcPr>
-            <w:tcW w:w="1634" w:type="dxa"/>
+            <w:tcW w:w="2693" w:type="dxa"/>
             <w:vAlign w:val="center"/>
           </w:tcPr>
           <w:p>
@@ -11192,13 +10994,13 @@
                 <w:sz w:val="20"/>
                 <w:szCs w:val="20"/>
               </w:rPr>
-              <w:t>{{competencias3}}</w:t>
-            </w:r>
-          </w:p>
-        </w:tc>
-        <w:tc>
-          <w:tcPr>
-            <w:tcW w:w="1337" w:type="dxa"/>
+              <w:t>{{campotematico3}}</w:t>
+            </w:r>
+          </w:p>
+        </w:tc>
+        <w:tc>
+          <w:tcPr>
+            <w:tcW w:w="1560" w:type="dxa"/>
             <w:vAlign w:val="center"/>
           </w:tcPr>
           <w:p>
@@ -11206,7 +11008,38 @@
               <w:autoSpaceDE w:val="0"/>
               <w:autoSpaceDN w:val="0"/>
               <w:adjustRightInd w:val="0"/>
-              <w:jc w:val="center"/>
+              <w:jc w:val="both"/>
+              <w:rPr>
+                <w:rFonts w:ascii="Arial Nova Cond" w:hAnsi="Arial Nova Cond" w:cs="Arial"/>
+                <w:color w:val="000000"/>
+                <w:kern w:val="0"/>
+                <w:sz w:val="20"/>
+                <w:szCs w:val="20"/>
+              </w:rPr>
+            </w:pPr>
+            <w:r>
+              <w:rPr>
+                <w:rFonts w:ascii="Arial Nova Cond" w:hAnsi="Arial Nova Cond" w:cs="Arial"/>
+                <w:color w:val="000000"/>
+                <w:kern w:val="0"/>
+                <w:sz w:val="20"/>
+                <w:szCs w:val="20"/>
+              </w:rPr>
+              <w:t>{{competencias3}}</w:t>
+            </w:r>
+          </w:p>
+        </w:tc>
+        <w:tc>
+          <w:tcPr>
+            <w:tcW w:w="1399" w:type="dxa"/>
+            <w:vAlign w:val="center"/>
+          </w:tcPr>
+          <w:p>
+            <w:pPr>
+              <w:autoSpaceDE w:val="0"/>
+              <w:autoSpaceDN w:val="0"/>
+              <w:adjustRightInd w:val="0"/>
+              <w:jc w:val="both"/>
               <w:rPr>
                 <w:rFonts w:ascii="Arial Nova Cond" w:hAnsi="Arial Nova Cond" w:cs="Arial"/>
                 <w:color w:val="000000"/>
@@ -11235,7 +11068,7 @@
         </w:trPr>
         <w:tc>
           <w:tcPr>
-            <w:tcW w:w="875" w:type="dxa"/>
+            <w:tcW w:w="818" w:type="dxa"/>
             <w:vMerge/>
             <w:vAlign w:val="center"/>
           </w:tcPr>
@@ -11263,7 +11096,7 @@
         </w:tc>
         <w:tc>
           <w:tcPr>
-            <w:tcW w:w="1095" w:type="dxa"/>
+            <w:tcW w:w="1018" w:type="dxa"/>
             <w:vAlign w:val="center"/>
           </w:tcPr>
           <w:p>
@@ -11301,33 +11134,7 @@
         </w:tc>
         <w:tc>
           <w:tcPr>
-            <w:tcW w:w="1726" w:type="dxa"/>
-            <w:vAlign w:val="center"/>
-          </w:tcPr>
-          <w:p>
-            <w:pPr>
-              <w:pStyle w:val="Sinespaciado"/>
-              <w:jc w:val="both"/>
-              <w:rPr>
-                <w:rFonts w:ascii="Arial Nova Cond" w:hAnsi="Arial Nova Cond"/>
-                <w:sz w:val="20"/>
-                <w:szCs w:val="20"/>
-              </w:rPr>
-            </w:pPr>
-            <w:r>
-              <w:rPr>
-                <w:rFonts w:ascii="Arial Nova Cond" w:eastAsia="Calibri" w:hAnsi="Arial Nova Cond" w:cs="Times New Roman"/>
-                <w:sz w:val="20"/>
-                <w:szCs w:val="20"/>
-                <w:lang w:val="es-ES_tradnl"/>
-              </w:rPr>
-              <w:t>{{problemapotencialidad4}}</w:t>
-            </w:r>
-          </w:p>
-        </w:tc>
-        <w:tc>
-          <w:tcPr>
-            <w:tcW w:w="6169" w:type="dxa"/>
+            <w:tcW w:w="5379" w:type="dxa"/>
             <w:vAlign w:val="center"/>
           </w:tcPr>
           <w:p>
@@ -11362,7 +11169,7 @@
         </w:tc>
         <w:tc>
           <w:tcPr>
-            <w:tcW w:w="2015" w:type="dxa"/>
+            <w:tcW w:w="1984" w:type="dxa"/>
             <w:vAlign w:val="center"/>
           </w:tcPr>
           <w:p>
@@ -11393,7 +11200,7 @@
         </w:tc>
         <w:tc>
           <w:tcPr>
-            <w:tcW w:w="1634" w:type="dxa"/>
+            <w:tcW w:w="2693" w:type="dxa"/>
             <w:vAlign w:val="center"/>
           </w:tcPr>
           <w:p>
@@ -11418,13 +11225,13 @@
                 <w:sz w:val="20"/>
                 <w:szCs w:val="20"/>
               </w:rPr>
-              <w:t>{{competencias4}}</w:t>
-            </w:r>
-          </w:p>
-        </w:tc>
-        <w:tc>
-          <w:tcPr>
-            <w:tcW w:w="1337" w:type="dxa"/>
+              <w:t>{{campotematico4}}</w:t>
+            </w:r>
+          </w:p>
+        </w:tc>
+        <w:tc>
+          <w:tcPr>
+            <w:tcW w:w="1560" w:type="dxa"/>
             <w:vAlign w:val="center"/>
           </w:tcPr>
           <w:p>
@@ -11432,7 +11239,38 @@
               <w:autoSpaceDE w:val="0"/>
               <w:autoSpaceDN w:val="0"/>
               <w:adjustRightInd w:val="0"/>
-              <w:jc w:val="center"/>
+              <w:jc w:val="both"/>
+              <w:rPr>
+                <w:rFonts w:ascii="Arial Nova Cond" w:hAnsi="Arial Nova Cond" w:cs="Arial"/>
+                <w:color w:val="000000"/>
+                <w:kern w:val="0"/>
+                <w:sz w:val="20"/>
+                <w:szCs w:val="20"/>
+              </w:rPr>
+            </w:pPr>
+            <w:r>
+              <w:rPr>
+                <w:rFonts w:ascii="Arial Nova Cond" w:hAnsi="Arial Nova Cond" w:cs="Arial"/>
+                <w:color w:val="000000"/>
+                <w:kern w:val="0"/>
+                <w:sz w:val="20"/>
+                <w:szCs w:val="20"/>
+              </w:rPr>
+              <w:t>{{competencias4}}</w:t>
+            </w:r>
+          </w:p>
+        </w:tc>
+        <w:tc>
+          <w:tcPr>
+            <w:tcW w:w="1399" w:type="dxa"/>
+            <w:vAlign w:val="center"/>
+          </w:tcPr>
+          <w:p>
+            <w:pPr>
+              <w:autoSpaceDE w:val="0"/>
+              <w:autoSpaceDN w:val="0"/>
+              <w:adjustRightInd w:val="0"/>
+              <w:jc w:val="both"/>
               <w:rPr>
                 <w:rFonts w:ascii="Arial Nova Cond" w:hAnsi="Arial Nova Cond" w:cs="Arial"/>
                 <w:color w:val="000000"/>
@@ -11461,7 +11299,7 @@
         </w:trPr>
         <w:tc>
           <w:tcPr>
-            <w:tcW w:w="875" w:type="dxa"/>
+            <w:tcW w:w="818" w:type="dxa"/>
             <w:vMerge w:val="restart"/>
             <w:vAlign w:val="center"/>
           </w:tcPr>
@@ -11500,7 +11338,7 @@
         </w:tc>
         <w:tc>
           <w:tcPr>
-            <w:tcW w:w="1095" w:type="dxa"/>
+            <w:tcW w:w="1018" w:type="dxa"/>
             <w:vAlign w:val="center"/>
           </w:tcPr>
           <w:p>
@@ -11538,34 +11376,7 @@
         </w:tc>
         <w:tc>
           <w:tcPr>
-            <w:tcW w:w="1726" w:type="dxa"/>
-            <w:vAlign w:val="center"/>
-          </w:tcPr>
-          <w:p>
-            <w:pPr>
-              <w:pStyle w:val="Sinespaciado"/>
-              <w:jc w:val="both"/>
-              <w:rPr>
-                <w:rFonts w:ascii="Arial Nova Cond" w:hAnsi="Arial Nova Cond"/>
-                <w:color w:val="000000" w:themeColor="text1"/>
-                <w:sz w:val="20"/>
-                <w:szCs w:val="20"/>
-              </w:rPr>
-            </w:pPr>
-            <w:r>
-              <w:rPr>
-                <w:rFonts w:ascii="Arial Nova Cond" w:eastAsia="Calibri" w:hAnsi="Arial Nova Cond" w:cs="Times New Roman"/>
-                <w:sz w:val="20"/>
-                <w:szCs w:val="20"/>
-                <w:lang w:val="es-ES_tradnl"/>
-              </w:rPr>
-              <w:t>{{problemapotencialidad5}}</w:t>
-            </w:r>
-          </w:p>
-        </w:tc>
-        <w:tc>
-          <w:tcPr>
-            <w:tcW w:w="6169" w:type="dxa"/>
+            <w:tcW w:w="5379" w:type="dxa"/>
             <w:vAlign w:val="center"/>
           </w:tcPr>
           <w:p>
@@ -11594,13 +11405,13 @@
                 <w:szCs w:val="20"/>
                 <w:lang w:val="es-ES_tradnl"/>
               </w:rPr>
-              <w:t>{{situacionsignificativa5}}</w:t>
-            </w:r>
-          </w:p>
-        </w:tc>
-        <w:tc>
-          <w:tcPr>
-            <w:tcW w:w="2015" w:type="dxa"/>
+              <w:t xml:space="preserve">{{situacionsignificativa5}} </w:t>
+            </w:r>
+          </w:p>
+        </w:tc>
+        <w:tc>
+          <w:tcPr>
+            <w:tcW w:w="1984" w:type="dxa"/>
             <w:vAlign w:val="center"/>
           </w:tcPr>
           <w:p>
@@ -11631,7 +11442,7 @@
         </w:tc>
         <w:tc>
           <w:tcPr>
-            <w:tcW w:w="1634" w:type="dxa"/>
+            <w:tcW w:w="2693" w:type="dxa"/>
             <w:vAlign w:val="center"/>
           </w:tcPr>
           <w:p>
@@ -11656,13 +11467,13 @@
                 <w:sz w:val="20"/>
                 <w:szCs w:val="20"/>
               </w:rPr>
-              <w:t>{{competencias5}}</w:t>
-            </w:r>
-          </w:p>
-        </w:tc>
-        <w:tc>
-          <w:tcPr>
-            <w:tcW w:w="1337" w:type="dxa"/>
+              <w:t>{{campotematico5}}</w:t>
+            </w:r>
+          </w:p>
+        </w:tc>
+        <w:tc>
+          <w:tcPr>
+            <w:tcW w:w="1560" w:type="dxa"/>
             <w:vAlign w:val="center"/>
           </w:tcPr>
           <w:p>
@@ -11670,7 +11481,38 @@
               <w:autoSpaceDE w:val="0"/>
               <w:autoSpaceDN w:val="0"/>
               <w:adjustRightInd w:val="0"/>
-              <w:jc w:val="center"/>
+              <w:jc w:val="both"/>
+              <w:rPr>
+                <w:rFonts w:ascii="Arial Nova Cond" w:hAnsi="Arial Nova Cond" w:cs="Arial"/>
+                <w:color w:val="000000"/>
+                <w:kern w:val="0"/>
+                <w:sz w:val="20"/>
+                <w:szCs w:val="20"/>
+              </w:rPr>
+            </w:pPr>
+            <w:r>
+              <w:rPr>
+                <w:rFonts w:ascii="Arial Nova Cond" w:hAnsi="Arial Nova Cond" w:cs="Arial"/>
+                <w:color w:val="000000"/>
+                <w:kern w:val="0"/>
+                <w:sz w:val="20"/>
+                <w:szCs w:val="20"/>
+              </w:rPr>
+              <w:t>{{competencias5}}</w:t>
+            </w:r>
+          </w:p>
+        </w:tc>
+        <w:tc>
+          <w:tcPr>
+            <w:tcW w:w="1399" w:type="dxa"/>
+            <w:vAlign w:val="center"/>
+          </w:tcPr>
+          <w:p>
+            <w:pPr>
+              <w:autoSpaceDE w:val="0"/>
+              <w:autoSpaceDN w:val="0"/>
+              <w:adjustRightInd w:val="0"/>
+              <w:jc w:val="both"/>
               <w:rPr>
                 <w:rFonts w:ascii="Arial Nova Cond" w:hAnsi="Arial Nova Cond" w:cs="Arial"/>
                 <w:color w:val="000000"/>
@@ -11699,7 +11541,7 @@
         </w:trPr>
         <w:tc>
           <w:tcPr>
-            <w:tcW w:w="875" w:type="dxa"/>
+            <w:tcW w:w="818" w:type="dxa"/>
             <w:vMerge/>
             <w:vAlign w:val="center"/>
           </w:tcPr>
@@ -11727,7 +11569,7 @@
         </w:tc>
         <w:tc>
           <w:tcPr>
-            <w:tcW w:w="1095" w:type="dxa"/>
+            <w:tcW w:w="1018" w:type="dxa"/>
             <w:vAlign w:val="center"/>
           </w:tcPr>
           <w:p>
@@ -11765,33 +11607,7 @@
         </w:tc>
         <w:tc>
           <w:tcPr>
-            <w:tcW w:w="1726" w:type="dxa"/>
-            <w:vAlign w:val="center"/>
-          </w:tcPr>
-          <w:p>
-            <w:pPr>
-              <w:pStyle w:val="Sinespaciado"/>
-              <w:jc w:val="both"/>
-              <w:rPr>
-                <w:rFonts w:ascii="Arial Nova Cond" w:hAnsi="Arial Nova Cond"/>
-                <w:sz w:val="20"/>
-                <w:szCs w:val="20"/>
-              </w:rPr>
-            </w:pPr>
-            <w:r>
-              <w:rPr>
-                <w:rFonts w:ascii="Arial Nova Cond" w:eastAsia="Calibri" w:hAnsi="Arial Nova Cond" w:cs="Times New Roman"/>
-                <w:sz w:val="20"/>
-                <w:szCs w:val="20"/>
-                <w:lang w:val="es-ES_tradnl"/>
-              </w:rPr>
-              <w:t>{{problemapotencialidad6}}</w:t>
-            </w:r>
-          </w:p>
-        </w:tc>
-        <w:tc>
-          <w:tcPr>
-            <w:tcW w:w="6169" w:type="dxa"/>
+            <w:tcW w:w="5379" w:type="dxa"/>
             <w:vAlign w:val="center"/>
           </w:tcPr>
           <w:p>
@@ -11825,7 +11641,7 @@
         </w:tc>
         <w:tc>
           <w:tcPr>
-            <w:tcW w:w="2015" w:type="dxa"/>
+            <w:tcW w:w="1984" w:type="dxa"/>
             <w:vAlign w:val="center"/>
           </w:tcPr>
           <w:p>
@@ -11856,7 +11672,7 @@
         </w:tc>
         <w:tc>
           <w:tcPr>
-            <w:tcW w:w="1634" w:type="dxa"/>
+            <w:tcW w:w="2693" w:type="dxa"/>
             <w:vAlign w:val="center"/>
           </w:tcPr>
           <w:p>
@@ -11881,13 +11697,13 @@
                 <w:sz w:val="20"/>
                 <w:szCs w:val="20"/>
               </w:rPr>
-              <w:t>{{competencias6}}</w:t>
-            </w:r>
-          </w:p>
-        </w:tc>
-        <w:tc>
-          <w:tcPr>
-            <w:tcW w:w="1337" w:type="dxa"/>
+              <w:t>{{campotematico6}}</w:t>
+            </w:r>
+          </w:p>
+        </w:tc>
+        <w:tc>
+          <w:tcPr>
+            <w:tcW w:w="1560" w:type="dxa"/>
             <w:vAlign w:val="center"/>
           </w:tcPr>
           <w:p>
@@ -11895,7 +11711,38 @@
               <w:autoSpaceDE w:val="0"/>
               <w:autoSpaceDN w:val="0"/>
               <w:adjustRightInd w:val="0"/>
-              <w:jc w:val="center"/>
+              <w:jc w:val="both"/>
+              <w:rPr>
+                <w:rFonts w:ascii="Arial Nova Cond" w:hAnsi="Arial Nova Cond" w:cs="Arial"/>
+                <w:color w:val="000000"/>
+                <w:kern w:val="0"/>
+                <w:sz w:val="20"/>
+                <w:szCs w:val="20"/>
+              </w:rPr>
+            </w:pPr>
+            <w:r>
+              <w:rPr>
+                <w:rFonts w:ascii="Arial Nova Cond" w:hAnsi="Arial Nova Cond" w:cs="Arial"/>
+                <w:color w:val="000000"/>
+                <w:kern w:val="0"/>
+                <w:sz w:val="20"/>
+                <w:szCs w:val="20"/>
+              </w:rPr>
+              <w:t>{{competencias6}}</w:t>
+            </w:r>
+          </w:p>
+        </w:tc>
+        <w:tc>
+          <w:tcPr>
+            <w:tcW w:w="1399" w:type="dxa"/>
+            <w:vAlign w:val="center"/>
+          </w:tcPr>
+          <w:p>
+            <w:pPr>
+              <w:autoSpaceDE w:val="0"/>
+              <w:autoSpaceDN w:val="0"/>
+              <w:adjustRightInd w:val="0"/>
+              <w:jc w:val="both"/>
               <w:rPr>
                 <w:rFonts w:ascii="Arial Nova Cond" w:hAnsi="Arial Nova Cond" w:cs="Arial"/>
                 <w:color w:val="000000"/>
@@ -11924,7 +11771,7 @@
         </w:trPr>
         <w:tc>
           <w:tcPr>
-            <w:tcW w:w="875" w:type="dxa"/>
+            <w:tcW w:w="818" w:type="dxa"/>
             <w:vMerge w:val="restart"/>
             <w:vAlign w:val="center"/>
           </w:tcPr>
@@ -11963,7 +11810,7 @@
         </w:tc>
         <w:tc>
           <w:tcPr>
-            <w:tcW w:w="1095" w:type="dxa"/>
+            <w:tcW w:w="1018" w:type="dxa"/>
             <w:vAlign w:val="center"/>
           </w:tcPr>
           <w:p>
@@ -12001,7 +11848,7 @@
         </w:tc>
         <w:tc>
           <w:tcPr>
-            <w:tcW w:w="1726" w:type="dxa"/>
+            <w:tcW w:w="5379" w:type="dxa"/>
             <w:vAlign w:val="center"/>
           </w:tcPr>
           <w:p>
@@ -12014,62 +11861,28 @@
               </w:tabs>
               <w:spacing w:line="276" w:lineRule="auto"/>
               <w:ind w:left="0"/>
+              <w:jc w:val="both"/>
+              <w:rPr>
+                <w:rFonts w:ascii="Arial Nova Cond" w:hAnsi="Arial Nova Cond"/>
+                <w:color w:val="000000" w:themeColor="text1"/>
+                <w:sz w:val="20"/>
+                <w:szCs w:val="20"/>
+              </w:rPr>
+            </w:pPr>
+            <w:r>
               <w:rPr>
                 <w:rFonts w:ascii="Arial Nova Cond" w:eastAsia="Calibri" w:hAnsi="Arial Nova Cond" w:cs="Times New Roman"/>
-                <w:color w:val="000000" w:themeColor="text1"/>
                 <w:sz w:val="20"/>
                 <w:szCs w:val="20"/>
                 <w:lang w:val="es-ES_tradnl"/>
               </w:rPr>
-            </w:pPr>
-            <w:r>
-              <w:rPr>
-                <w:rFonts w:ascii="Arial Nova Cond" w:eastAsia="Calibri" w:hAnsi="Arial Nova Cond" w:cs="Times New Roman"/>
-                <w:sz w:val="20"/>
-                <w:szCs w:val="20"/>
-                <w:lang w:val="es-ES_tradnl"/>
-              </w:rPr>
-              <w:t>{{problemapotencialidad7}}</w:t>
-            </w:r>
-          </w:p>
-        </w:tc>
-        <w:tc>
-          <w:tcPr>
-            <w:tcW w:w="6169" w:type="dxa"/>
-            <w:vAlign w:val="center"/>
-          </w:tcPr>
-          <w:p>
-            <w:pPr>
-              <w:pStyle w:val="Prrafodelista"/>
-              <w:tabs>
-                <w:tab w:val="left" w:pos="0"/>
-                <w:tab w:val="left" w:pos="142"/>
-                <w:tab w:val="left" w:pos="284"/>
-              </w:tabs>
-              <w:spacing w:line="276" w:lineRule="auto"/>
-              <w:ind w:left="0"/>
-              <w:jc w:val="both"/>
-              <w:rPr>
-                <w:rFonts w:ascii="Arial Nova Cond" w:hAnsi="Arial Nova Cond"/>
-                <w:color w:val="000000" w:themeColor="text1"/>
-                <w:sz w:val="20"/>
-                <w:szCs w:val="20"/>
-              </w:rPr>
-            </w:pPr>
-            <w:r>
-              <w:rPr>
-                <w:rFonts w:ascii="Arial Nova Cond" w:eastAsia="Calibri" w:hAnsi="Arial Nova Cond" w:cs="Times New Roman"/>
-                <w:sz w:val="20"/>
-                <w:szCs w:val="20"/>
-                <w:lang w:val="es-ES_tradnl"/>
-              </w:rPr>
               <w:t>{{situacionsignificativa7}}</w:t>
             </w:r>
           </w:p>
         </w:tc>
         <w:tc>
           <w:tcPr>
-            <w:tcW w:w="2015" w:type="dxa"/>
+            <w:tcW w:w="1984" w:type="dxa"/>
             <w:vAlign w:val="center"/>
           </w:tcPr>
           <w:p>
@@ -12100,7 +11913,7 @@
         </w:tc>
         <w:tc>
           <w:tcPr>
-            <w:tcW w:w="1634" w:type="dxa"/>
+            <w:tcW w:w="2693" w:type="dxa"/>
             <w:vAlign w:val="center"/>
           </w:tcPr>
           <w:p>
@@ -12125,13 +11938,13 @@
                 <w:sz w:val="20"/>
                 <w:szCs w:val="20"/>
               </w:rPr>
-              <w:t>{{competencias7}}</w:t>
-            </w:r>
-          </w:p>
-        </w:tc>
-        <w:tc>
-          <w:tcPr>
-            <w:tcW w:w="1337" w:type="dxa"/>
+              <w:t>{{campotematico7}}</w:t>
+            </w:r>
+          </w:p>
+        </w:tc>
+        <w:tc>
+          <w:tcPr>
+            <w:tcW w:w="1560" w:type="dxa"/>
             <w:vAlign w:val="center"/>
           </w:tcPr>
           <w:p>
@@ -12139,7 +11952,38 @@
               <w:autoSpaceDE w:val="0"/>
               <w:autoSpaceDN w:val="0"/>
               <w:adjustRightInd w:val="0"/>
-              <w:jc w:val="center"/>
+              <w:jc w:val="both"/>
+              <w:rPr>
+                <w:rFonts w:ascii="Arial Nova Cond" w:hAnsi="Arial Nova Cond" w:cs="Arial"/>
+                <w:color w:val="000000"/>
+                <w:kern w:val="0"/>
+                <w:sz w:val="20"/>
+                <w:szCs w:val="20"/>
+              </w:rPr>
+            </w:pPr>
+            <w:r>
+              <w:rPr>
+                <w:rFonts w:ascii="Arial Nova Cond" w:hAnsi="Arial Nova Cond" w:cs="Arial"/>
+                <w:color w:val="000000"/>
+                <w:kern w:val="0"/>
+                <w:sz w:val="20"/>
+                <w:szCs w:val="20"/>
+              </w:rPr>
+              <w:t>{{competencias7}}</w:t>
+            </w:r>
+          </w:p>
+        </w:tc>
+        <w:tc>
+          <w:tcPr>
+            <w:tcW w:w="1399" w:type="dxa"/>
+            <w:vAlign w:val="center"/>
+          </w:tcPr>
+          <w:p>
+            <w:pPr>
+              <w:autoSpaceDE w:val="0"/>
+              <w:autoSpaceDN w:val="0"/>
+              <w:adjustRightInd w:val="0"/>
+              <w:jc w:val="both"/>
               <w:rPr>
                 <w:rFonts w:ascii="Arial Nova Cond" w:hAnsi="Arial Nova Cond" w:cs="Arial"/>
                 <w:color w:val="000000"/>
@@ -12168,7 +12012,7 @@
         </w:trPr>
         <w:tc>
           <w:tcPr>
-            <w:tcW w:w="875" w:type="dxa"/>
+            <w:tcW w:w="818" w:type="dxa"/>
             <w:vMerge/>
             <w:vAlign w:val="center"/>
           </w:tcPr>
@@ -12196,7 +12040,7 @@
         </w:tc>
         <w:tc>
           <w:tcPr>
-            <w:tcW w:w="1095" w:type="dxa"/>
+            <w:tcW w:w="1018" w:type="dxa"/>
             <w:vAlign w:val="center"/>
           </w:tcPr>
           <w:p>
@@ -12234,7 +12078,7 @@
         </w:tc>
         <w:tc>
           <w:tcPr>
-            <w:tcW w:w="1726" w:type="dxa"/>
+            <w:tcW w:w="5379" w:type="dxa"/>
             <w:vAlign w:val="center"/>
           </w:tcPr>
           <w:p>
@@ -12247,6 +12091,7 @@
               </w:tabs>
               <w:spacing w:line="276" w:lineRule="auto"/>
               <w:ind w:left="0"/>
+              <w:jc w:val="both"/>
               <w:rPr>
                 <w:rFonts w:ascii="Arial Nova Cond" w:eastAsia="Calibri" w:hAnsi="Arial Nova Cond" w:cs="Times New Roman"/>
                 <w:color w:val="000000" w:themeColor="text1"/>
@@ -12262,48 +12107,13 @@
                 <w:szCs w:val="20"/>
                 <w:lang w:val="es-ES_tradnl"/>
               </w:rPr>
-              <w:t>{{problemapotencialidad8}}</w:t>
-            </w:r>
-          </w:p>
-        </w:tc>
-        <w:tc>
-          <w:tcPr>
-            <w:tcW w:w="6169" w:type="dxa"/>
-            <w:vAlign w:val="center"/>
-          </w:tcPr>
-          <w:p>
-            <w:pPr>
-              <w:pStyle w:val="Prrafodelista"/>
-              <w:tabs>
-                <w:tab w:val="left" w:pos="0"/>
-                <w:tab w:val="left" w:pos="142"/>
-                <w:tab w:val="left" w:pos="284"/>
-              </w:tabs>
-              <w:spacing w:line="276" w:lineRule="auto"/>
-              <w:ind w:left="0"/>
-              <w:jc w:val="both"/>
-              <w:rPr>
-                <w:rFonts w:ascii="Arial Nova Cond" w:eastAsia="Calibri" w:hAnsi="Arial Nova Cond" w:cs="Times New Roman"/>
-                <w:color w:val="000000" w:themeColor="text1"/>
-                <w:sz w:val="20"/>
-                <w:szCs w:val="20"/>
-                <w:lang w:val="es-ES_tradnl"/>
-              </w:rPr>
-            </w:pPr>
-            <w:r>
-              <w:rPr>
-                <w:rFonts w:ascii="Arial Nova Cond" w:eastAsia="Calibri" w:hAnsi="Arial Nova Cond" w:cs="Times New Roman"/>
-                <w:sz w:val="20"/>
-                <w:szCs w:val="20"/>
-                <w:lang w:val="es-ES_tradnl"/>
-              </w:rPr>
               <w:t>{{situacionsignificativa8}}</w:t>
             </w:r>
           </w:p>
         </w:tc>
         <w:tc>
           <w:tcPr>
-            <w:tcW w:w="2015" w:type="dxa"/>
+            <w:tcW w:w="1984" w:type="dxa"/>
             <w:vAlign w:val="center"/>
           </w:tcPr>
           <w:p>
@@ -12333,7 +12143,7 @@
         </w:tc>
         <w:tc>
           <w:tcPr>
-            <w:tcW w:w="1634" w:type="dxa"/>
+            <w:tcW w:w="2693" w:type="dxa"/>
             <w:vAlign w:val="center"/>
           </w:tcPr>
           <w:p>
@@ -12358,13 +12168,13 @@
                 <w:sz w:val="20"/>
                 <w:szCs w:val="20"/>
               </w:rPr>
-              <w:t>{{competencias8}}</w:t>
-            </w:r>
-          </w:p>
-        </w:tc>
-        <w:tc>
-          <w:tcPr>
-            <w:tcW w:w="1337" w:type="dxa"/>
+              <w:t>{{campotematico8}}</w:t>
+            </w:r>
+          </w:p>
+        </w:tc>
+        <w:tc>
+          <w:tcPr>
+            <w:tcW w:w="1560" w:type="dxa"/>
             <w:vAlign w:val="center"/>
           </w:tcPr>
           <w:p>
@@ -12372,7 +12182,7 @@
               <w:autoSpaceDE w:val="0"/>
               <w:autoSpaceDN w:val="0"/>
               <w:adjustRightInd w:val="0"/>
-              <w:jc w:val="center"/>
+              <w:jc w:val="both"/>
               <w:rPr>
                 <w:rFonts w:ascii="Arial Nova Cond" w:hAnsi="Arial Nova Cond" w:cs="Arial"/>
                 <w:color w:val="000000"/>
@@ -12389,6 +12199,37 @@
                 <w:sz w:val="20"/>
                 <w:szCs w:val="20"/>
               </w:rPr>
+              <w:t>{{competencias8}}</w:t>
+            </w:r>
+          </w:p>
+        </w:tc>
+        <w:tc>
+          <w:tcPr>
+            <w:tcW w:w="1399" w:type="dxa"/>
+            <w:vAlign w:val="center"/>
+          </w:tcPr>
+          <w:p>
+            <w:pPr>
+              <w:autoSpaceDE w:val="0"/>
+              <w:autoSpaceDN w:val="0"/>
+              <w:adjustRightInd w:val="0"/>
+              <w:jc w:val="both"/>
+              <w:rPr>
+                <w:rFonts w:ascii="Arial Nova Cond" w:hAnsi="Arial Nova Cond" w:cs="Arial"/>
+                <w:color w:val="000000"/>
+                <w:kern w:val="0"/>
+                <w:sz w:val="20"/>
+                <w:szCs w:val="20"/>
+              </w:rPr>
+            </w:pPr>
+            <w:r>
+              <w:rPr>
+                <w:rFonts w:ascii="Arial Nova Cond" w:hAnsi="Arial Nova Cond" w:cs="Arial"/>
+                <w:color w:val="000000"/>
+                <w:kern w:val="0"/>
+                <w:sz w:val="20"/>
+                <w:szCs w:val="20"/>
+              </w:rPr>
               <w:t>{{producto8}}</w:t>
             </w:r>
           </w:p>
@@ -12396,174 +12237,6 @@
       </w:tr>
       <w:bookmarkEnd w:id="1"/>
     </w:tbl>
-    <w:p>
-      <w:pPr>
-        <w:spacing w:line="276" w:lineRule="auto"/>
-        <w:ind w:right="-455"/>
-        <w:rPr>
-          <w:rFonts w:ascii="Arial Nova Cond Light" w:hAnsi="Arial Nova Cond Light" w:cs="Times New Roman"/>
-          <w:b/>
-          <w:bCs/>
-          <w:color w:val="000000" w:themeColor="text1"/>
-          <w:sz w:val="20"/>
-          <w:szCs w:val="20"/>
-        </w:rPr>
-      </w:pPr>
-    </w:p>
-    <w:p>
-      <w:pPr>
-        <w:spacing w:line="276" w:lineRule="auto"/>
-        <w:ind w:right="-455"/>
-        <w:rPr>
-          <w:rFonts w:ascii="Arial Nova Cond Light" w:hAnsi="Arial Nova Cond Light" w:cs="Times New Roman"/>
-          <w:b/>
-          <w:bCs/>
-          <w:color w:val="000000" w:themeColor="text1"/>
-          <w:sz w:val="20"/>
-          <w:szCs w:val="20"/>
-        </w:rPr>
-      </w:pPr>
-    </w:p>
-    <w:p>
-      <w:pPr>
-        <w:spacing w:line="276" w:lineRule="auto"/>
-        <w:ind w:right="-455"/>
-        <w:rPr>
-          <w:rFonts w:ascii="Arial Nova Cond Light" w:hAnsi="Arial Nova Cond Light" w:cs="Times New Roman"/>
-          <w:b/>
-          <w:bCs/>
-          <w:color w:val="000000" w:themeColor="text1"/>
-          <w:sz w:val="20"/>
-          <w:szCs w:val="20"/>
-        </w:rPr>
-      </w:pPr>
-    </w:p>
-    <w:p>
-      <w:pPr>
-        <w:spacing w:line="276" w:lineRule="auto"/>
-        <w:ind w:right="-455"/>
-        <w:rPr>
-          <w:rFonts w:ascii="Arial Nova Cond Light" w:hAnsi="Arial Nova Cond Light" w:cs="Times New Roman"/>
-          <w:b/>
-          <w:bCs/>
-          <w:color w:val="000000" w:themeColor="text1"/>
-          <w:sz w:val="20"/>
-          <w:szCs w:val="20"/>
-        </w:rPr>
-      </w:pPr>
-    </w:p>
-    <w:p>
-      <w:pPr>
-        <w:spacing w:line="276" w:lineRule="auto"/>
-        <w:ind w:right="-455"/>
-        <w:rPr>
-          <w:rFonts w:ascii="Arial Nova Cond Light" w:hAnsi="Arial Nova Cond Light" w:cs="Times New Roman"/>
-          <w:b/>
-          <w:bCs/>
-          <w:color w:val="000000" w:themeColor="text1"/>
-          <w:sz w:val="20"/>
-          <w:szCs w:val="20"/>
-        </w:rPr>
-      </w:pPr>
-    </w:p>
-    <w:p>
-      <w:pPr>
-        <w:spacing w:line="276" w:lineRule="auto"/>
-        <w:ind w:right="-455"/>
-        <w:rPr>
-          <w:rFonts w:ascii="Arial Nova Cond Light" w:hAnsi="Arial Nova Cond Light" w:cs="Times New Roman"/>
-          <w:b/>
-          <w:bCs/>
-          <w:color w:val="000000" w:themeColor="text1"/>
-          <w:sz w:val="20"/>
-          <w:szCs w:val="20"/>
-        </w:rPr>
-      </w:pPr>
-    </w:p>
-    <w:p>
-      <w:pPr>
-        <w:spacing w:line="276" w:lineRule="auto"/>
-        <w:ind w:right="-455"/>
-        <w:rPr>
-          <w:rFonts w:ascii="Arial Nova Cond Light" w:hAnsi="Arial Nova Cond Light" w:cs="Times New Roman"/>
-          <w:b/>
-          <w:bCs/>
-          <w:color w:val="000000" w:themeColor="text1"/>
-          <w:sz w:val="20"/>
-          <w:szCs w:val="20"/>
-        </w:rPr>
-      </w:pPr>
-    </w:p>
-    <w:p>
-      <w:pPr>
-        <w:spacing w:line="276" w:lineRule="auto"/>
-        <w:ind w:right="-455"/>
-        <w:rPr>
-          <w:rFonts w:ascii="Arial Nova Cond Light" w:hAnsi="Arial Nova Cond Light" w:cs="Times New Roman"/>
-          <w:b/>
-          <w:bCs/>
-          <w:color w:val="000000" w:themeColor="text1"/>
-          <w:sz w:val="20"/>
-          <w:szCs w:val="20"/>
-        </w:rPr>
-      </w:pPr>
-    </w:p>
-    <w:p>
-      <w:pPr>
-        <w:spacing w:line="276" w:lineRule="auto"/>
-        <w:ind w:right="-455"/>
-        <w:rPr>
-          <w:rFonts w:ascii="Arial Nova Cond Light" w:hAnsi="Arial Nova Cond Light" w:cs="Times New Roman"/>
-          <w:b/>
-          <w:bCs/>
-          <w:color w:val="000000" w:themeColor="text1"/>
-          <w:sz w:val="20"/>
-          <w:szCs w:val="20"/>
-        </w:rPr>
-      </w:pPr>
-    </w:p>
-    <w:p>
-      <w:pPr>
-        <w:spacing w:line="276" w:lineRule="auto"/>
-        <w:ind w:right="-455"/>
-        <w:rPr>
-          <w:rFonts w:ascii="Arial Nova Cond Light" w:hAnsi="Arial Nova Cond Light" w:cs="Times New Roman"/>
-          <w:b/>
-          <w:bCs/>
-          <w:color w:val="000000" w:themeColor="text1"/>
-          <w:sz w:val="20"/>
-          <w:szCs w:val="20"/>
-        </w:rPr>
-      </w:pPr>
-    </w:p>
-    <w:p>
-      <w:pPr>
-        <w:spacing w:line="276" w:lineRule="auto"/>
-        <w:ind w:right="-455"/>
-        <w:rPr>
-          <w:rFonts w:ascii="Arial Nova Cond Light" w:hAnsi="Arial Nova Cond Light" w:cs="Times New Roman"/>
-          <w:b/>
-          <w:bCs/>
-          <w:color w:val="000000" w:themeColor="text1"/>
-          <w:sz w:val="20"/>
-          <w:szCs w:val="20"/>
-        </w:rPr>
-      </w:pPr>
-    </w:p>
-    <w:p>
-      <w:pPr>
-        <w:spacing w:line="276" w:lineRule="auto"/>
-        <w:ind w:right="-455"/>
-        <w:rPr>
-          <w:rFonts w:ascii="Arial Nova Cond Light" w:hAnsi="Arial Nova Cond Light" w:cs="Times New Roman"/>
-          <w:b/>
-          <w:bCs/>
-          <w:color w:val="000000" w:themeColor="text1"/>
-          <w:sz w:val="20"/>
-          <w:szCs w:val="20"/>
-        </w:rPr>
-      </w:pPr>
-    </w:p>
     <w:p>
       <w:pPr>
         <w:spacing w:line="276" w:lineRule="auto"/>
@@ -12606,6 +12279,7 @@
           <w:sz w:val="20"/>
           <w:szCs w:val="20"/>
         </w:rPr>
+        <w:lastRenderedPageBreak/>
         <w:t xml:space="preserve">ORGANIZACIÓN DE LOS PROPÓSITOS DE APRENDIZAJE: </w:t>
       </w:r>
     </w:p>
@@ -24893,7 +24567,7 @@
 </file>
 
 <file path=word/endnotes.xml><?xml version="1.0" encoding="utf-8"?>
-<w:endnotes xmlns:wpc="http://schemas.microsoft.com/office/word/2010/wordprocessingCanvas" xmlns:cx="http://schemas.microsoft.com/office/drawing/2014/chartex" xmlns:cx1="http://schemas.microsoft.com/office/drawing/2015/9/8/chartex" xmlns:cx2="http://schemas.microsoft.com/office/drawing/2015/10/21/chartex" xmlns:cx3="http://schemas.microsoft.com/office/drawing/2016/5/9/chartex" xmlns:cx4="http://schemas.microsoft.com/office/drawing/2016/5/10/chartex" xmlns:cx5="http://schemas.microsoft.com/office/drawing/2016/5/11/chartex" xmlns:cx6="http://schemas.microsoft.com/office/drawing/2016/5/12/chartex" xmlns:cx7="http://schemas.microsoft.com/office/drawing/2016/5/13/chartex" xmlns:cx8="http://schemas.microsoft.com/office/drawing/2016/5/14/chartex" xmlns:mc="http://schemas.openxmlformats.org/markup-compatibility/2006" xmlns:aink="http://schemas.microsoft.com/office/drawing/2016/ink" xmlns:am3d="http://schemas.microsoft.com/office/drawing/2017/model3d" xmlns:o="urn:schemas-microsoft-com:office:office" xmlns:oel="http://schemas.microsoft.com/office/2019/extlst" xmlns:r="http://schemas.openxmlformats.org/officeDocument/2006/relationships" xmlns:m="http://schemas.openxmlformats.org/officeDocument/2006/math" xmlns:v="urn:schemas-microsoft-com:vml" xmlns:wp14="http://schemas.microsoft.com/office/word/2010/wordprocessingDrawing" xmlns:wp="http://schemas.openxmlformats.org/drawingml/2006/wordprocessingDrawing" xmlns:w10="urn:schemas-microsoft-com:office:word" xmlns:w="http://schemas.openxmlformats.org/wordprocessingml/2006/main" xmlns:w14="http://schemas.microsoft.com/office/word/2010/wordml" xmlns:w15="http://schemas.microsoft.com/office/word/2012/wordml" xmlns:w16cex="http://schemas.microsoft.com/office/word/2018/wordml/cex" xmlns:w16cid="http://schemas.microsoft.com/office/word/2016/wordml/cid" xmlns:w16="http://schemas.microsoft.com/office/word/2018/wordml" xmlns:w16du="http://schemas.microsoft.com/office/word/2023/wordml/word16du" xmlns:w16sdtdh="http://schemas.microsoft.com/office/word/2020/wordml/sdtdatahash" xmlns:w16se="http://schemas.microsoft.com/office/word/2015/wordml/symex" xmlns:wpg="http://schemas.microsoft.com/office/word/2010/wordprocessingGroup" xmlns:wpi="http://schemas.microsoft.com/office/word/2010/wordprocessingInk" xmlns:wne="http://schemas.microsoft.com/office/word/2006/wordml" xmlns:wps="http://schemas.microsoft.com/office/word/2010/wordprocessingShape" mc:Ignorable="w14 w15 w16se w16cid w16 w16cex w16sdtdh w16du wp14">
+<w:endnotes xmlns:wpc="http://schemas.microsoft.com/office/word/2010/wordprocessingCanvas" xmlns:cx="http://schemas.microsoft.com/office/drawing/2014/chartex" xmlns:cx1="http://schemas.microsoft.com/office/drawing/2015/9/8/chartex" xmlns:cx2="http://schemas.microsoft.com/office/drawing/2015/10/21/chartex" xmlns:cx3="http://schemas.microsoft.com/office/drawing/2016/5/9/chartex" xmlns:cx4="http://schemas.microsoft.com/office/drawing/2016/5/10/chartex" xmlns:cx5="http://schemas.microsoft.com/office/drawing/2016/5/11/chartex" xmlns:cx6="http://schemas.microsoft.com/office/drawing/2016/5/12/chartex" xmlns:cx7="http://schemas.microsoft.com/office/drawing/2016/5/13/chartex" xmlns:cx8="http://schemas.microsoft.com/office/drawing/2016/5/14/chartex" xmlns:mc="http://schemas.openxmlformats.org/markup-compatibility/2006" xmlns:aink="http://schemas.microsoft.com/office/drawing/2016/ink" xmlns:am3d="http://schemas.microsoft.com/office/drawing/2017/model3d" xmlns:o="urn:schemas-microsoft-com:office:office" xmlns:oel="http://schemas.microsoft.com/office/2019/extlst" xmlns:r="http://schemas.openxmlformats.org/officeDocument/2006/relationships" xmlns:m="http://schemas.openxmlformats.org/officeDocument/2006/math" xmlns:v="urn:schemas-microsoft-com:vml" xmlns:wp14="http://schemas.microsoft.com/office/word/2010/wordprocessingDrawing" xmlns:wp="http://schemas.openxmlformats.org/drawingml/2006/wordprocessingDrawing" xmlns:w10="urn:schemas-microsoft-com:office:word" xmlns:w="http://schemas.openxmlformats.org/wordprocessingml/2006/main" xmlns:w14="http://schemas.microsoft.com/office/word/2010/wordml" xmlns:w15="http://schemas.microsoft.com/office/word/2012/wordml" xmlns:w16cex="http://schemas.microsoft.com/office/word/2018/wordml/cex" xmlns:w16cid="http://schemas.microsoft.com/office/word/2016/wordml/cid" xmlns:w16="http://schemas.microsoft.com/office/word/2018/wordml" xmlns:w16du="http://schemas.microsoft.com/office/word/2023/wordml/word16du" xmlns:w16sdtdh="http://schemas.microsoft.com/office/word/2020/wordml/sdtdatahash" xmlns:w16sdtfl="http://schemas.microsoft.com/office/word/2024/wordml/sdtformatlock" xmlns:w16se="http://schemas.microsoft.com/office/word/2015/wordml/symex" xmlns:wpg="http://schemas.microsoft.com/office/word/2010/wordprocessingGroup" xmlns:wpi="http://schemas.microsoft.com/office/word/2010/wordprocessingInk" xmlns:wne="http://schemas.microsoft.com/office/word/2006/wordml" xmlns:wps="http://schemas.microsoft.com/office/word/2010/wordprocessingShape" mc:Ignorable="w14 w15 w16se w16cid w16 w16cex w16sdtdh w16sdtfl w16du wp14">
   <w:endnote w:type="separator" w:id="-1">
     <w:p>
       <w:pPr>
@@ -24918,7 +24592,7 @@
 </file>
 
 <file path=word/footer1.xml><?xml version="1.0" encoding="utf-8"?>
-<w:ftr xmlns:wpc="http://schemas.microsoft.com/office/word/2010/wordprocessingCanvas" xmlns:cx="http://schemas.microsoft.com/office/drawing/2014/chartex" xmlns:cx1="http://schemas.microsoft.com/office/drawing/2015/9/8/chartex" xmlns:cx2="http://schemas.microsoft.com/office/drawing/2015/10/21/chartex" xmlns:cx3="http://schemas.microsoft.com/office/drawing/2016/5/9/chartex" xmlns:cx4="http://schemas.microsoft.com/office/drawing/2016/5/10/chartex" xmlns:cx5="http://schemas.microsoft.com/office/drawing/2016/5/11/chartex" xmlns:cx6="http://schemas.microsoft.com/office/drawing/2016/5/12/chartex" xmlns:cx7="http://schemas.microsoft.com/office/drawing/2016/5/13/chartex" xmlns:cx8="http://schemas.microsoft.com/office/drawing/2016/5/14/chartex" xmlns:mc="http://schemas.openxmlformats.org/markup-compatibility/2006" xmlns:aink="http://schemas.microsoft.com/office/drawing/2016/ink" xmlns:am3d="http://schemas.microsoft.com/office/drawing/2017/model3d" xmlns:o="urn:schemas-microsoft-com:office:office" xmlns:oel="http://schemas.microsoft.com/office/2019/extlst" xmlns:r="http://schemas.openxmlformats.org/officeDocument/2006/relationships" xmlns:m="http://schemas.openxmlformats.org/officeDocument/2006/math" xmlns:v="urn:schemas-microsoft-com:vml" xmlns:wp14="http://schemas.microsoft.com/office/word/2010/wordprocessingDrawing" xmlns:wp="http://schemas.openxmlformats.org/drawingml/2006/wordprocessingDrawing" xmlns:w10="urn:schemas-microsoft-com:office:word" xmlns:w="http://schemas.openxmlformats.org/wordprocessingml/2006/main" xmlns:w14="http://schemas.microsoft.com/office/word/2010/wordml" xmlns:w15="http://schemas.microsoft.com/office/word/2012/wordml" xmlns:w16cex="http://schemas.microsoft.com/office/word/2018/wordml/cex" xmlns:w16cid="http://schemas.microsoft.com/office/word/2016/wordml/cid" xmlns:w16="http://schemas.microsoft.com/office/word/2018/wordml" xmlns:w16du="http://schemas.microsoft.com/office/word/2023/wordml/word16du" xmlns:w16sdtdh="http://schemas.microsoft.com/office/word/2020/wordml/sdtdatahash" xmlns:w16se="http://schemas.microsoft.com/office/word/2015/wordml/symex" xmlns:wpg="http://schemas.microsoft.com/office/word/2010/wordprocessingGroup" xmlns:wpi="http://schemas.microsoft.com/office/word/2010/wordprocessingInk" xmlns:wne="http://schemas.microsoft.com/office/word/2006/wordml" xmlns:wps="http://schemas.microsoft.com/office/word/2010/wordprocessingShape" mc:Ignorable="w14 w15 w16se w16cid w16 w16cex w16sdtdh w16du wp14">
+<w:ftr xmlns:wpc="http://schemas.microsoft.com/office/word/2010/wordprocessingCanvas" xmlns:cx="http://schemas.microsoft.com/office/drawing/2014/chartex" xmlns:cx1="http://schemas.microsoft.com/office/drawing/2015/9/8/chartex" xmlns:cx2="http://schemas.microsoft.com/office/drawing/2015/10/21/chartex" xmlns:cx3="http://schemas.microsoft.com/office/drawing/2016/5/9/chartex" xmlns:cx4="http://schemas.microsoft.com/office/drawing/2016/5/10/chartex" xmlns:cx5="http://schemas.microsoft.com/office/drawing/2016/5/11/chartex" xmlns:cx6="http://schemas.microsoft.com/office/drawing/2016/5/12/chartex" xmlns:cx7="http://schemas.microsoft.com/office/drawing/2016/5/13/chartex" xmlns:cx8="http://schemas.microsoft.com/office/drawing/2016/5/14/chartex" xmlns:mc="http://schemas.openxmlformats.org/markup-compatibility/2006" xmlns:aink="http://schemas.microsoft.com/office/drawing/2016/ink" xmlns:am3d="http://schemas.microsoft.com/office/drawing/2017/model3d" xmlns:o="urn:schemas-microsoft-com:office:office" xmlns:oel="http://schemas.microsoft.com/office/2019/extlst" xmlns:r="http://schemas.openxmlformats.org/officeDocument/2006/relationships" xmlns:m="http://schemas.openxmlformats.org/officeDocument/2006/math" xmlns:v="urn:schemas-microsoft-com:vml" xmlns:wp14="http://schemas.microsoft.com/office/word/2010/wordprocessingDrawing" xmlns:wp="http://schemas.openxmlformats.org/drawingml/2006/wordprocessingDrawing" xmlns:w10="urn:schemas-microsoft-com:office:word" xmlns:w="http://schemas.openxmlformats.org/wordprocessingml/2006/main" xmlns:w14="http://schemas.microsoft.com/office/word/2010/wordml" xmlns:w15="http://schemas.microsoft.com/office/word/2012/wordml" xmlns:w16cex="http://schemas.microsoft.com/office/word/2018/wordml/cex" xmlns:w16cid="http://schemas.microsoft.com/office/word/2016/wordml/cid" xmlns:w16="http://schemas.microsoft.com/office/word/2018/wordml" xmlns:w16du="http://schemas.microsoft.com/office/word/2023/wordml/word16du" xmlns:w16sdtdh="http://schemas.microsoft.com/office/word/2020/wordml/sdtdatahash" xmlns:w16sdtfl="http://schemas.microsoft.com/office/word/2024/wordml/sdtformatlock" xmlns:w16se="http://schemas.microsoft.com/office/word/2015/wordml/symex" xmlns:wpg="http://schemas.microsoft.com/office/word/2010/wordprocessingGroup" xmlns:wpi="http://schemas.microsoft.com/office/word/2010/wordprocessingInk" xmlns:wne="http://schemas.microsoft.com/office/word/2006/wordml" xmlns:wps="http://schemas.microsoft.com/office/word/2010/wordprocessingShape" mc:Ignorable="w14 w15 w16se w16cid w16 w16cex w16sdtdh w16sdtfl w16du wp14">
   <w:p>
     <w:pPr>
       <w:pStyle w:val="Piedepgina"/>
@@ -25451,7 +25125,7 @@
 </file>
 
 <file path=word/footnotes.xml><?xml version="1.0" encoding="utf-8"?>
-<w:footnotes xmlns:wpc="http://schemas.microsoft.com/office/word/2010/wordprocessingCanvas" xmlns:cx="http://schemas.microsoft.com/office/drawing/2014/chartex" xmlns:cx1="http://schemas.microsoft.com/office/drawing/2015/9/8/chartex" xmlns:cx2="http://schemas.microsoft.com/office/drawing/2015/10/21/chartex" xmlns:cx3="http://schemas.microsoft.com/office/drawing/2016/5/9/chartex" xmlns:cx4="http://schemas.microsoft.com/office/drawing/2016/5/10/chartex" xmlns:cx5="http://schemas.microsoft.com/office/drawing/2016/5/11/chartex" xmlns:cx6="http://schemas.microsoft.com/office/drawing/2016/5/12/chartex" xmlns:cx7="http://schemas.microsoft.com/office/drawing/2016/5/13/chartex" xmlns:cx8="http://schemas.microsoft.com/office/drawing/2016/5/14/chartex" xmlns:mc="http://schemas.openxmlformats.org/markup-compatibility/2006" xmlns:aink="http://schemas.microsoft.com/office/drawing/2016/ink" xmlns:am3d="http://schemas.microsoft.com/office/drawing/2017/model3d" xmlns:o="urn:schemas-microsoft-com:office:office" xmlns:oel="http://schemas.microsoft.com/office/2019/extlst" xmlns:r="http://schemas.openxmlformats.org/officeDocument/2006/relationships" xmlns:m="http://schemas.openxmlformats.org/officeDocument/2006/math" xmlns:v="urn:schemas-microsoft-com:vml" xmlns:wp14="http://schemas.microsoft.com/office/word/2010/wordprocessingDrawing" xmlns:wp="http://schemas.openxmlformats.org/drawingml/2006/wordprocessingDrawing" xmlns:w10="urn:schemas-microsoft-com:office:word" xmlns:w="http://schemas.openxmlformats.org/wordprocessingml/2006/main" xmlns:w14="http://schemas.microsoft.com/office/word/2010/wordml" xmlns:w15="http://schemas.microsoft.com/office/word/2012/wordml" xmlns:w16cex="http://schemas.microsoft.com/office/word/2018/wordml/cex" xmlns:w16cid="http://schemas.microsoft.com/office/word/2016/wordml/cid" xmlns:w16="http://schemas.microsoft.com/office/word/2018/wordml" xmlns:w16du="http://schemas.microsoft.com/office/word/2023/wordml/word16du" xmlns:w16sdtdh="http://schemas.microsoft.com/office/word/2020/wordml/sdtdatahash" xmlns:w16se="http://schemas.microsoft.com/office/word/2015/wordml/symex" xmlns:wpg="http://schemas.microsoft.com/office/word/2010/wordprocessingGroup" xmlns:wpi="http://schemas.microsoft.com/office/word/2010/wordprocessingInk" xmlns:wne="http://schemas.microsoft.com/office/word/2006/wordml" xmlns:wps="http://schemas.microsoft.com/office/word/2010/wordprocessingShape" mc:Ignorable="w14 w15 w16se w16cid w16 w16cex w16sdtdh w16du wp14">
+<w:footnotes xmlns:wpc="http://schemas.microsoft.com/office/word/2010/wordprocessingCanvas" xmlns:cx="http://schemas.microsoft.com/office/drawing/2014/chartex" xmlns:cx1="http://schemas.microsoft.com/office/drawing/2015/9/8/chartex" xmlns:cx2="http://schemas.microsoft.com/office/drawing/2015/10/21/chartex" xmlns:cx3="http://schemas.microsoft.com/office/drawing/2016/5/9/chartex" xmlns:cx4="http://schemas.microsoft.com/office/drawing/2016/5/10/chartex" xmlns:cx5="http://schemas.microsoft.com/office/drawing/2016/5/11/chartex" xmlns:cx6="http://schemas.microsoft.com/office/drawing/2016/5/12/chartex" xmlns:cx7="http://schemas.microsoft.com/office/drawing/2016/5/13/chartex" xmlns:cx8="http://schemas.microsoft.com/office/drawing/2016/5/14/chartex" xmlns:mc="http://schemas.openxmlformats.org/markup-compatibility/2006" xmlns:aink="http://schemas.microsoft.com/office/drawing/2016/ink" xmlns:am3d="http://schemas.microsoft.com/office/drawing/2017/model3d" xmlns:o="urn:schemas-microsoft-com:office:office" xmlns:oel="http://schemas.microsoft.com/office/2019/extlst" xmlns:r="http://schemas.openxmlformats.org/officeDocument/2006/relationships" xmlns:m="http://schemas.openxmlformats.org/officeDocument/2006/math" xmlns:v="urn:schemas-microsoft-com:vml" xmlns:wp14="http://schemas.microsoft.com/office/word/2010/wordprocessingDrawing" xmlns:wp="http://schemas.openxmlformats.org/drawingml/2006/wordprocessingDrawing" xmlns:w10="urn:schemas-microsoft-com:office:word" xmlns:w="http://schemas.openxmlformats.org/wordprocessingml/2006/main" xmlns:w14="http://schemas.microsoft.com/office/word/2010/wordml" xmlns:w15="http://schemas.microsoft.com/office/word/2012/wordml" xmlns:w16cex="http://schemas.microsoft.com/office/word/2018/wordml/cex" xmlns:w16cid="http://schemas.microsoft.com/office/word/2016/wordml/cid" xmlns:w16="http://schemas.microsoft.com/office/word/2018/wordml" xmlns:w16du="http://schemas.microsoft.com/office/word/2023/wordml/word16du" xmlns:w16sdtdh="http://schemas.microsoft.com/office/word/2020/wordml/sdtdatahash" xmlns:w16sdtfl="http://schemas.microsoft.com/office/word/2024/wordml/sdtformatlock" xmlns:w16se="http://schemas.microsoft.com/office/word/2015/wordml/symex" xmlns:wpg="http://schemas.microsoft.com/office/word/2010/wordprocessingGroup" xmlns:wpi="http://schemas.microsoft.com/office/word/2010/wordprocessingInk" xmlns:wne="http://schemas.microsoft.com/office/word/2006/wordml" xmlns:wps="http://schemas.microsoft.com/office/word/2010/wordprocessingShape" mc:Ignorable="w14 w15 w16se w16cid w16 w16cex w16sdtdh w16sdtfl w16du wp14">
   <w:footnote w:type="separator" w:id="-1">
     <w:p>
       <w:pPr>
@@ -25476,7 +25150,7 @@
 </file>
 
 <file path=word/header1.xml><?xml version="1.0" encoding="utf-8"?>
-<w:hdr xmlns:wpc="http://schemas.microsoft.com/office/word/2010/wordprocessingCanvas" xmlns:cx="http://schemas.microsoft.com/office/drawing/2014/chartex" xmlns:cx1="http://schemas.microsoft.com/office/drawing/2015/9/8/chartex" xmlns:cx2="http://schemas.microsoft.com/office/drawing/2015/10/21/chartex" xmlns:cx3="http://schemas.microsoft.com/office/drawing/2016/5/9/chartex" xmlns:cx4="http://schemas.microsoft.com/office/drawing/2016/5/10/chartex" xmlns:cx5="http://schemas.microsoft.com/office/drawing/2016/5/11/chartex" xmlns:cx6="http://schemas.microsoft.com/office/drawing/2016/5/12/chartex" xmlns:cx7="http://schemas.microsoft.com/office/drawing/2016/5/13/chartex" xmlns:cx8="http://schemas.microsoft.com/office/drawing/2016/5/14/chartex" xmlns:mc="http://schemas.openxmlformats.org/markup-compatibility/2006" xmlns:aink="http://schemas.microsoft.com/office/drawing/2016/ink" xmlns:am3d="http://schemas.microsoft.com/office/drawing/2017/model3d" xmlns:o="urn:schemas-microsoft-com:office:office" xmlns:oel="http://schemas.microsoft.com/office/2019/extlst" xmlns:r="http://schemas.openxmlformats.org/officeDocument/2006/relationships" xmlns:m="http://schemas.openxmlformats.org/officeDocument/2006/math" xmlns:v="urn:schemas-microsoft-com:vml" xmlns:wp14="http://schemas.microsoft.com/office/word/2010/wordprocessingDrawing" xmlns:wp="http://schemas.openxmlformats.org/drawingml/2006/wordprocessingDrawing" xmlns:w10="urn:schemas-microsoft-com:office:word" xmlns:w="http://schemas.openxmlformats.org/wordprocessingml/2006/main" xmlns:w14="http://schemas.microsoft.com/office/word/2010/wordml" xmlns:w15="http://schemas.microsoft.com/office/word/2012/wordml" xmlns:w16cex="http://schemas.microsoft.com/office/word/2018/wordml/cex" xmlns:w16cid="http://schemas.microsoft.com/office/word/2016/wordml/cid" xmlns:w16="http://schemas.microsoft.com/office/word/2018/wordml" xmlns:w16du="http://schemas.microsoft.com/office/word/2023/wordml/word16du" xmlns:w16sdtdh="http://schemas.microsoft.com/office/word/2020/wordml/sdtdatahash" xmlns:w16se="http://schemas.microsoft.com/office/word/2015/wordml/symex" xmlns:wpg="http://schemas.microsoft.com/office/word/2010/wordprocessingGroup" xmlns:wpi="http://schemas.microsoft.com/office/word/2010/wordprocessingInk" xmlns:wne="http://schemas.microsoft.com/office/word/2006/wordml" xmlns:wps="http://schemas.microsoft.com/office/word/2010/wordprocessingShape" mc:Ignorable="w14 w15 w16se w16cid w16 w16cex w16sdtdh w16du wp14">
+<w:hdr xmlns:wpc="http://schemas.microsoft.com/office/word/2010/wordprocessingCanvas" xmlns:cx="http://schemas.microsoft.com/office/drawing/2014/chartex" xmlns:cx1="http://schemas.microsoft.com/office/drawing/2015/9/8/chartex" xmlns:cx2="http://schemas.microsoft.com/office/drawing/2015/10/21/chartex" xmlns:cx3="http://schemas.microsoft.com/office/drawing/2016/5/9/chartex" xmlns:cx4="http://schemas.microsoft.com/office/drawing/2016/5/10/chartex" xmlns:cx5="http://schemas.microsoft.com/office/drawing/2016/5/11/chartex" xmlns:cx6="http://schemas.microsoft.com/office/drawing/2016/5/12/chartex" xmlns:cx7="http://schemas.microsoft.com/office/drawing/2016/5/13/chartex" xmlns:cx8="http://schemas.microsoft.com/office/drawing/2016/5/14/chartex" xmlns:mc="http://schemas.openxmlformats.org/markup-compatibility/2006" xmlns:aink="http://schemas.microsoft.com/office/drawing/2016/ink" xmlns:am3d="http://schemas.microsoft.com/office/drawing/2017/model3d" xmlns:o="urn:schemas-microsoft-com:office:office" xmlns:oel="http://schemas.microsoft.com/office/2019/extlst" xmlns:r="http://schemas.openxmlformats.org/officeDocument/2006/relationships" xmlns:m="http://schemas.openxmlformats.org/officeDocument/2006/math" xmlns:v="urn:schemas-microsoft-com:vml" xmlns:wp14="http://schemas.microsoft.com/office/word/2010/wordprocessingDrawing" xmlns:wp="http://schemas.openxmlformats.org/drawingml/2006/wordprocessingDrawing" xmlns:w10="urn:schemas-microsoft-com:office:word" xmlns:w="http://schemas.openxmlformats.org/wordprocessingml/2006/main" xmlns:w14="http://schemas.microsoft.com/office/word/2010/wordml" xmlns:w15="http://schemas.microsoft.com/office/word/2012/wordml" xmlns:w16cex="http://schemas.microsoft.com/office/word/2018/wordml/cex" xmlns:w16cid="http://schemas.microsoft.com/office/word/2016/wordml/cid" xmlns:w16="http://schemas.microsoft.com/office/word/2018/wordml" xmlns:w16du="http://schemas.microsoft.com/office/word/2023/wordml/word16du" xmlns:w16sdtdh="http://schemas.microsoft.com/office/word/2020/wordml/sdtdatahash" xmlns:w16sdtfl="http://schemas.microsoft.com/office/word/2024/wordml/sdtformatlock" xmlns:w16se="http://schemas.microsoft.com/office/word/2015/wordml/symex" xmlns:wpg="http://schemas.microsoft.com/office/word/2010/wordprocessingGroup" xmlns:wpi="http://schemas.microsoft.com/office/word/2010/wordprocessingInk" xmlns:wne="http://schemas.microsoft.com/office/word/2006/wordml" xmlns:wps="http://schemas.microsoft.com/office/word/2010/wordprocessingShape" mc:Ignorable="w14 w15 w16se w16cid w16 w16cex w16sdtdh w16sdtfl w16du wp14">
   <w:tbl>
     <w:tblPr>
       <w:tblStyle w:val="Tablaconcuadrcula"/>
@@ -25766,7 +25440,7 @@
 </file>
 
 <file path=word/numbering.xml><?xml version="1.0" encoding="utf-8"?>
-<w:numbering xmlns:wpc="http://schemas.microsoft.com/office/word/2010/wordprocessingCanvas" xmlns:cx="http://schemas.microsoft.com/office/drawing/2014/chartex" xmlns:cx1="http://schemas.microsoft.com/office/drawing/2015/9/8/chartex" xmlns:cx2="http://schemas.microsoft.com/office/drawing/2015/10/21/chartex" xmlns:cx3="http://schemas.microsoft.com/office/drawing/2016/5/9/chartex" xmlns:cx4="http://schemas.microsoft.com/office/drawing/2016/5/10/chartex" xmlns:cx5="http://schemas.microsoft.com/office/drawing/2016/5/11/chartex" xmlns:cx6="http://schemas.microsoft.com/office/drawing/2016/5/12/chartex" xmlns:cx7="http://schemas.microsoft.com/office/drawing/2016/5/13/chartex" xmlns:cx8="http://schemas.microsoft.com/office/drawing/2016/5/14/chartex" xmlns:mc="http://schemas.openxmlformats.org/markup-compatibility/2006" xmlns:aink="http://schemas.microsoft.com/office/drawing/2016/ink" xmlns:am3d="http://schemas.microsoft.com/office/drawing/2017/model3d" xmlns:o="urn:schemas-microsoft-com:office:office" xmlns:oel="http://schemas.microsoft.com/office/2019/extlst" xmlns:r="http://schemas.openxmlformats.org/officeDocument/2006/relationships" xmlns:m="http://schemas.openxmlformats.org/officeDocument/2006/math" xmlns:v="urn:schemas-microsoft-com:vml" xmlns:wp14="http://schemas.microsoft.com/office/word/2010/wordprocessingDrawing" xmlns:wp="http://schemas.openxmlformats.org/drawingml/2006/wordprocessingDrawing" xmlns:w10="urn:schemas-microsoft-com:office:word" xmlns:w="http://schemas.openxmlformats.org/wordprocessingml/2006/main" xmlns:w14="http://schemas.microsoft.com/office/word/2010/wordml" xmlns:w15="http://schemas.microsoft.com/office/word/2012/wordml" xmlns:w16cex="http://schemas.microsoft.com/office/word/2018/wordml/cex" xmlns:w16cid="http://schemas.microsoft.com/office/word/2016/wordml/cid" xmlns:w16="http://schemas.microsoft.com/office/word/2018/wordml" xmlns:w16du="http://schemas.microsoft.com/office/word/2023/wordml/word16du" xmlns:w16sdtdh="http://schemas.microsoft.com/office/word/2020/wordml/sdtdatahash" xmlns:w16se="http://schemas.microsoft.com/office/word/2015/wordml/symex" xmlns:wpg="http://schemas.microsoft.com/office/word/2010/wordprocessingGroup" xmlns:wpi="http://schemas.microsoft.com/office/word/2010/wordprocessingInk" xmlns:wne="http://schemas.microsoft.com/office/word/2006/wordml" xmlns:wps="http://schemas.microsoft.com/office/word/2010/wordprocessingShape" mc:Ignorable="w14 w15 w16se w16cid w16 w16cex w16sdtdh w16du wp14">
+<w:numbering xmlns:wpc="http://schemas.microsoft.com/office/word/2010/wordprocessingCanvas" xmlns:cx="http://schemas.microsoft.com/office/drawing/2014/chartex" xmlns:cx1="http://schemas.microsoft.com/office/drawing/2015/9/8/chartex" xmlns:cx2="http://schemas.microsoft.com/office/drawing/2015/10/21/chartex" xmlns:cx3="http://schemas.microsoft.com/office/drawing/2016/5/9/chartex" xmlns:cx4="http://schemas.microsoft.com/office/drawing/2016/5/10/chartex" xmlns:cx5="http://schemas.microsoft.com/office/drawing/2016/5/11/chartex" xmlns:cx6="http://schemas.microsoft.com/office/drawing/2016/5/12/chartex" xmlns:cx7="http://schemas.microsoft.com/office/drawing/2016/5/13/chartex" xmlns:cx8="http://schemas.microsoft.com/office/drawing/2016/5/14/chartex" xmlns:mc="http://schemas.openxmlformats.org/markup-compatibility/2006" xmlns:aink="http://schemas.microsoft.com/office/drawing/2016/ink" xmlns:am3d="http://schemas.microsoft.com/office/drawing/2017/model3d" xmlns:o="urn:schemas-microsoft-com:office:office" xmlns:oel="http://schemas.microsoft.com/office/2019/extlst" xmlns:r="http://schemas.openxmlformats.org/officeDocument/2006/relationships" xmlns:m="http://schemas.openxmlformats.org/officeDocument/2006/math" xmlns:v="urn:schemas-microsoft-com:vml" xmlns:wp14="http://schemas.microsoft.com/office/word/2010/wordprocessingDrawing" xmlns:wp="http://schemas.openxmlformats.org/drawingml/2006/wordprocessingDrawing" xmlns:w10="urn:schemas-microsoft-com:office:word" xmlns:w="http://schemas.openxmlformats.org/wordprocessingml/2006/main" xmlns:w14="http://schemas.microsoft.com/office/word/2010/wordml" xmlns:w15="http://schemas.microsoft.com/office/word/2012/wordml" xmlns:w16cex="http://schemas.microsoft.com/office/word/2018/wordml/cex" xmlns:w16cid="http://schemas.microsoft.com/office/word/2016/wordml/cid" xmlns:w16="http://schemas.microsoft.com/office/word/2018/wordml" xmlns:w16du="http://schemas.microsoft.com/office/word/2023/wordml/word16du" xmlns:w16sdtdh="http://schemas.microsoft.com/office/word/2020/wordml/sdtdatahash" xmlns:w16sdtfl="http://schemas.microsoft.com/office/word/2024/wordml/sdtformatlock" xmlns:w16se="http://schemas.microsoft.com/office/word/2015/wordml/symex" xmlns:wpg="http://schemas.microsoft.com/office/word/2010/wordprocessingGroup" xmlns:wpi="http://schemas.microsoft.com/office/word/2010/wordprocessingInk" xmlns:wne="http://schemas.microsoft.com/office/word/2006/wordml" xmlns:wps="http://schemas.microsoft.com/office/word/2010/wordprocessingShape" mc:Ignorable="w14 w15 w16se w16cid w16 w16cex w16sdtdh w16sdtfl w16du wp14">
   <w:abstractNum w:abstractNumId="0" w15:restartNumberingAfterBreak="0">
     <w:nsid w:val="08177DD1"/>
     <w:multiLevelType w:val="multilevel"/>
@@ -29772,7 +29446,7 @@
 </file>
 
 <file path=word/styles.xml><?xml version="1.0" encoding="utf-8"?>
-<w:styles xmlns:mc="http://schemas.openxmlformats.org/markup-compatibility/2006" xmlns:r="http://schemas.openxmlformats.org/officeDocument/2006/relationships" xmlns:w="http://schemas.openxmlformats.org/wordprocessingml/2006/main" xmlns:w14="http://schemas.microsoft.com/office/word/2010/wordml" xmlns:w15="http://schemas.microsoft.com/office/word/2012/wordml" xmlns:w16cex="http://schemas.microsoft.com/office/word/2018/wordml/cex" xmlns:w16cid="http://schemas.microsoft.com/office/word/2016/wordml/cid" xmlns:w16="http://schemas.microsoft.com/office/word/2018/wordml" xmlns:w16du="http://schemas.microsoft.com/office/word/2023/wordml/word16du" xmlns:w16sdtdh="http://schemas.microsoft.com/office/word/2020/wordml/sdtdatahash" xmlns:w16se="http://schemas.microsoft.com/office/word/2015/wordml/symex" mc:Ignorable="w14 w15 w16se w16cid w16 w16cex w16sdtdh w16du">
+<w:styles xmlns:mc="http://schemas.openxmlformats.org/markup-compatibility/2006" xmlns:r="http://schemas.openxmlformats.org/officeDocument/2006/relationships" xmlns:w="http://schemas.openxmlformats.org/wordprocessingml/2006/main" xmlns:w14="http://schemas.microsoft.com/office/word/2010/wordml" xmlns:w15="http://schemas.microsoft.com/office/word/2012/wordml" xmlns:w16cex="http://schemas.microsoft.com/office/word/2018/wordml/cex" xmlns:w16cid="http://schemas.microsoft.com/office/word/2016/wordml/cid" xmlns:w16="http://schemas.microsoft.com/office/word/2018/wordml" xmlns:w16du="http://schemas.microsoft.com/office/word/2023/wordml/word16du" xmlns:w16sdtdh="http://schemas.microsoft.com/office/word/2020/wordml/sdtdatahash" xmlns:w16sdtfl="http://schemas.microsoft.com/office/word/2024/wordml/sdtformatlock" xmlns:w16se="http://schemas.microsoft.com/office/word/2015/wordml/symex" mc:Ignorable="w14 w15 w16se w16cid w16 w16cex w16sdtdh w16sdtfl w16du">
   <w:docDefaults>
     <w:rPrDefault>
       <w:rPr>
@@ -30819,7 +30493,7 @@
       <w14:ligatures w14:val="none"/>
     </w:rPr>
   </w:style>
-  <w:style w:type="character" w:styleId="Textoennegrita">
+  <w:style w:type="character" w:styleId="Fuerte">
     <w:name w:val="Strong"/>
     <w:basedOn w:val="Fuentedeprrafopredeter"/>
     <w:uiPriority w:val="22"/>
